--- a/00-首页/题组Word/第一轮习题集/结构化学/分子结构练习题组-学生版.docx
+++ b/00-首页/题组Word/第一轮习题集/结构化学/分子结构练习题组-学生版.docx
@@ -638,7 +638,7 @@
               <w:rPr>
                 <w:rFonts w:hint="eastAsia" w:ascii="Times New Roman" w:hAnsi="Times New Roman" w:eastAsia="Times New Roman" w:cs="Times New Roman"/>
               </w:rPr>
-              <w:t>1-17</w:t>
+              <w:t>1-12</w:t>
             </w:r>
           </w:p>
         </w:tc>
@@ -653,7 +653,7 @@
               <w:rPr>
                 <w:rFonts w:ascii="Times New Roman" w:hAnsi="Times New Roman" w:eastAsia="Times New Roman" w:cs="Times New Roman"/>
               </w:rPr>
-              <w:t xml:space="preserve">17</w:t>
+              <w:t xml:space="preserve">12</w:t>
             </w:r>
           </w:p>
         </w:tc>
@@ -17120,7 +17120,7 @@
     <w:bookmarkEnd w:id="91"/>
     <w:bookmarkEnd w:id="92"/>
     <w:bookmarkEnd w:id="93"/>
-    <w:bookmarkStart w:id="113" w:name="扩展练习17题"/>
+    <w:bookmarkStart w:id="107" w:name="扩展练习12题"/>
     <w:p>
       <w:pPr>
         <w:pStyle w:val="Heading1"/>
@@ -17136,7 +17136,7 @@
         <w:rPr>
           <w:rFonts w:hint="eastAsia" w:ascii="Times New Roman" w:hAnsi="Times New Roman" w:eastAsia="Times New Roman" w:cs="Times New Roman"/>
         </w:rPr>
-        <w:t>（17</w:t>
+        <w:t>（12</w:t>
       </w:r>
       <w:r>
         <w:rPr>
@@ -20324,23 +20324,24 @@
     </w:p>
     <w:bookmarkEnd w:id="105"/>
     <w:bookmarkEnd w:id="106"/>
-    <w:bookmarkStart w:id="112" w:name="无机化学例题与习题精选5题"/>
-    <w:p>
-      <w:pPr>
-        <w:pStyle w:val="Heading2"/>
+    <w:bookmarkEnd w:id="107"/>
+    <w:bookmarkStart w:id="122" w:name="综合扩展9题"/>
+    <w:p>
+      <w:pPr>
+        <w:pStyle w:val="Heading1"/>
         <w:spacing w:before="280" w:after="120"/>
       </w:pPr>
       <w:r>
         <w:rPr>
           <w:rFonts w:hint="eastAsia" w:ascii="Times New Roman" w:hAnsi="Times New Roman" w:eastAsia="SimHei" w:cs="Times New Roman"/>
         </w:rPr>
-        <w:t>无机化学例题与习题精选</w:t>
-      </w:r>
-      <w:r>
-        <w:rPr>
-          <w:rFonts w:hint="eastAsia" w:ascii="Times New Roman" w:hAnsi="Times New Roman" w:eastAsia="Times New Roman" w:cs="Times New Roman"/>
-        </w:rPr>
-        <w:t>（5</w:t>
+        <w:t>综合扩展</w:t>
+      </w:r>
+      <w:r>
+        <w:rPr>
+          <w:rFonts w:hint="eastAsia" w:ascii="Times New Roman" w:hAnsi="Times New Roman" w:eastAsia="Times New Roman" w:cs="Times New Roman"/>
+        </w:rPr>
+        <w:t>（9</w:t>
       </w:r>
       <w:r>
         <w:rPr>
@@ -20353,198 +20354,6 @@
           <w:rFonts w:hint="eastAsia" w:ascii="Times New Roman" w:hAnsi="Times New Roman" w:eastAsia="Times New Roman" w:cs="Times New Roman"/>
         </w:rPr>
         <w:t>）</w:t>
-      </w:r>
-    </w:p>
-    <w:bookmarkStart w:id="107" w:name="教-13题"/>
-    <w:p>
-      <w:pPr>
-        <w:pStyle w:val="Heading3"/>
-        <w:spacing w:before="280" w:after="120"/>
-      </w:pPr>
-      <w:r>
-        <w:rPr>
-          <w:rFonts w:hint="eastAsia" w:ascii="Times New Roman" w:hAnsi="Times New Roman" w:eastAsia="SimHei" w:cs="Times New Roman"/>
-        </w:rPr>
-        <w:t>教</w:t>
-      </w:r>
-      <w:r>
-        <w:rPr>
-          <w:rFonts w:hint="eastAsia" w:ascii="Times New Roman" w:hAnsi="Times New Roman" w:eastAsia="Times New Roman" w:cs="Times New Roman"/>
-        </w:rPr>
-        <w:t>-13</w:t>
-      </w:r>
-      <w:r>
-        <w:rPr>
-          <w:rFonts w:hint="eastAsia" w:ascii="Times New Roman" w:hAnsi="Times New Roman" w:eastAsia="SimHei" w:cs="Times New Roman"/>
-        </w:rPr>
-        <w:t>题</w:t>
-      </w:r>
-      <w:r>
-        <w:rPr>
-          <w:rFonts w:ascii="Times New Roman" w:hAnsi="Times New Roman" w:eastAsia="Times New Roman" w:cs="Times New Roman"/>
-        </w:rPr>
-        <w:t xml:space="preserve"> ⭐⭐⭐</w:t>
-      </w:r>
-    </w:p>
-    <w:p>
-      <w:pPr>
-        <w:pStyle w:val="FirstParagraph"/>
-      </w:pPr>
-      <w:r>
-        <w:rPr>
-          <w:rFonts w:hint="eastAsia" w:ascii="Times New Roman" w:hAnsi="Times New Roman" w:eastAsia="Times New Roman" w:cs="Times New Roman"/>
-        </w:rPr>
-        <w:t>BeCl</w:t>
-      </w:r>
-      <w:r>
-        <w:rPr>
-          <w:rFonts w:hint="eastAsia" w:ascii="Times New Roman" w:hAnsi="Times New Roman" w:eastAsia="Times New Roman" w:cs="Times New Roman"/>
-          <w:vertAlign w:val="subscript"/>
-        </w:rPr>
-        <w:t>2</w:t>
-      </w:r>
-      <w:r>
-        <w:rPr>
-          <w:rFonts w:hint="eastAsia" w:ascii="Times New Roman" w:hAnsi="Times New Roman" w:eastAsia="FangSong" w:cs="Times New Roman"/>
-        </w:rPr>
-        <w:t>在不同条件下以不同形态存在</w:t>
-      </w:r>
-      <w:r>
-        <w:rPr>
-          <w:rFonts w:hint="eastAsia" w:ascii="Times New Roman" w:hAnsi="Times New Roman" w:eastAsia="Times New Roman" w:cs="Times New Roman"/>
-        </w:rPr>
-        <w:t>。</w:t>
-      </w:r>
-      <w:r>
-        <w:rPr>
-          <w:rFonts w:hint="eastAsia" w:ascii="Times New Roman" w:hAnsi="Times New Roman" w:eastAsia="FangSong" w:cs="Times New Roman"/>
-        </w:rPr>
-        <w:t>分别写出</w:t>
-      </w:r>
-      <w:r>
-        <w:rPr>
-          <w:rFonts w:hint="eastAsia" w:ascii="Times New Roman" w:hAnsi="Times New Roman" w:eastAsia="Times New Roman" w:cs="Times New Roman"/>
-        </w:rPr>
-        <w:t>BeCl</w:t>
-      </w:r>
-      <w:r>
-        <w:rPr>
-          <w:rFonts w:hint="eastAsia" w:ascii="Times New Roman" w:hAnsi="Times New Roman" w:eastAsia="Times New Roman" w:cs="Times New Roman"/>
-          <w:vertAlign w:val="subscript"/>
-        </w:rPr>
-        <w:t>2</w:t>
-      </w:r>
-      <w:r>
-        <w:rPr>
-          <w:rFonts w:hint="eastAsia" w:ascii="Times New Roman" w:hAnsi="Times New Roman" w:eastAsia="FangSong" w:cs="Times New Roman"/>
-        </w:rPr>
-        <w:t>气态单体</w:t>
-      </w:r>
-      <w:r>
-        <w:rPr>
-          <w:rFonts w:hint="eastAsia" w:ascii="Times New Roman" w:hAnsi="Times New Roman" w:eastAsia="Times New Roman" w:cs="Times New Roman"/>
-        </w:rPr>
-        <w:t>、</w:t>
-      </w:r>
-      <w:r>
-        <w:rPr>
-          <w:rFonts w:hint="eastAsia" w:ascii="Times New Roman" w:hAnsi="Times New Roman" w:eastAsia="FangSong" w:cs="Times New Roman"/>
-        </w:rPr>
-        <w:t>二聚体</w:t>
-      </w:r>
-      <w:r>
-        <w:rPr>
-          <w:rFonts w:hint="eastAsia" w:ascii="Times New Roman" w:hAnsi="Times New Roman" w:eastAsia="Times New Roman" w:cs="Times New Roman"/>
-        </w:rPr>
-        <w:t>Be</w:t>
-      </w:r>
-      <w:r>
-        <w:rPr>
-          <w:rFonts w:hint="eastAsia" w:ascii="Times New Roman" w:hAnsi="Times New Roman" w:eastAsia="Times New Roman" w:cs="Times New Roman"/>
-          <w:vertAlign w:val="subscript"/>
-        </w:rPr>
-        <w:t>2</w:t>
-      </w:r>
-      <w:r>
-        <w:rPr>
-          <w:rFonts w:hint="eastAsia" w:ascii="Times New Roman" w:hAnsi="Times New Roman" w:eastAsia="Times New Roman" w:cs="Times New Roman"/>
-        </w:rPr>
-        <w:t>Cl</w:t>
-      </w:r>
-      <w:r>
-        <w:rPr>
-          <w:rFonts w:hint="eastAsia" w:ascii="Times New Roman" w:hAnsi="Times New Roman" w:eastAsia="Times New Roman" w:cs="Times New Roman"/>
-          <w:vertAlign w:val="subscript"/>
-        </w:rPr>
-        <w:t>4</w:t>
-      </w:r>
-      <w:r>
-        <w:rPr>
-          <w:rFonts w:hint="eastAsia" w:ascii="Times New Roman" w:hAnsi="Times New Roman" w:eastAsia="FangSong" w:cs="Times New Roman"/>
-        </w:rPr>
-        <w:t>和多聚体</w:t>
-      </w:r>
-      <w:r>
-        <w:rPr>
-          <w:rFonts w:hint="eastAsia" w:ascii="Times New Roman" w:hAnsi="Times New Roman" w:eastAsia="Times New Roman" w:cs="Times New Roman"/>
-        </w:rPr>
-        <w:t>[BeCl</w:t>
-      </w:r>
-      <w:r>
-        <w:rPr>
-          <w:rFonts w:hint="eastAsia" w:ascii="Times New Roman" w:hAnsi="Times New Roman" w:eastAsia="Times New Roman" w:cs="Times New Roman"/>
-          <w:vertAlign w:val="subscript"/>
-        </w:rPr>
-        <w:t>2</w:t>
-      </w:r>
-      <w:r>
-        <w:rPr>
-          <w:rFonts w:hint="eastAsia" w:ascii="Times New Roman" w:hAnsi="Times New Roman" w:eastAsia="Times New Roman" w:cs="Times New Roman"/>
-        </w:rPr>
-        <w:t>]</w:t>
-      </w:r>
-      <w:r>
-        <w:rPr>
-          <w:rFonts w:hint="eastAsia" w:ascii="Times New Roman" w:hAnsi="Times New Roman" w:eastAsia="Times New Roman" w:cs="Times New Roman"/>
-          <w:vertAlign w:val="subscript"/>
-        </w:rPr>
-        <w:t>n</w:t>
-      </w:r>
-      <w:r>
-        <w:rPr>
-          <w:rFonts w:hint="eastAsia" w:ascii="Times New Roman" w:hAnsi="Times New Roman" w:eastAsia="FangSong" w:cs="Times New Roman"/>
-        </w:rPr>
-        <w:t>中</w:t>
-      </w:r>
-      <w:r>
-        <w:rPr>
-          <w:rFonts w:hint="eastAsia" w:ascii="Times New Roman" w:hAnsi="Times New Roman" w:eastAsia="Times New Roman" w:cs="Times New Roman"/>
-        </w:rPr>
-        <w:t>Be</w:t>
-      </w:r>
-      <w:r>
-        <w:rPr>
-          <w:rFonts w:hint="eastAsia" w:ascii="Times New Roman" w:hAnsi="Times New Roman" w:eastAsia="FangSong" w:cs="Times New Roman"/>
-        </w:rPr>
-        <w:t>的杂化方式和分子构型</w:t>
-      </w:r>
-      <w:r>
-        <w:rPr>
-          <w:rFonts w:hint="eastAsia" w:ascii="Times New Roman" w:hAnsi="Times New Roman" w:eastAsia="Times New Roman" w:cs="Times New Roman"/>
-        </w:rPr>
-        <w:t>，</w:t>
-      </w:r>
-      <w:r>
-        <w:rPr>
-          <w:rFonts w:hint="eastAsia" w:ascii="Times New Roman" w:hAnsi="Times New Roman" w:eastAsia="FangSong" w:cs="Times New Roman"/>
-        </w:rPr>
-        <w:t>并画出二聚体的结构示意图</w:t>
-      </w:r>
-      <w:r>
-        <w:rPr>
-          <w:rFonts w:hint="eastAsia" w:ascii="Times New Roman" w:hAnsi="Times New Roman" w:eastAsia="Times New Roman" w:cs="Times New Roman"/>
-        </w:rPr>
-        <w:t>。</w:t>
       </w:r>
     </w:p>
     <w:p>
@@ -20557,8 +20366,38 @@
         </w:pict>
       </w:r>
     </w:p>
-    <w:bookmarkEnd w:id="107"/>
-    <w:bookmarkStart w:id="108" w:name="教-14题"/>
+    <w:bookmarkStart w:id="113" w:name="综合扩展a5题"/>
+    <w:p>
+      <w:pPr>
+        <w:pStyle w:val="Heading2"/>
+        <w:spacing w:before="280" w:after="120"/>
+      </w:pPr>
+      <w:r>
+        <w:rPr>
+          <w:rFonts w:hint="eastAsia" w:ascii="Times New Roman" w:hAnsi="Times New Roman" w:eastAsia="SimHei" w:cs="Times New Roman"/>
+        </w:rPr>
+        <w:t>综合扩展</w:t>
+      </w:r>
+      <w:r>
+        <w:rPr>
+          <w:rFonts w:hint="eastAsia" w:ascii="Times New Roman" w:hAnsi="Times New Roman" w:eastAsia="Times New Roman" w:cs="Times New Roman"/>
+        </w:rPr>
+        <w:t>A（5</w:t>
+      </w:r>
+      <w:r>
+        <w:rPr>
+          <w:rFonts w:hint="eastAsia" w:ascii="Times New Roman" w:hAnsi="Times New Roman" w:eastAsia="SimHei" w:cs="Times New Roman"/>
+        </w:rPr>
+        <w:t>题</w:t>
+      </w:r>
+      <w:r>
+        <w:rPr>
+          <w:rFonts w:hint="eastAsia" w:ascii="Times New Roman" w:hAnsi="Times New Roman" w:eastAsia="Times New Roman" w:cs="Times New Roman"/>
+        </w:rPr>
+        <w:t>）</w:t>
+      </w:r>
+    </w:p>
+    <w:bookmarkStart w:id="108" w:name="赵-1题"/>
     <w:p>
       <w:pPr>
         <w:pStyle w:val="Heading3"/>
@@ -20568,13 +20407,13 @@
         <w:rPr>
           <w:rFonts w:hint="eastAsia" w:ascii="Times New Roman" w:hAnsi="Times New Roman" w:eastAsia="SimHei" w:cs="Times New Roman"/>
         </w:rPr>
-        <w:t>教</w:t>
-      </w:r>
-      <w:r>
-        <w:rPr>
-          <w:rFonts w:hint="eastAsia" w:ascii="Times New Roman" w:hAnsi="Times New Roman" w:eastAsia="Times New Roman" w:cs="Times New Roman"/>
-        </w:rPr>
-        <w:t>-14</w:t>
+        <w:t>赵</w:t>
+      </w:r>
+      <w:r>
+        <w:rPr>
+          <w:rFonts w:hint="eastAsia" w:ascii="Times New Roman" w:hAnsi="Times New Roman" w:eastAsia="Times New Roman" w:cs="Times New Roman"/>
+        </w:rPr>
+        <w:t>-1</w:t>
       </w:r>
       <w:r>
         <w:rPr>
@@ -20592,37 +20431,25 @@
     <w:p>
       <w:pPr>
         <w:pStyle w:val="FirstParagraph"/>
-        <w:spacing w:after="80"/>
-      </w:pPr>
-      <w:r>
-        <w:rPr>
-          <w:rFonts w:hint="eastAsia" w:ascii="Times New Roman" w:hAnsi="Times New Roman" w:eastAsia="FangSong" w:cs="Times New Roman"/>
-        </w:rPr>
-        <w:t>用</w:t>
-      </w:r>
-      <w:r>
-        <w:rPr>
-          <w:rFonts w:hint="eastAsia" w:ascii="Times New Roman" w:hAnsi="Times New Roman" w:eastAsia="Times New Roman" w:cs="Times New Roman"/>
-        </w:rPr>
-        <w:t>VSEPR</w:t>
-      </w:r>
-      <w:r>
-        <w:rPr>
-          <w:rFonts w:hint="eastAsia" w:ascii="Times New Roman" w:hAnsi="Times New Roman" w:eastAsia="FangSong" w:cs="Times New Roman"/>
-        </w:rPr>
-        <w:t>理论判断以下</w:t>
-      </w:r>
-      <w:r>
-        <w:rPr>
-          <w:rFonts w:hint="eastAsia" w:ascii="Times New Roman" w:hAnsi="Times New Roman" w:eastAsia="Times New Roman" w:cs="Times New Roman"/>
-        </w:rPr>
-        <w:t>Xe</w:t>
-      </w:r>
-      <w:r>
-        <w:rPr>
-          <w:rFonts w:hint="eastAsia" w:ascii="Times New Roman" w:hAnsi="Times New Roman" w:eastAsia="FangSong" w:cs="Times New Roman"/>
-        </w:rPr>
-        <w:t>化合物的构型和中心原子杂化方式</w:t>
+      </w:pPr>
+      <w:r>
+        <w:rPr>
+          <w:rFonts w:hint="eastAsia" w:ascii="Times New Roman" w:hAnsi="Times New Roman" w:eastAsia="Times New Roman" w:cs="Times New Roman"/>
+        </w:rPr>
+        <w:t>PCl</w:t>
+      </w:r>
+      <w:r>
+        <w:rPr>
+          <w:rFonts w:hint="eastAsia" w:ascii="Times New Roman" w:hAnsi="Times New Roman" w:eastAsia="Times New Roman" w:cs="Times New Roman"/>
+          <w:vertAlign w:val="subscript"/>
+        </w:rPr>
+        <w:t>5</w:t>
+      </w:r>
+      <w:r>
+        <w:rPr>
+          <w:rFonts w:hint="eastAsia" w:ascii="Times New Roman" w:hAnsi="Times New Roman" w:eastAsia="FangSong" w:cs="Times New Roman"/>
+        </w:rPr>
+        <w:t>在气态时为三角双锥结构</w:t>
       </w:r>
       <w:r>
         <w:rPr>
@@ -20634,407 +20461,58 @@
         <w:rPr>
           <w:rFonts w:hint="eastAsia" w:ascii="Times New Roman" w:hAnsi="Times New Roman" w:eastAsia="FangSong" w:cs="Times New Roman"/>
         </w:rPr>
-        <w:t>填写下表</w:t>
-      </w:r>
-      <w:r>
-        <w:rPr>
-          <w:rFonts w:hint="eastAsia" w:ascii="Times New Roman" w:hAnsi="Times New Roman" w:eastAsia="Times New Roman" w:cs="Times New Roman"/>
-        </w:rPr>
-        <w:t>：</w:t>
-      </w:r>
-    </w:p>
-    <w:tbl>
-      <w:tblPr>
-        <w:tblStyle w:val="Table"/>
-        <w:tblW w:type="auto" w:w="0"/>
-        <w:tblLook w:firstRow="1" w:lastRow="0" w:firstColumn="0" w:lastColumn="0" w:noHBand="0" w:noVBand="0" w:val="0020"/>
-      </w:tblPr>
-      <w:tblGrid>
-        <w:gridCol w:w="1320"/>
-        <w:gridCol w:w="1320"/>
-        <w:gridCol w:w="1320"/>
-        <w:gridCol w:w="1320"/>
-        <w:gridCol w:w="1320"/>
-        <w:gridCol w:w="1320"/>
-      </w:tblGrid>
-      <w:tr>
-        <w:trPr>
-          <w:tblHeader w:val="on"/>
-        </w:trPr>
-        <w:tc>
-          <w:tcPr/>
-          <w:p>
-            <w:pPr>
-              <w:pStyle w:val="Compact"/>
-              <w:jc w:val="center"/>
-            </w:pPr>
-            <w:r>
-              <w:rPr>
-                <w:rFonts w:hint="eastAsia" w:ascii="Times New Roman" w:hAnsi="Times New Roman" w:eastAsia="SimHei" w:cs="Times New Roman"/>
-                <w:b/>
-              </w:rPr>
-              <w:t xml:space="preserve">化合物</w:t>
-            </w:r>
-          </w:p>
-        </w:tc>
-        <w:tc>
-          <w:tcPr/>
-          <w:p>
-            <w:pPr>
-              <w:pStyle w:val="Compact"/>
-              <w:jc w:val="center"/>
-            </w:pPr>
-            <w:r>
-              <w:rPr>
-                <w:rFonts w:hint="eastAsia" w:ascii="Times New Roman" w:hAnsi="Times New Roman" w:eastAsia="SimHei" w:cs="Times New Roman"/>
-                <w:b/>
-              </w:rPr>
-              <w:t xml:space="preserve">电子对数</w:t>
-            </w:r>
-          </w:p>
-        </w:tc>
-        <w:tc>
-          <w:tcPr/>
-          <w:p>
-            <w:pPr>
-              <w:pStyle w:val="Compact"/>
-              <w:jc w:val="center"/>
-            </w:pPr>
-            <w:r>
-              <w:rPr>
-                <w:rFonts w:hint="eastAsia" w:ascii="Times New Roman" w:hAnsi="Times New Roman" w:eastAsia="SimHei" w:cs="Times New Roman"/>
-                <w:b/>
-              </w:rPr>
-              <w:t xml:space="preserve">成键对</w:t>
-            </w:r>
-          </w:p>
-        </w:tc>
-        <w:tc>
-          <w:tcPr/>
-          <w:p>
-            <w:pPr>
-              <w:pStyle w:val="Compact"/>
-              <w:jc w:val="center"/>
-            </w:pPr>
-            <w:r>
-              <w:rPr>
-                <w:rFonts w:hint="eastAsia" w:ascii="Times New Roman" w:hAnsi="Times New Roman" w:eastAsia="SimHei" w:cs="Times New Roman"/>
-                <w:b/>
-              </w:rPr>
-              <w:t xml:space="preserve">孤对</w:t>
-            </w:r>
-          </w:p>
-        </w:tc>
-        <w:tc>
-          <w:tcPr/>
-          <w:p>
-            <w:pPr>
-              <w:pStyle w:val="Compact"/>
-              <w:jc w:val="center"/>
-            </w:pPr>
-            <w:r>
-              <w:rPr>
-                <w:rFonts w:hint="eastAsia" w:ascii="Times New Roman" w:hAnsi="Times New Roman" w:eastAsia="SimHei" w:cs="Times New Roman"/>
-                <w:b/>
-              </w:rPr>
-              <w:t xml:space="preserve">构型</w:t>
-            </w:r>
-          </w:p>
-        </w:tc>
-        <w:tc>
-          <w:tcPr/>
-          <w:p>
-            <w:pPr>
-              <w:pStyle w:val="Compact"/>
-              <w:jc w:val="center"/>
-            </w:pPr>
-            <w:r>
-              <w:rPr>
-                <w:rFonts w:hint="eastAsia" w:ascii="Times New Roman" w:hAnsi="Times New Roman" w:eastAsia="SimHei" w:cs="Times New Roman"/>
-                <w:b/>
-              </w:rPr>
-              <w:t xml:space="preserve">杂化</w:t>
-            </w:r>
-          </w:p>
-        </w:tc>
-      </w:tr>
-      <w:tr>
-        <w:tc>
-          <w:tcPr/>
-          <w:p>
-            <w:pPr>
-              <w:pStyle w:val="Compact"/>
-              <w:jc w:val="center"/>
-            </w:pPr>
-            <w:r>
-              <w:rPr>
-                <w:rFonts w:ascii="Times New Roman" w:hAnsi="Times New Roman" w:eastAsia="Times New Roman" w:cs="Times New Roman"/>
-              </w:rPr>
-              <w:t>XeF</w:t>
-            </w:r>
-            <w:r>
-              <w:rPr>
-                <w:rFonts w:ascii="Times New Roman" w:hAnsi="Times New Roman" w:eastAsia="Times New Roman" w:cs="Times New Roman"/>
-                <w:vertAlign w:val="subscript"/>
-              </w:rPr>
-              <w:t>2</w:t>
-            </w:r>
-          </w:p>
-        </w:tc>
-        <w:tc>
-          <w:tcPr/>
-          <w:p>
-            <w:pPr>
-              <w:pStyle w:val="Compact"/>
-              <w:jc w:val="center"/>
-            </w:pPr>
-          </w:p>
-        </w:tc>
-        <w:tc>
-          <w:tcPr/>
-          <w:p>
-            <w:pPr>
-              <w:pStyle w:val="Compact"/>
-              <w:jc w:val="center"/>
-            </w:pPr>
-          </w:p>
-        </w:tc>
-        <w:tc>
-          <w:tcPr/>
-          <w:p>
-            <w:pPr>
-              <w:pStyle w:val="Compact"/>
-              <w:jc w:val="center"/>
-            </w:pPr>
-          </w:p>
-        </w:tc>
-        <w:tc>
-          <w:tcPr/>
-          <w:p>
-            <w:pPr>
-              <w:pStyle w:val="Compact"/>
-              <w:jc w:val="center"/>
-            </w:pPr>
-          </w:p>
-        </w:tc>
-        <w:tc>
-          <w:tcPr/>
-          <w:p>
-            <w:pPr>
-              <w:pStyle w:val="Compact"/>
-              <w:jc w:val="center"/>
-            </w:pPr>
-          </w:p>
-        </w:tc>
-      </w:tr>
-      <w:tr>
-        <w:tc>
-          <w:tcPr/>
-          <w:p>
-            <w:pPr>
-              <w:pStyle w:val="Compact"/>
-              <w:jc w:val="center"/>
-            </w:pPr>
-            <w:r>
-              <w:rPr>
-                <w:rFonts w:ascii="Times New Roman" w:hAnsi="Times New Roman" w:eastAsia="Times New Roman" w:cs="Times New Roman"/>
-              </w:rPr>
-              <w:t>XeF</w:t>
-            </w:r>
-            <w:r>
-              <w:rPr>
-                <w:rFonts w:ascii="Times New Roman" w:hAnsi="Times New Roman" w:eastAsia="Times New Roman" w:cs="Times New Roman"/>
-                <w:vertAlign w:val="subscript"/>
-              </w:rPr>
-              <w:t>4</w:t>
-            </w:r>
-          </w:p>
-        </w:tc>
-        <w:tc>
-          <w:tcPr/>
-          <w:p>
-            <w:pPr>
-              <w:pStyle w:val="Compact"/>
-              <w:jc w:val="center"/>
-            </w:pPr>
-          </w:p>
-        </w:tc>
-        <w:tc>
-          <w:tcPr/>
-          <w:p>
-            <w:pPr>
-              <w:pStyle w:val="Compact"/>
-              <w:jc w:val="center"/>
-            </w:pPr>
-          </w:p>
-        </w:tc>
-        <w:tc>
-          <w:tcPr/>
-          <w:p>
-            <w:pPr>
-              <w:pStyle w:val="Compact"/>
-              <w:jc w:val="center"/>
-            </w:pPr>
-          </w:p>
-        </w:tc>
-        <w:tc>
-          <w:tcPr/>
-          <w:p>
-            <w:pPr>
-              <w:pStyle w:val="Compact"/>
-              <w:jc w:val="center"/>
-            </w:pPr>
-          </w:p>
-        </w:tc>
-        <w:tc>
-          <w:tcPr/>
-          <w:p>
-            <w:pPr>
-              <w:pStyle w:val="Compact"/>
-              <w:jc w:val="center"/>
-            </w:pPr>
-          </w:p>
-        </w:tc>
-      </w:tr>
-      <w:tr>
-        <w:tc>
-          <w:tcPr/>
-          <w:p>
-            <w:pPr>
-              <w:pStyle w:val="Compact"/>
-              <w:jc w:val="center"/>
-            </w:pPr>
-            <w:r>
-              <w:rPr>
-                <w:rFonts w:ascii="Times New Roman" w:hAnsi="Times New Roman" w:eastAsia="Times New Roman" w:cs="Times New Roman"/>
-              </w:rPr>
-              <w:t>XeO</w:t>
-            </w:r>
-            <w:r>
-              <w:rPr>
-                <w:rFonts w:ascii="Times New Roman" w:hAnsi="Times New Roman" w:eastAsia="Times New Roman" w:cs="Times New Roman"/>
-                <w:vertAlign w:val="subscript"/>
-              </w:rPr>
-              <w:t>3</w:t>
-            </w:r>
-          </w:p>
-        </w:tc>
-        <w:tc>
-          <w:tcPr/>
-          <w:p>
-            <w:pPr>
-              <w:pStyle w:val="Compact"/>
-              <w:jc w:val="center"/>
-            </w:pPr>
-          </w:p>
-        </w:tc>
-        <w:tc>
-          <w:tcPr/>
-          <w:p>
-            <w:pPr>
-              <w:pStyle w:val="Compact"/>
-              <w:jc w:val="center"/>
-            </w:pPr>
-          </w:p>
-        </w:tc>
-        <w:tc>
-          <w:tcPr/>
-          <w:p>
-            <w:pPr>
-              <w:pStyle w:val="Compact"/>
-              <w:jc w:val="center"/>
-            </w:pPr>
-          </w:p>
-        </w:tc>
-        <w:tc>
-          <w:tcPr/>
-          <w:p>
-            <w:pPr>
-              <w:pStyle w:val="Compact"/>
-              <w:jc w:val="center"/>
-            </w:pPr>
-          </w:p>
-        </w:tc>
-        <w:tc>
-          <w:tcPr/>
-          <w:p>
-            <w:pPr>
-              <w:pStyle w:val="Compact"/>
-              <w:jc w:val="center"/>
-            </w:pPr>
-          </w:p>
-        </w:tc>
-      </w:tr>
-      <w:tr>
-        <w:tc>
-          <w:tcPr/>
-          <w:p>
-            <w:pPr>
-              <w:pStyle w:val="Compact"/>
-              <w:jc w:val="center"/>
-            </w:pPr>
-            <w:r>
-              <w:rPr>
-                <w:rFonts w:ascii="Times New Roman" w:hAnsi="Times New Roman" w:eastAsia="Times New Roman" w:cs="Times New Roman"/>
-              </w:rPr>
-              <w:t>XeO</w:t>
-            </w:r>
-            <w:r>
-              <w:rPr>
-                <w:rFonts w:ascii="Times New Roman" w:hAnsi="Times New Roman" w:eastAsia="Times New Roman" w:cs="Times New Roman"/>
-                <w:vertAlign w:val="subscript"/>
-              </w:rPr>
-              <w:t>4</w:t>
-            </w:r>
-          </w:p>
-        </w:tc>
-        <w:tc>
-          <w:tcPr/>
-          <w:p>
-            <w:pPr>
-              <w:pStyle w:val="Compact"/>
-              <w:jc w:val="center"/>
-            </w:pPr>
-          </w:p>
-        </w:tc>
-        <w:tc>
-          <w:tcPr/>
-          <w:p>
-            <w:pPr>
-              <w:pStyle w:val="Compact"/>
-              <w:jc w:val="center"/>
-            </w:pPr>
-          </w:p>
-        </w:tc>
-        <w:tc>
-          <w:tcPr/>
-          <w:p>
-            <w:pPr>
-              <w:pStyle w:val="Compact"/>
-              <w:jc w:val="center"/>
-            </w:pPr>
-          </w:p>
-        </w:tc>
-        <w:tc>
-          <w:tcPr/>
-          <w:p>
-            <w:pPr>
-              <w:pStyle w:val="Compact"/>
-              <w:jc w:val="center"/>
-            </w:pPr>
-          </w:p>
-        </w:tc>
-        <w:tc>
-          <w:tcPr/>
-          <w:p>
-            <w:pPr>
-              <w:pStyle w:val="Compact"/>
-              <w:jc w:val="center"/>
-            </w:pPr>
-          </w:p>
-        </w:tc>
-      </w:tr>
-    </w:tbl>
+        <w:t>但在液态时能导电</w:t>
+      </w:r>
+      <w:r>
+        <w:rPr>
+          <w:rFonts w:hint="eastAsia" w:ascii="Times New Roman" w:hAnsi="Times New Roman" w:eastAsia="Times New Roman" w:cs="Times New Roman"/>
+        </w:rPr>
+        <w:t>。</w:t>
+      </w:r>
+      <w:r>
+        <w:rPr>
+          <w:rFonts w:hint="eastAsia" w:ascii="Times New Roman" w:hAnsi="Times New Roman" w:eastAsia="FangSong" w:cs="Times New Roman"/>
+        </w:rPr>
+        <w:t>请解释原因</w:t>
+      </w:r>
+      <w:r>
+        <w:rPr>
+          <w:rFonts w:hint="eastAsia" w:ascii="Times New Roman" w:hAnsi="Times New Roman" w:eastAsia="Times New Roman" w:cs="Times New Roman"/>
+        </w:rPr>
+        <w:t>，</w:t>
+      </w:r>
+      <w:r>
+        <w:rPr>
+          <w:rFonts w:hint="eastAsia" w:ascii="Times New Roman" w:hAnsi="Times New Roman" w:eastAsia="FangSong" w:cs="Times New Roman"/>
+        </w:rPr>
+        <w:t>并说明</w:t>
+      </w:r>
+      <w:r>
+        <w:rPr>
+          <w:rFonts w:hint="eastAsia" w:ascii="Times New Roman" w:hAnsi="Times New Roman" w:eastAsia="Times New Roman" w:cs="Times New Roman"/>
+        </w:rPr>
+        <w:t>PBr</w:t>
+      </w:r>
+      <w:r>
+        <w:rPr>
+          <w:rFonts w:hint="eastAsia" w:ascii="Times New Roman" w:hAnsi="Times New Roman" w:eastAsia="Times New Roman" w:cs="Times New Roman"/>
+          <w:vertAlign w:val="subscript"/>
+        </w:rPr>
+        <w:t>5</w:t>
+      </w:r>
+      <w:r>
+        <w:rPr>
+          <w:rFonts w:hint="eastAsia" w:ascii="Times New Roman" w:hAnsi="Times New Roman" w:eastAsia="FangSong" w:cs="Times New Roman"/>
+        </w:rPr>
+        <w:t>的气态结构特点</w:t>
+      </w:r>
+      <w:r>
+        <w:rPr>
+          <w:rFonts w:hint="eastAsia" w:ascii="Times New Roman" w:hAnsi="Times New Roman" w:eastAsia="Times New Roman" w:cs="Times New Roman"/>
+        </w:rPr>
+        <w:t>。</w:t>
+      </w:r>
+    </w:p>
     <w:p>
       <w:pPr>
         <w:spacing w:before="160" w:after="80"/>
@@ -21046,7 +20524,7 @@
       </w:r>
     </w:p>
     <w:bookmarkEnd w:id="108"/>
-    <w:bookmarkStart w:id="109" w:name="教-15题"/>
+    <w:bookmarkStart w:id="109" w:name="赵-2题"/>
     <w:p>
       <w:pPr>
         <w:pStyle w:val="Heading3"/>
@@ -21056,13 +20534,13 @@
         <w:rPr>
           <w:rFonts w:hint="eastAsia" w:ascii="Times New Roman" w:hAnsi="Times New Roman" w:eastAsia="SimHei" w:cs="Times New Roman"/>
         </w:rPr>
-        <w:t>教</w:t>
-      </w:r>
-      <w:r>
-        <w:rPr>
-          <w:rFonts w:hint="eastAsia" w:ascii="Times New Roman" w:hAnsi="Times New Roman" w:eastAsia="Times New Roman" w:cs="Times New Roman"/>
-        </w:rPr>
-        <w:t>-15</w:t>
+        <w:t>赵</w:t>
+      </w:r>
+      <w:r>
+        <w:rPr>
+          <w:rFonts w:hint="eastAsia" w:ascii="Times New Roman" w:hAnsi="Times New Roman" w:eastAsia="Times New Roman" w:cs="Times New Roman"/>
+        </w:rPr>
+        <w:t>-2</w:t>
       </w:r>
       <w:r>
         <w:rPr>
@@ -21085,13 +20563,99 @@
         <w:rPr>
           <w:rFonts w:hint="eastAsia" w:ascii="Times New Roman" w:hAnsi="Times New Roman" w:eastAsia="FangSong" w:cs="Times New Roman"/>
         </w:rPr>
-        <w:t>实验测得</w:t>
-      </w:r>
-      <w:r>
-        <w:rPr>
-          <w:rFonts w:hint="eastAsia" w:ascii="Times New Roman" w:hAnsi="Times New Roman" w:eastAsia="Times New Roman" w:cs="Times New Roman"/>
-        </w:rPr>
-        <w:t>BF</w:t>
+        <w:t>将以下物种按</w:t>
+      </w:r>
+      <w:r>
+        <w:rPr>
+          <w:rFonts w:hint="eastAsia" w:ascii="Times New Roman" w:hAnsi="Times New Roman" w:eastAsia="Times New Roman" w:cs="Times New Roman"/>
+        </w:rPr>
+        <w:t>N-O</w:t>
+      </w:r>
+      <w:r>
+        <w:rPr>
+          <w:rFonts w:hint="eastAsia" w:ascii="Times New Roman" w:hAnsi="Times New Roman" w:eastAsia="FangSong" w:cs="Times New Roman"/>
+        </w:rPr>
+        <w:t>键级从高到低排列</w:t>
+      </w:r>
+      <w:r>
+        <w:rPr>
+          <w:rFonts w:hint="eastAsia" w:ascii="Times New Roman" w:hAnsi="Times New Roman" w:eastAsia="Times New Roman" w:cs="Times New Roman"/>
+        </w:rPr>
+        <w:t>，</w:t>
+      </w:r>
+      <w:r>
+        <w:rPr>
+          <w:rFonts w:hint="eastAsia" w:ascii="Times New Roman" w:hAnsi="Times New Roman" w:eastAsia="FangSong" w:cs="Times New Roman"/>
+        </w:rPr>
+        <w:t>并匹配对应的</w:t>
+      </w:r>
+      <w:r>
+        <w:rPr>
+          <w:rFonts w:hint="eastAsia" w:ascii="Times New Roman" w:hAnsi="Times New Roman" w:eastAsia="Times New Roman" w:cs="Times New Roman"/>
+        </w:rPr>
+        <w:t>N-O</w:t>
+      </w:r>
+      <w:r>
+        <w:rPr>
+          <w:rFonts w:hint="eastAsia" w:ascii="Times New Roman" w:hAnsi="Times New Roman" w:eastAsia="FangSong" w:cs="Times New Roman"/>
+        </w:rPr>
+        <w:t>键长</w:t>
+      </w:r>
+      <w:r>
+        <w:rPr>
+          <w:rFonts w:hint="eastAsia" w:ascii="Times New Roman" w:hAnsi="Times New Roman" w:eastAsia="Times New Roman" w:cs="Times New Roman"/>
+        </w:rPr>
+        <w:t>（106、115、119、124、146</w:t>
+      </w:r>
+      <w:r>
+        <w:rPr>
+          <w:rFonts w:ascii="Times New Roman" w:hAnsi="Times New Roman" w:eastAsia="Times New Roman" w:cs="Times New Roman"/>
+        </w:rPr>
+        <w:t xml:space="preserve"> </w:t>
+      </w:r>
+      <w:r>
+        <w:rPr>
+          <w:rFonts w:hint="eastAsia" w:ascii="Times New Roman" w:hAnsi="Times New Roman" w:eastAsia="Times New Roman" w:cs="Times New Roman"/>
+        </w:rPr>
+        <w:t>pm）：NO</w:t>
+      </w:r>
+      <w:r>
+        <w:rPr>
+          <w:rFonts w:hint="eastAsia" w:ascii="Times New Roman" w:hAnsi="Times New Roman" w:eastAsia="Times New Roman" w:cs="Times New Roman"/>
+          <w:vertAlign w:val="superscript"/>
+        </w:rPr>
+        <w:t>+</w:t>
+      </w:r>
+      <w:r>
+        <w:rPr>
+          <w:rFonts w:hint="eastAsia" w:ascii="Times New Roman" w:hAnsi="Times New Roman" w:eastAsia="Times New Roman" w:cs="Times New Roman"/>
+        </w:rPr>
+        <w:t>、NO、N</w:t>
+      </w:r>
+      <w:r>
+        <w:rPr>
+          <w:rFonts w:hint="eastAsia" w:ascii="Times New Roman" w:hAnsi="Times New Roman" w:eastAsia="Times New Roman" w:cs="Times New Roman"/>
+          <w:vertAlign w:val="subscript"/>
+        </w:rPr>
+        <w:t>2</w:t>
+      </w:r>
+      <w:r>
+        <w:rPr>
+          <w:rFonts w:hint="eastAsia" w:ascii="Times New Roman" w:hAnsi="Times New Roman" w:eastAsia="Times New Roman" w:cs="Times New Roman"/>
+        </w:rPr>
+        <w:t>O（</w:t>
+      </w:r>
+      <w:r>
+        <w:rPr>
+          <w:rFonts w:hint="eastAsia" w:ascii="Times New Roman" w:hAnsi="Times New Roman" w:eastAsia="FangSong" w:cs="Times New Roman"/>
+        </w:rPr>
+        <w:t>端基</w:t>
+      </w:r>
+      <w:r>
+        <w:rPr>
+          <w:rFonts w:hint="eastAsia" w:ascii="Times New Roman" w:hAnsi="Times New Roman" w:eastAsia="Times New Roman" w:cs="Times New Roman"/>
+        </w:rPr>
+        <w:t>N-O）、NO</w:t>
       </w:r>
       <w:r>
         <w:rPr>
@@ -21102,117 +20666,36 @@
       </w:r>
       <w:r>
         <w:rPr>
-          <w:rFonts w:hint="eastAsia" w:ascii="Times New Roman" w:hAnsi="Times New Roman" w:eastAsia="FangSong" w:cs="Times New Roman"/>
-        </w:rPr>
-        <w:t>中</w:t>
-      </w:r>
-      <w:r>
-        <w:rPr>
-          <w:rFonts w:hint="eastAsia" w:ascii="Times New Roman" w:hAnsi="Times New Roman" w:eastAsia="Times New Roman" w:cs="Times New Roman"/>
-        </w:rPr>
-        <w:t>B-F</w:t>
-      </w:r>
-      <w:r>
-        <w:rPr>
-          <w:rFonts w:hint="eastAsia" w:ascii="Times New Roman" w:hAnsi="Times New Roman" w:eastAsia="FangSong" w:cs="Times New Roman"/>
-        </w:rPr>
-        <w:t>键长</w:t>
-      </w:r>
-      <w:r>
-        <w:rPr>
-          <w:rFonts w:hint="eastAsia" w:ascii="Times New Roman" w:hAnsi="Times New Roman" w:eastAsia="Times New Roman" w:cs="Times New Roman"/>
-        </w:rPr>
-        <w:t>(130</w:t>
-      </w:r>
-      <w:r>
-        <w:rPr>
-          <w:rFonts w:ascii="Times New Roman" w:hAnsi="Times New Roman" w:eastAsia="Times New Roman" w:cs="Times New Roman"/>
-        </w:rPr>
-        <w:t xml:space="preserve"> </w:t>
-      </w:r>
-      <w:r>
-        <w:rPr>
-          <w:rFonts w:hint="eastAsia" w:ascii="Times New Roman" w:hAnsi="Times New Roman" w:eastAsia="Times New Roman" w:cs="Times New Roman"/>
-        </w:rPr>
-        <w:t>pm)</w:t>
-      </w:r>
-      <w:r>
-        <w:rPr>
-          <w:rFonts w:hint="eastAsia" w:ascii="Times New Roman" w:hAnsi="Times New Roman" w:eastAsia="FangSong" w:cs="Times New Roman"/>
-        </w:rPr>
-        <w:t>比</w:t>
-      </w:r>
-      <w:r>
-        <w:rPr>
-          <w:rFonts w:hint="eastAsia" w:ascii="Times New Roman" w:hAnsi="Times New Roman" w:eastAsia="Times New Roman" w:cs="Times New Roman"/>
-        </w:rPr>
-        <w:t>B-F</w:t>
-      </w:r>
-      <w:r>
-        <w:rPr>
-          <w:rFonts w:hint="eastAsia" w:ascii="Times New Roman" w:hAnsi="Times New Roman" w:eastAsia="FangSong" w:cs="Times New Roman"/>
-        </w:rPr>
-        <w:t>理论单键键长</w:t>
-      </w:r>
-      <w:r>
-        <w:rPr>
-          <w:rFonts w:hint="eastAsia" w:ascii="Times New Roman" w:hAnsi="Times New Roman" w:eastAsia="Times New Roman" w:cs="Times New Roman"/>
-        </w:rPr>
-        <w:t>(</w:t>
-      </w:r>
-      <w:r>
-        <w:rPr>
-          <w:rFonts w:hint="eastAsia" w:ascii="Times New Roman" w:hAnsi="Times New Roman" w:eastAsia="FangSong" w:cs="Times New Roman"/>
-        </w:rPr>
-        <w:t>约</w:t>
-      </w:r>
-      <w:r>
-        <w:rPr>
-          <w:rFonts w:hint="eastAsia" w:ascii="Times New Roman" w:hAnsi="Times New Roman" w:eastAsia="Times New Roman" w:cs="Times New Roman"/>
-        </w:rPr>
-        <w:t>152</w:t>
-      </w:r>
-      <w:r>
-        <w:rPr>
-          <w:rFonts w:ascii="Times New Roman" w:hAnsi="Times New Roman" w:eastAsia="Times New Roman" w:cs="Times New Roman"/>
-        </w:rPr>
-        <w:t xml:space="preserve"> </w:t>
-      </w:r>
-      <w:r>
-        <w:rPr>
-          <w:rFonts w:hint="eastAsia" w:ascii="Times New Roman" w:hAnsi="Times New Roman" w:eastAsia="Times New Roman" w:cs="Times New Roman"/>
-        </w:rPr>
-        <w:t>pm)</w:t>
-      </w:r>
-      <w:r>
-        <w:rPr>
-          <w:rFonts w:hint="eastAsia" w:ascii="Times New Roman" w:hAnsi="Times New Roman" w:eastAsia="FangSong" w:cs="Times New Roman"/>
-        </w:rPr>
-        <w:t>短很多</w:t>
-      </w:r>
-      <w:r>
-        <w:rPr>
-          <w:rFonts w:hint="eastAsia" w:ascii="Times New Roman" w:hAnsi="Times New Roman" w:eastAsia="Times New Roman" w:cs="Times New Roman"/>
-        </w:rPr>
-        <w:t>。</w:t>
-      </w:r>
-      <w:r>
-        <w:rPr>
-          <w:rFonts w:hint="eastAsia" w:ascii="Times New Roman" w:hAnsi="Times New Roman" w:eastAsia="FangSong" w:cs="Times New Roman"/>
-        </w:rPr>
-        <w:t>用离域</w:t>
-      </w:r>
-      <w:r>
-        <w:rPr>
-          <w:rFonts w:hint="eastAsia" w:ascii="Times New Roman" w:hAnsi="Times New Roman" w:eastAsia="Times New Roman" w:cs="Times New Roman"/>
-        </w:rPr>
-        <w:t>π</w:t>
-      </w:r>
-      <w:r>
-        <w:rPr>
-          <w:rFonts w:hint="eastAsia" w:ascii="Times New Roman" w:hAnsi="Times New Roman" w:eastAsia="FangSong" w:cs="Times New Roman"/>
-        </w:rPr>
-        <w:t>键理论解释这一现象</w:t>
+          <w:rFonts w:hint="eastAsia" w:ascii="Times New Roman" w:hAnsi="Times New Roman" w:eastAsia="Times New Roman" w:cs="Times New Roman"/>
+          <w:vertAlign w:val="superscript"/>
+        </w:rPr>
+        <w:t>-</w:t>
+      </w:r>
+      <w:r>
+        <w:rPr>
+          <w:rFonts w:hint="eastAsia" w:ascii="Times New Roman" w:hAnsi="Times New Roman" w:eastAsia="Times New Roman" w:cs="Times New Roman"/>
+        </w:rPr>
+        <w:t>、NH</w:t>
+      </w:r>
+      <w:r>
+        <w:rPr>
+          <w:rFonts w:hint="eastAsia" w:ascii="Times New Roman" w:hAnsi="Times New Roman" w:eastAsia="Times New Roman" w:cs="Times New Roman"/>
+          <w:vertAlign w:val="subscript"/>
+        </w:rPr>
+        <w:t>3</w:t>
+      </w:r>
+      <w:r>
+        <w:rPr>
+          <w:rFonts w:hint="eastAsia" w:ascii="Times New Roman" w:hAnsi="Times New Roman" w:eastAsia="Times New Roman" w:cs="Times New Roman"/>
+        </w:rPr>
+        <w:t>OH</w:t>
+      </w:r>
+      <w:r>
+        <w:rPr>
+          <w:rFonts w:hint="eastAsia" w:ascii="Times New Roman" w:hAnsi="Times New Roman" w:eastAsia="Times New Roman" w:cs="Times New Roman"/>
+          <w:vertAlign w:val="superscript"/>
+        </w:rPr>
+        <w:t>+</w:t>
       </w:r>
       <w:r>
         <w:rPr>
@@ -21232,1340 +20715,7 @@
       </w:r>
     </w:p>
     <w:bookmarkEnd w:id="109"/>
-    <w:bookmarkStart w:id="110" w:name="教-16题"/>
-    <w:p>
-      <w:pPr>
-        <w:pStyle w:val="Heading3"/>
-        <w:spacing w:before="280" w:after="120"/>
-      </w:pPr>
-      <w:r>
-        <w:rPr>
-          <w:rFonts w:hint="eastAsia" w:ascii="Times New Roman" w:hAnsi="Times New Roman" w:eastAsia="SimHei" w:cs="Times New Roman"/>
-        </w:rPr>
-        <w:t>教</w:t>
-      </w:r>
-      <w:r>
-        <w:rPr>
-          <w:rFonts w:hint="eastAsia" w:ascii="Times New Roman" w:hAnsi="Times New Roman" w:eastAsia="Times New Roman" w:cs="Times New Roman"/>
-        </w:rPr>
-        <w:t>-16</w:t>
-      </w:r>
-      <w:r>
-        <w:rPr>
-          <w:rFonts w:hint="eastAsia" w:ascii="Times New Roman" w:hAnsi="Times New Roman" w:eastAsia="SimHei" w:cs="Times New Roman"/>
-        </w:rPr>
-        <w:t>题</w:t>
-      </w:r>
-      <w:r>
-        <w:rPr>
-          <w:rFonts w:ascii="Times New Roman" w:hAnsi="Times New Roman" w:eastAsia="Times New Roman" w:cs="Times New Roman"/>
-        </w:rPr>
-        <w:t xml:space="preserve"> ⭐⭐⭐</w:t>
-      </w:r>
-    </w:p>
-    <w:p>
-      <w:pPr>
-        <w:pStyle w:val="FirstParagraph"/>
-        <w:spacing w:after="80"/>
-      </w:pPr>
-      <w:r>
-        <w:rPr>
-          <w:rFonts w:hint="eastAsia" w:ascii="Times New Roman" w:hAnsi="Times New Roman" w:eastAsia="FangSong" w:cs="Times New Roman"/>
-        </w:rPr>
-        <w:t>用</w:t>
-      </w:r>
-      <w:r>
-        <w:rPr>
-          <w:rFonts w:hint="eastAsia" w:ascii="Times New Roman" w:hAnsi="Times New Roman" w:eastAsia="Times New Roman" w:cs="Times New Roman"/>
-        </w:rPr>
-        <w:t>VSEPR</w:t>
-      </w:r>
-      <w:r>
-        <w:rPr>
-          <w:rFonts w:hint="eastAsia" w:ascii="Times New Roman" w:hAnsi="Times New Roman" w:eastAsia="FangSong" w:cs="Times New Roman"/>
-        </w:rPr>
-        <w:t>理论判断以下</w:t>
-      </w:r>
-      <w:r>
-        <w:rPr>
-          <w:rFonts w:hint="eastAsia" w:ascii="Times New Roman" w:hAnsi="Times New Roman" w:eastAsia="Times New Roman" w:cs="Times New Roman"/>
-        </w:rPr>
-        <w:t>14</w:t>
-      </w:r>
-      <w:r>
-        <w:rPr>
-          <w:rFonts w:hint="eastAsia" w:ascii="Times New Roman" w:hAnsi="Times New Roman" w:eastAsia="FangSong" w:cs="Times New Roman"/>
-        </w:rPr>
-        <w:t>种分子</w:t>
-      </w:r>
-      <w:r>
-        <w:rPr>
-          <w:rFonts w:hint="eastAsia" w:ascii="Times New Roman" w:hAnsi="Times New Roman" w:eastAsia="Times New Roman" w:cs="Times New Roman"/>
-        </w:rPr>
-        <w:t>/</w:t>
-      </w:r>
-      <w:r>
-        <w:rPr>
-          <w:rFonts w:hint="eastAsia" w:ascii="Times New Roman" w:hAnsi="Times New Roman" w:eastAsia="FangSong" w:cs="Times New Roman"/>
-        </w:rPr>
-        <w:t>离子的构型</w:t>
-      </w:r>
-      <w:r>
-        <w:rPr>
-          <w:rFonts w:hint="eastAsia" w:ascii="Times New Roman" w:hAnsi="Times New Roman" w:eastAsia="Times New Roman" w:cs="Times New Roman"/>
-        </w:rPr>
-        <w:t>（</w:t>
-      </w:r>
-      <w:r>
-        <w:rPr>
-          <w:rFonts w:hint="eastAsia" w:ascii="Times New Roman" w:hAnsi="Times New Roman" w:eastAsia="FangSong" w:cs="Times New Roman"/>
-        </w:rPr>
-        <w:t>填写下表</w:t>
-      </w:r>
-      <w:r>
-        <w:rPr>
-          <w:rFonts w:hint="eastAsia" w:ascii="Times New Roman" w:hAnsi="Times New Roman" w:eastAsia="Times New Roman" w:cs="Times New Roman"/>
-        </w:rPr>
-        <w:t>）：</w:t>
-      </w:r>
-    </w:p>
-    <w:tbl>
-      <w:tblPr>
-        <w:tblStyle w:val="Table"/>
-        <w:tblW w:type="auto" w:w="0"/>
-        <w:tblLook w:firstRow="1" w:lastRow="0" w:firstColumn="0" w:lastColumn="0" w:noHBand="0" w:noVBand="0" w:val="0020"/>
-      </w:tblPr>
-      <w:tblGrid>
-        <w:gridCol w:w="1980"/>
-        <w:gridCol w:w="1980"/>
-        <w:gridCol w:w="1980"/>
-        <w:gridCol w:w="1980"/>
-      </w:tblGrid>
-      <w:tr>
-        <w:trPr>
-          <w:tblHeader w:val="on"/>
-        </w:trPr>
-        <w:tc>
-          <w:tcPr/>
-          <w:p>
-            <w:pPr>
-              <w:pStyle w:val="Compact"/>
-              <w:jc w:val="center"/>
-            </w:pPr>
-            <w:r>
-              <w:rPr>
-                <w:rFonts w:hint="eastAsia" w:ascii="Times New Roman" w:hAnsi="Times New Roman" w:eastAsia="SimHei" w:cs="Times New Roman"/>
-                <w:b/>
-              </w:rPr>
-              <w:t>分子</w:t>
-            </w:r>
-            <w:r>
-              <w:rPr>
-                <w:rFonts w:hint="eastAsia" w:ascii="Times New Roman" w:hAnsi="Times New Roman" w:eastAsia="Times New Roman" w:cs="Times New Roman"/>
-                <w:b/>
-              </w:rPr>
-              <w:t>/</w:t>
-            </w:r>
-            <w:r>
-              <w:rPr>
-                <w:rFonts w:hint="eastAsia" w:ascii="Times New Roman" w:hAnsi="Times New Roman" w:eastAsia="SimHei" w:cs="Times New Roman"/>
-                <w:b/>
-              </w:rPr>
-              <w:t>离子</w:t>
-            </w:r>
-          </w:p>
-        </w:tc>
-        <w:tc>
-          <w:tcPr/>
-          <w:p>
-            <w:pPr>
-              <w:pStyle w:val="Compact"/>
-              <w:jc w:val="center"/>
-            </w:pPr>
-            <w:r>
-              <w:rPr>
-                <w:rFonts w:hint="eastAsia" w:ascii="Times New Roman" w:hAnsi="Times New Roman" w:eastAsia="SimHei" w:cs="Times New Roman"/>
-                <w:b/>
-              </w:rPr>
-              <w:t xml:space="preserve">构型</w:t>
-            </w:r>
-          </w:p>
-        </w:tc>
-        <w:tc>
-          <w:tcPr/>
-          <w:p>
-            <w:pPr>
-              <w:pStyle w:val="Compact"/>
-              <w:jc w:val="center"/>
-            </w:pPr>
-            <w:r>
-              <w:rPr>
-                <w:rFonts w:hint="eastAsia" w:ascii="Times New Roman" w:hAnsi="Times New Roman" w:eastAsia="SimHei" w:cs="Times New Roman"/>
-                <w:b/>
-              </w:rPr>
-              <w:t>分子</w:t>
-            </w:r>
-            <w:r>
-              <w:rPr>
-                <w:rFonts w:hint="eastAsia" w:ascii="Times New Roman" w:hAnsi="Times New Roman" w:eastAsia="Times New Roman" w:cs="Times New Roman"/>
-                <w:b/>
-              </w:rPr>
-              <w:t>/</w:t>
-            </w:r>
-            <w:r>
-              <w:rPr>
-                <w:rFonts w:hint="eastAsia" w:ascii="Times New Roman" w:hAnsi="Times New Roman" w:eastAsia="SimHei" w:cs="Times New Roman"/>
-                <w:b/>
-              </w:rPr>
-              <w:t>离子</w:t>
-            </w:r>
-          </w:p>
-        </w:tc>
-        <w:tc>
-          <w:tcPr/>
-          <w:p>
-            <w:pPr>
-              <w:pStyle w:val="Compact"/>
-              <w:jc w:val="center"/>
-            </w:pPr>
-            <w:r>
-              <w:rPr>
-                <w:rFonts w:hint="eastAsia" w:ascii="Times New Roman" w:hAnsi="Times New Roman" w:eastAsia="SimHei" w:cs="Times New Roman"/>
-                <w:b/>
-              </w:rPr>
-              <w:t xml:space="preserve">构型</w:t>
-            </w:r>
-          </w:p>
-        </w:tc>
-      </w:tr>
-      <w:tr>
-        <w:tc>
-          <w:tcPr/>
-          <w:p>
-            <w:pPr>
-              <w:pStyle w:val="Compact"/>
-              <w:jc w:val="center"/>
-            </w:pPr>
-            <w:r>
-              <w:rPr>
-                <w:rFonts w:ascii="Times New Roman" w:hAnsi="Times New Roman" w:eastAsia="Times New Roman" w:cs="Times New Roman"/>
-              </w:rPr>
-              <w:t>BeCl</w:t>
-            </w:r>
-            <w:r>
-              <w:rPr>
-                <w:rFonts w:ascii="Times New Roman" w:hAnsi="Times New Roman" w:eastAsia="Times New Roman" w:cs="Times New Roman"/>
-                <w:vertAlign w:val="subscript"/>
-              </w:rPr>
-              <w:t>2</w:t>
-            </w:r>
-          </w:p>
-        </w:tc>
-        <w:tc>
-          <w:tcPr/>
-          <w:p>
-            <w:pPr>
-              <w:pStyle w:val="Compact"/>
-              <w:jc w:val="center"/>
-            </w:pPr>
-          </w:p>
-        </w:tc>
-        <w:tc>
-          <w:tcPr/>
-          <w:p>
-            <w:pPr>
-              <w:pStyle w:val="Compact"/>
-              <w:jc w:val="center"/>
-            </w:pPr>
-            <w:r>
-              <w:rPr>
-                <w:rFonts w:ascii="Times New Roman" w:hAnsi="Times New Roman" w:eastAsia="Times New Roman" w:cs="Times New Roman"/>
-              </w:rPr>
-              <w:t>I</w:t>
-            </w:r>
-            <w:r>
-              <w:rPr>
-                <w:rFonts w:ascii="Times New Roman" w:hAnsi="Times New Roman" w:eastAsia="Times New Roman" w:cs="Times New Roman"/>
-                <w:vertAlign w:val="subscript"/>
-              </w:rPr>
-              <w:t>3</w:t>
-            </w:r>
-            <w:r>
-              <w:rPr>
-                <w:rFonts w:ascii="Times New Roman" w:hAnsi="Times New Roman" w:eastAsia="Times New Roman" w:cs="Times New Roman"/>
-                <w:vertAlign w:val="superscript"/>
-              </w:rPr>
-              <w:t>-</w:t>
-            </w:r>
-          </w:p>
-        </w:tc>
-        <w:tc>
-          <w:tcPr/>
-          <w:p>
-            <w:pPr>
-              <w:pStyle w:val="Compact"/>
-              <w:jc w:val="center"/>
-            </w:pPr>
-          </w:p>
-        </w:tc>
-      </w:tr>
-      <w:tr>
-        <w:tc>
-          <w:tcPr/>
-          <w:p>
-            <w:pPr>
-              <w:pStyle w:val="Compact"/>
-              <w:jc w:val="center"/>
-            </w:pPr>
-            <w:r>
-              <w:rPr>
-                <w:rFonts w:ascii="Times New Roman" w:hAnsi="Times New Roman" w:eastAsia="Times New Roman" w:cs="Times New Roman"/>
-              </w:rPr>
-              <w:t>BCl</w:t>
-            </w:r>
-            <w:r>
-              <w:rPr>
-                <w:rFonts w:ascii="Times New Roman" w:hAnsi="Times New Roman" w:eastAsia="Times New Roman" w:cs="Times New Roman"/>
-                <w:vertAlign w:val="subscript"/>
-              </w:rPr>
-              <w:t>3</w:t>
-            </w:r>
-          </w:p>
-        </w:tc>
-        <w:tc>
-          <w:tcPr/>
-          <w:p>
-            <w:pPr>
-              <w:pStyle w:val="Compact"/>
-              <w:jc w:val="center"/>
-            </w:pPr>
-          </w:p>
-        </w:tc>
-        <w:tc>
-          <w:tcPr/>
-          <w:p>
-            <w:pPr>
-              <w:pStyle w:val="Compact"/>
-              <w:jc w:val="center"/>
-            </w:pPr>
-            <w:r>
-              <w:rPr>
-                <w:rFonts w:ascii="Times New Roman" w:hAnsi="Times New Roman" w:eastAsia="Times New Roman" w:cs="Times New Roman"/>
-              </w:rPr>
-              <w:t>ICl</w:t>
-            </w:r>
-            <w:r>
-              <w:rPr>
-                <w:rFonts w:ascii="Times New Roman" w:hAnsi="Times New Roman" w:eastAsia="Times New Roman" w:cs="Times New Roman"/>
-                <w:vertAlign w:val="subscript"/>
-              </w:rPr>
-              <w:t>4</w:t>
-            </w:r>
-            <w:r>
-              <w:rPr>
-                <w:rFonts w:ascii="Times New Roman" w:hAnsi="Times New Roman" w:eastAsia="Times New Roman" w:cs="Times New Roman"/>
-                <w:vertAlign w:val="superscript"/>
-              </w:rPr>
-              <w:t>-</w:t>
-            </w:r>
-          </w:p>
-        </w:tc>
-        <w:tc>
-          <w:tcPr/>
-          <w:p>
-            <w:pPr>
-              <w:pStyle w:val="Compact"/>
-              <w:jc w:val="center"/>
-            </w:pPr>
-          </w:p>
-        </w:tc>
-      </w:tr>
-      <w:tr>
-        <w:tc>
-          <w:tcPr/>
-          <w:p>
-            <w:pPr>
-              <w:pStyle w:val="Compact"/>
-              <w:jc w:val="center"/>
-            </w:pPr>
-            <w:r>
-              <w:rPr>
-                <w:rFonts w:ascii="Times New Roman" w:hAnsi="Times New Roman" w:eastAsia="Times New Roman" w:cs="Times New Roman"/>
-              </w:rPr>
-              <w:t>NH</w:t>
-            </w:r>
-            <w:r>
-              <w:rPr>
-                <w:rFonts w:ascii="Times New Roman" w:hAnsi="Times New Roman" w:eastAsia="Times New Roman" w:cs="Times New Roman"/>
-                <w:vertAlign w:val="subscript"/>
-              </w:rPr>
-              <w:t>4</w:t>
-            </w:r>
-            <w:r>
-              <w:rPr>
-                <w:rFonts w:ascii="Times New Roman" w:hAnsi="Times New Roman" w:eastAsia="Times New Roman" w:cs="Times New Roman"/>
-                <w:vertAlign w:val="superscript"/>
-              </w:rPr>
-              <w:t>+</w:t>
-            </w:r>
-          </w:p>
-        </w:tc>
-        <w:tc>
-          <w:tcPr/>
-          <w:p>
-            <w:pPr>
-              <w:pStyle w:val="Compact"/>
-              <w:jc w:val="center"/>
-            </w:pPr>
-          </w:p>
-        </w:tc>
-        <w:tc>
-          <w:tcPr/>
-          <w:p>
-            <w:pPr>
-              <w:pStyle w:val="Compact"/>
-              <w:jc w:val="center"/>
-            </w:pPr>
-            <w:r>
-              <w:rPr>
-                <w:rFonts w:ascii="Times New Roman" w:hAnsi="Times New Roman" w:eastAsia="Times New Roman" w:cs="Times New Roman"/>
-              </w:rPr>
-              <w:t>ClO</w:t>
-            </w:r>
-            <w:r>
-              <w:rPr>
-                <w:rFonts w:ascii="Times New Roman" w:hAnsi="Times New Roman" w:eastAsia="Times New Roman" w:cs="Times New Roman"/>
-                <w:vertAlign w:val="subscript"/>
-              </w:rPr>
-              <w:t>2</w:t>
-            </w:r>
-            <w:r>
-              <w:rPr>
-                <w:rFonts w:ascii="Times New Roman" w:hAnsi="Times New Roman" w:eastAsia="Times New Roman" w:cs="Times New Roman"/>
-                <w:vertAlign w:val="superscript"/>
-              </w:rPr>
-              <w:t>-</w:t>
-            </w:r>
-          </w:p>
-        </w:tc>
-        <w:tc>
-          <w:tcPr/>
-          <w:p>
-            <w:pPr>
-              <w:pStyle w:val="Compact"/>
-              <w:jc w:val="center"/>
-            </w:pPr>
-          </w:p>
-        </w:tc>
-      </w:tr>
-      <w:tr>
-        <w:tc>
-          <w:tcPr/>
-          <w:p>
-            <w:pPr>
-              <w:pStyle w:val="Compact"/>
-              <w:jc w:val="center"/>
-            </w:pPr>
-            <w:r>
-              <w:rPr>
-                <w:rFonts w:ascii="Times New Roman" w:hAnsi="Times New Roman" w:eastAsia="Times New Roman" w:cs="Times New Roman"/>
-              </w:rPr>
-              <w:t>H</w:t>
-            </w:r>
-            <w:r>
-              <w:rPr>
-                <w:rFonts w:ascii="Times New Roman" w:hAnsi="Times New Roman" w:eastAsia="Times New Roman" w:cs="Times New Roman"/>
-                <w:vertAlign w:val="subscript"/>
-              </w:rPr>
-              <w:t>2</w:t>
-            </w:r>
-            <w:r>
-              <w:rPr>
-                <w:rFonts w:ascii="Times New Roman" w:hAnsi="Times New Roman" w:eastAsia="Times New Roman" w:cs="Times New Roman"/>
-              </w:rPr>
-              <w:t>O</w:t>
-            </w:r>
-          </w:p>
-        </w:tc>
-        <w:tc>
-          <w:tcPr/>
-          <w:p>
-            <w:pPr>
-              <w:pStyle w:val="Compact"/>
-              <w:jc w:val="center"/>
-            </w:pPr>
-          </w:p>
-        </w:tc>
-        <w:tc>
-          <w:tcPr/>
-          <w:p>
-            <w:pPr>
-              <w:pStyle w:val="Compact"/>
-              <w:jc w:val="center"/>
-            </w:pPr>
-            <w:r>
-              <w:rPr>
-                <w:rFonts w:ascii="Times New Roman" w:hAnsi="Times New Roman" w:eastAsia="Times New Roman" w:cs="Times New Roman"/>
-              </w:rPr>
-              <w:t>PO</w:t>
-            </w:r>
-            <w:r>
-              <w:rPr>
-                <w:rFonts w:ascii="Times New Roman" w:hAnsi="Times New Roman" w:eastAsia="Times New Roman" w:cs="Times New Roman"/>
-                <w:vertAlign w:val="subscript"/>
-              </w:rPr>
-              <w:t>4</w:t>
-            </w:r>
-            <w:r>
-              <w:rPr>
-                <w:rFonts w:ascii="Times New Roman" w:hAnsi="Times New Roman" w:eastAsia="Times New Roman" w:cs="Times New Roman"/>
-                <w:vertAlign w:val="superscript"/>
-              </w:rPr>
-              <w:t>3-</w:t>
-            </w:r>
-          </w:p>
-        </w:tc>
-        <w:tc>
-          <w:tcPr/>
-          <w:p>
-            <w:pPr>
-              <w:pStyle w:val="Compact"/>
-              <w:jc w:val="center"/>
-            </w:pPr>
-          </w:p>
-        </w:tc>
-      </w:tr>
-      <w:tr>
-        <w:tc>
-          <w:tcPr/>
-          <w:p>
-            <w:pPr>
-              <w:pStyle w:val="Compact"/>
-              <w:jc w:val="center"/>
-            </w:pPr>
-            <w:r>
-              <w:rPr>
-                <w:rFonts w:ascii="Times New Roman" w:hAnsi="Times New Roman" w:eastAsia="Times New Roman" w:cs="Times New Roman"/>
-              </w:rPr>
-              <w:t>ClF</w:t>
-            </w:r>
-            <w:r>
-              <w:rPr>
-                <w:rFonts w:ascii="Times New Roman" w:hAnsi="Times New Roman" w:eastAsia="Times New Roman" w:cs="Times New Roman"/>
-                <w:vertAlign w:val="subscript"/>
-              </w:rPr>
-              <w:t>3</w:t>
-            </w:r>
-          </w:p>
-        </w:tc>
-        <w:tc>
-          <w:tcPr/>
-          <w:p>
-            <w:pPr>
-              <w:pStyle w:val="Compact"/>
-              <w:jc w:val="center"/>
-            </w:pPr>
-          </w:p>
-        </w:tc>
-        <w:tc>
-          <w:tcPr/>
-          <w:p>
-            <w:pPr>
-              <w:pStyle w:val="Compact"/>
-              <w:jc w:val="center"/>
-            </w:pPr>
-            <w:r>
-              <w:rPr>
-                <w:rFonts w:ascii="Times New Roman" w:hAnsi="Times New Roman" w:eastAsia="Times New Roman" w:cs="Times New Roman"/>
-              </w:rPr>
-              <w:t>CO</w:t>
-            </w:r>
-            <w:r>
-              <w:rPr>
-                <w:rFonts w:ascii="Times New Roman" w:hAnsi="Times New Roman" w:eastAsia="Times New Roman" w:cs="Times New Roman"/>
-                <w:vertAlign w:val="subscript"/>
-              </w:rPr>
-              <w:t>2</w:t>
-            </w:r>
-          </w:p>
-        </w:tc>
-        <w:tc>
-          <w:tcPr/>
-          <w:p>
-            <w:pPr>
-              <w:pStyle w:val="Compact"/>
-              <w:jc w:val="center"/>
-            </w:pPr>
-          </w:p>
-        </w:tc>
-      </w:tr>
-      <w:tr>
-        <w:tc>
-          <w:tcPr/>
-          <w:p>
-            <w:pPr>
-              <w:pStyle w:val="Compact"/>
-              <w:jc w:val="center"/>
-            </w:pPr>
-            <w:r>
-              <w:rPr>
-                <w:rFonts w:ascii="Times New Roman" w:hAnsi="Times New Roman" w:eastAsia="Times New Roman" w:cs="Times New Roman"/>
-              </w:rPr>
-              <w:t>PCl</w:t>
-            </w:r>
-            <w:r>
-              <w:rPr>
-                <w:rFonts w:ascii="Times New Roman" w:hAnsi="Times New Roman" w:eastAsia="Times New Roman" w:cs="Times New Roman"/>
-                <w:vertAlign w:val="subscript"/>
-              </w:rPr>
-              <w:t>5</w:t>
-            </w:r>
-          </w:p>
-        </w:tc>
-        <w:tc>
-          <w:tcPr/>
-          <w:p>
-            <w:pPr>
-              <w:pStyle w:val="Compact"/>
-              <w:jc w:val="center"/>
-            </w:pPr>
-          </w:p>
-        </w:tc>
-        <w:tc>
-          <w:tcPr/>
-          <w:p>
-            <w:pPr>
-              <w:pStyle w:val="Compact"/>
-              <w:jc w:val="center"/>
-            </w:pPr>
-            <w:r>
-              <w:rPr>
-                <w:rFonts w:ascii="Times New Roman" w:hAnsi="Times New Roman" w:eastAsia="Times New Roman" w:cs="Times New Roman"/>
-              </w:rPr>
-              <w:t>SO</w:t>
-            </w:r>
-            <w:r>
-              <w:rPr>
-                <w:rFonts w:ascii="Times New Roman" w:hAnsi="Times New Roman" w:eastAsia="Times New Roman" w:cs="Times New Roman"/>
-                <w:vertAlign w:val="subscript"/>
-              </w:rPr>
-              <w:t>2</w:t>
-            </w:r>
-          </w:p>
-        </w:tc>
-        <w:tc>
-          <w:tcPr/>
-          <w:p>
-            <w:pPr>
-              <w:pStyle w:val="Compact"/>
-              <w:jc w:val="center"/>
-            </w:pPr>
-          </w:p>
-        </w:tc>
-      </w:tr>
-      <w:tr>
-        <w:tc>
-          <w:tcPr/>
-          <w:p>
-            <w:pPr>
-              <w:pStyle w:val="Compact"/>
-              <w:jc w:val="center"/>
-            </w:pPr>
-            <w:r>
-              <w:rPr>
-                <w:rFonts w:ascii="Times New Roman" w:hAnsi="Times New Roman" w:eastAsia="Times New Roman" w:cs="Times New Roman"/>
-              </w:rPr>
-              <w:t xml:space="preserve">NOCl</w:t>
-            </w:r>
-          </w:p>
-        </w:tc>
-        <w:tc>
-          <w:tcPr/>
-          <w:p>
-            <w:pPr>
-              <w:pStyle w:val="Compact"/>
-              <w:jc w:val="center"/>
-            </w:pPr>
-          </w:p>
-        </w:tc>
-        <w:tc>
-          <w:tcPr/>
-          <w:p>
-            <w:pPr>
-              <w:pStyle w:val="Compact"/>
-              <w:jc w:val="center"/>
-            </w:pPr>
-            <w:r>
-              <w:rPr>
-                <w:rFonts w:ascii="Times New Roman" w:hAnsi="Times New Roman" w:eastAsia="Times New Roman" w:cs="Times New Roman"/>
-              </w:rPr>
-              <w:t>POCl</w:t>
-            </w:r>
-            <w:r>
-              <w:rPr>
-                <w:rFonts w:ascii="Times New Roman" w:hAnsi="Times New Roman" w:eastAsia="Times New Roman" w:cs="Times New Roman"/>
-                <w:vertAlign w:val="subscript"/>
-              </w:rPr>
-              <w:t>3</w:t>
-            </w:r>
-          </w:p>
-        </w:tc>
-        <w:tc>
-          <w:tcPr/>
-          <w:p>
-            <w:pPr>
-              <w:pStyle w:val="Compact"/>
-              <w:jc w:val="center"/>
-            </w:pPr>
-          </w:p>
-        </w:tc>
-      </w:tr>
-    </w:tbl>
-    <w:p>
-      <w:pPr>
-        <w:spacing w:before="160" w:after="80"/>
-      </w:pPr>
-      <w:r>
-        <w:pict>
-          <v:rect style="width:0;height:1.5pt" o:hralign="center" o:hrstd="t" o:hr="t"/>
-        </w:pict>
-      </w:r>
-    </w:p>
-    <w:bookmarkEnd w:id="110"/>
-    <w:bookmarkStart w:id="111" w:name="教-17题"/>
-    <w:p>
-      <w:pPr>
-        <w:pStyle w:val="Heading3"/>
-        <w:spacing w:before="280" w:after="120"/>
-      </w:pPr>
-      <w:r>
-        <w:rPr>
-          <w:rFonts w:hint="eastAsia" w:ascii="Times New Roman" w:hAnsi="Times New Roman" w:eastAsia="SimHei" w:cs="Times New Roman"/>
-        </w:rPr>
-        <w:t>教</w:t>
-      </w:r>
-      <w:r>
-        <w:rPr>
-          <w:rFonts w:hint="eastAsia" w:ascii="Times New Roman" w:hAnsi="Times New Roman" w:eastAsia="Times New Roman" w:cs="Times New Roman"/>
-        </w:rPr>
-        <w:t>-17</w:t>
-      </w:r>
-      <w:r>
-        <w:rPr>
-          <w:rFonts w:hint="eastAsia" w:ascii="Times New Roman" w:hAnsi="Times New Roman" w:eastAsia="SimHei" w:cs="Times New Roman"/>
-        </w:rPr>
-        <w:t>题</w:t>
-      </w:r>
-      <w:r>
-        <w:rPr>
-          <w:rFonts w:ascii="Times New Roman" w:hAnsi="Times New Roman" w:eastAsia="Times New Roman" w:cs="Times New Roman"/>
-        </w:rPr>
-        <w:t xml:space="preserve"> ⭐⭐⭐</w:t>
-      </w:r>
-    </w:p>
-    <w:p>
-      <w:pPr>
-        <w:pStyle w:val="FirstParagraph"/>
-      </w:pPr>
-      <w:r>
-        <w:rPr>
-          <w:rFonts w:hint="eastAsia" w:ascii="Times New Roman" w:hAnsi="Times New Roman" w:eastAsia="FangSong" w:cs="Times New Roman"/>
-        </w:rPr>
-        <w:t>画出以下分子的结构示意图</w:t>
-      </w:r>
-      <w:r>
-        <w:rPr>
-          <w:rFonts w:hint="eastAsia" w:ascii="Times New Roman" w:hAnsi="Times New Roman" w:eastAsia="Times New Roman" w:cs="Times New Roman"/>
-        </w:rPr>
-        <w:t>，</w:t>
-      </w:r>
-      <w:r>
-        <w:rPr>
-          <w:rFonts w:hint="eastAsia" w:ascii="Times New Roman" w:hAnsi="Times New Roman" w:eastAsia="FangSong" w:cs="Times New Roman"/>
-        </w:rPr>
-        <w:t>指出中心原子的杂化方式和分子构型</w:t>
-      </w:r>
-      <w:r>
-        <w:rPr>
-          <w:rFonts w:hint="eastAsia" w:ascii="Times New Roman" w:hAnsi="Times New Roman" w:eastAsia="Times New Roman" w:cs="Times New Roman"/>
-        </w:rPr>
-        <w:t>：</w:t>
-      </w:r>
-      <w:r>
-        <w:rPr>
-          <w:rFonts w:ascii="Times New Roman" w:hAnsi="Times New Roman" w:eastAsia="Times New Roman" w:cs="Times New Roman"/>
-        </w:rPr>
-        <w:t xml:space="preserve"> </w:t>
-      </w:r>
-      <w:r>
-        <w:rPr>
-          <w:rFonts w:ascii="Times New Roman" w:hAnsi="Times New Roman" w:eastAsia="Times New Roman" w:cs="Times New Roman"/>
-        </w:rPr>
-        <w:t xml:space="preserve">(1) </w:t>
-      </w:r>
-      <w:r>
-        <w:rPr>
-          <w:rFonts w:hint="eastAsia" w:ascii="Times New Roman" w:hAnsi="Times New Roman" w:eastAsia="Times New Roman" w:cs="Times New Roman"/>
-        </w:rPr>
-        <w:t>N(CH</w:t>
-      </w:r>
-      <w:r>
-        <w:rPr>
-          <w:rFonts w:hint="eastAsia" w:ascii="Times New Roman" w:hAnsi="Times New Roman" w:eastAsia="Times New Roman" w:cs="Times New Roman"/>
-          <w:vertAlign w:val="subscript"/>
-        </w:rPr>
-        <w:t>3</w:t>
-      </w:r>
-      <w:r>
-        <w:rPr>
-          <w:rFonts w:hint="eastAsia" w:ascii="Times New Roman" w:hAnsi="Times New Roman" w:eastAsia="Times New Roman" w:cs="Times New Roman"/>
-        </w:rPr>
-        <w:t>)</w:t>
-      </w:r>
-      <w:r>
-        <w:rPr>
-          <w:rFonts w:hint="eastAsia" w:ascii="Times New Roman" w:hAnsi="Times New Roman" w:eastAsia="Times New Roman" w:cs="Times New Roman"/>
-          <w:vertAlign w:val="subscript"/>
-        </w:rPr>
-        <w:t>3</w:t>
-      </w:r>
-      <w:r>
-        <w:rPr>
-          <w:rFonts w:hint="eastAsia" w:ascii="Times New Roman" w:hAnsi="Times New Roman" w:eastAsia="Times New Roman" w:cs="Times New Roman"/>
-        </w:rPr>
-        <w:t>（</w:t>
-      </w:r>
-      <w:r>
-        <w:rPr>
-          <w:rFonts w:hint="eastAsia" w:ascii="Times New Roman" w:hAnsi="Times New Roman" w:eastAsia="FangSong" w:cs="Times New Roman"/>
-        </w:rPr>
-        <w:t>三甲胺</w:t>
-      </w:r>
-      <w:r>
-        <w:rPr>
-          <w:rFonts w:hint="eastAsia" w:ascii="Times New Roman" w:hAnsi="Times New Roman" w:eastAsia="Times New Roman" w:cs="Times New Roman"/>
-        </w:rPr>
-        <w:t>）</w:t>
-      </w:r>
-      <w:r>
-        <w:rPr>
-          <w:rFonts w:ascii="Times New Roman" w:hAnsi="Times New Roman" w:eastAsia="Times New Roman" w:cs="Times New Roman"/>
-        </w:rPr>
-        <w:t xml:space="preserve"> </w:t>
-      </w:r>
-      <w:r>
-        <w:rPr>
-          <w:rFonts w:ascii="Times New Roman" w:hAnsi="Times New Roman" w:eastAsia="Times New Roman" w:cs="Times New Roman"/>
-        </w:rPr>
-        <w:t xml:space="preserve">(2) </w:t>
-      </w:r>
-      <w:r>
-        <w:rPr>
-          <w:rFonts w:hint="eastAsia" w:ascii="Times New Roman" w:hAnsi="Times New Roman" w:eastAsia="Times New Roman" w:cs="Times New Roman"/>
-        </w:rPr>
-        <w:t>F</w:t>
-      </w:r>
-      <w:r>
-        <w:rPr>
-          <w:rFonts w:hint="eastAsia" w:ascii="Times New Roman" w:hAnsi="Times New Roman" w:eastAsia="Times New Roman" w:cs="Times New Roman"/>
-          <w:vertAlign w:val="subscript"/>
-        </w:rPr>
-        <w:t>3</w:t>
-      </w:r>
-      <w:r>
-        <w:rPr>
-          <w:rFonts w:hint="eastAsia" w:ascii="Times New Roman" w:hAnsi="Times New Roman" w:eastAsia="Times New Roman" w:cs="Times New Roman"/>
-        </w:rPr>
-        <w:t>B-N(CH</w:t>
-      </w:r>
-      <w:r>
-        <w:rPr>
-          <w:rFonts w:hint="eastAsia" w:ascii="Times New Roman" w:hAnsi="Times New Roman" w:eastAsia="Times New Roman" w:cs="Times New Roman"/>
-          <w:vertAlign w:val="subscript"/>
-        </w:rPr>
-        <w:t>3</w:t>
-      </w:r>
-      <w:r>
-        <w:rPr>
-          <w:rFonts w:hint="eastAsia" w:ascii="Times New Roman" w:hAnsi="Times New Roman" w:eastAsia="Times New Roman" w:cs="Times New Roman"/>
-        </w:rPr>
-        <w:t>)</w:t>
-      </w:r>
-      <w:r>
-        <w:rPr>
-          <w:rFonts w:hint="eastAsia" w:ascii="Times New Roman" w:hAnsi="Times New Roman" w:eastAsia="Times New Roman" w:cs="Times New Roman"/>
-          <w:vertAlign w:val="subscript"/>
-        </w:rPr>
-        <w:t>3</w:t>
-      </w:r>
-      <w:r>
-        <w:rPr>
-          <w:rFonts w:hint="eastAsia" w:ascii="Times New Roman" w:hAnsi="Times New Roman" w:eastAsia="Times New Roman" w:cs="Times New Roman"/>
-        </w:rPr>
-        <w:t>（</w:t>
-      </w:r>
-      <w:r>
-        <w:rPr>
-          <w:rFonts w:hint="eastAsia" w:ascii="Times New Roman" w:hAnsi="Times New Roman" w:eastAsia="FangSong" w:cs="Times New Roman"/>
-        </w:rPr>
-        <w:t>三甲胺三氟化硼加合物</w:t>
-      </w:r>
-      <w:r>
-        <w:rPr>
-          <w:rFonts w:hint="eastAsia" w:ascii="Times New Roman" w:hAnsi="Times New Roman" w:eastAsia="Times New Roman" w:cs="Times New Roman"/>
-        </w:rPr>
-        <w:t>）</w:t>
-      </w:r>
-      <w:r>
-        <w:rPr>
-          <w:rFonts w:ascii="Times New Roman" w:hAnsi="Times New Roman" w:eastAsia="Times New Roman" w:cs="Times New Roman"/>
-        </w:rPr>
-        <w:t xml:space="preserve"> </w:t>
-      </w:r>
-      <w:r>
-        <w:rPr>
-          <w:rFonts w:ascii="Times New Roman" w:hAnsi="Times New Roman" w:eastAsia="Times New Roman" w:cs="Times New Roman"/>
-        </w:rPr>
-        <w:t>(3) F</w:t>
-      </w:r>
-      <w:r>
-        <w:rPr>
-          <w:rFonts w:ascii="Times New Roman" w:hAnsi="Times New Roman" w:eastAsia="Times New Roman" w:cs="Times New Roman"/>
-          <w:vertAlign w:val="subscript"/>
-        </w:rPr>
-        <w:t>4</w:t>
-      </w:r>
-      <w:r>
-        <w:rPr>
-          <w:rFonts w:ascii="Times New Roman" w:hAnsi="Times New Roman" w:eastAsia="Times New Roman" w:cs="Times New Roman"/>
-        </w:rPr>
-        <w:t>Si-N(CH</w:t>
-      </w:r>
-      <w:r>
-        <w:rPr>
-          <w:rFonts w:ascii="Times New Roman" w:hAnsi="Times New Roman" w:eastAsia="Times New Roman" w:cs="Times New Roman"/>
-          <w:vertAlign w:val="subscript"/>
-        </w:rPr>
-        <w:t>3</w:t>
-      </w:r>
-      <w:r>
-        <w:rPr>
-          <w:rFonts w:ascii="Times New Roman" w:hAnsi="Times New Roman" w:eastAsia="Times New Roman" w:cs="Times New Roman"/>
-        </w:rPr>
-        <w:t>)</w:t>
-      </w:r>
-      <w:r>
-        <w:rPr>
-          <w:rFonts w:ascii="Times New Roman" w:hAnsi="Times New Roman" w:eastAsia="Times New Roman" w:cs="Times New Roman"/>
-          <w:vertAlign w:val="subscript"/>
-        </w:rPr>
-        <w:t>3</w:t>
-      </w:r>
-    </w:p>
-    <w:p>
-      <w:pPr>
-        <w:spacing w:before="160" w:after="80"/>
-      </w:pPr>
-      <w:r>
-        <w:pict>
-          <v:rect style="width:0;height:1.5pt" o:hralign="center" o:hrstd="t" o:hr="t"/>
-        </w:pict>
-      </w:r>
-    </w:p>
-    <w:bookmarkEnd w:id="111"/>
-    <w:bookmarkEnd w:id="112"/>
-    <w:bookmarkEnd w:id="113"/>
-    <w:bookmarkStart w:id="128" w:name="综合扩展9题"/>
-    <w:p>
-      <w:pPr>
-        <w:pStyle w:val="Heading1"/>
-        <w:spacing w:before="280" w:after="120"/>
-      </w:pPr>
-      <w:r>
-        <w:rPr>
-          <w:rFonts w:hint="eastAsia" w:ascii="Times New Roman" w:hAnsi="Times New Roman" w:eastAsia="SimHei" w:cs="Times New Roman"/>
-        </w:rPr>
-        <w:t>综合扩展</w:t>
-      </w:r>
-      <w:r>
-        <w:rPr>
-          <w:rFonts w:hint="eastAsia" w:ascii="Times New Roman" w:hAnsi="Times New Roman" w:eastAsia="Times New Roman" w:cs="Times New Roman"/>
-        </w:rPr>
-        <w:t>（9</w:t>
-      </w:r>
-      <w:r>
-        <w:rPr>
-          <w:rFonts w:hint="eastAsia" w:ascii="Times New Roman" w:hAnsi="Times New Roman" w:eastAsia="SimHei" w:cs="Times New Roman"/>
-        </w:rPr>
-        <w:t>题</w:t>
-      </w:r>
-      <w:r>
-        <w:rPr>
-          <w:rFonts w:hint="eastAsia" w:ascii="Times New Roman" w:hAnsi="Times New Roman" w:eastAsia="Times New Roman" w:cs="Times New Roman"/>
-        </w:rPr>
-        <w:t>）</w:t>
-      </w:r>
-    </w:p>
-    <w:p>
-      <w:pPr>
-        <w:spacing w:before="160" w:after="80"/>
-      </w:pPr>
-      <w:r>
-        <w:pict>
-          <v:rect style="width:0;height:1.5pt" o:hralign="center" o:hrstd="t" o:hr="t"/>
-        </w:pict>
-      </w:r>
-    </w:p>
-    <w:bookmarkStart w:id="119" w:name="综合扩展a5题"/>
-    <w:p>
-      <w:pPr>
-        <w:pStyle w:val="Heading2"/>
-        <w:spacing w:before="280" w:after="120"/>
-      </w:pPr>
-      <w:r>
-        <w:rPr>
-          <w:rFonts w:hint="eastAsia" w:ascii="Times New Roman" w:hAnsi="Times New Roman" w:eastAsia="SimHei" w:cs="Times New Roman"/>
-        </w:rPr>
-        <w:t>综合扩展</w:t>
-      </w:r>
-      <w:r>
-        <w:rPr>
-          <w:rFonts w:hint="eastAsia" w:ascii="Times New Roman" w:hAnsi="Times New Roman" w:eastAsia="Times New Roman" w:cs="Times New Roman"/>
-        </w:rPr>
-        <w:t>A（5</w:t>
-      </w:r>
-      <w:r>
-        <w:rPr>
-          <w:rFonts w:hint="eastAsia" w:ascii="Times New Roman" w:hAnsi="Times New Roman" w:eastAsia="SimHei" w:cs="Times New Roman"/>
-        </w:rPr>
-        <w:t>题</w:t>
-      </w:r>
-      <w:r>
-        <w:rPr>
-          <w:rFonts w:hint="eastAsia" w:ascii="Times New Roman" w:hAnsi="Times New Roman" w:eastAsia="Times New Roman" w:cs="Times New Roman"/>
-        </w:rPr>
-        <w:t>）</w:t>
-      </w:r>
-    </w:p>
-    <w:bookmarkStart w:id="114" w:name="赵-1题"/>
-    <w:p>
-      <w:pPr>
-        <w:pStyle w:val="Heading3"/>
-        <w:spacing w:before="280" w:after="120"/>
-      </w:pPr>
-      <w:r>
-        <w:rPr>
-          <w:rFonts w:hint="eastAsia" w:ascii="Times New Roman" w:hAnsi="Times New Roman" w:eastAsia="SimHei" w:cs="Times New Roman"/>
-        </w:rPr>
-        <w:t>赵</w:t>
-      </w:r>
-      <w:r>
-        <w:rPr>
-          <w:rFonts w:hint="eastAsia" w:ascii="Times New Roman" w:hAnsi="Times New Roman" w:eastAsia="Times New Roman" w:cs="Times New Roman"/>
-        </w:rPr>
-        <w:t>-1</w:t>
-      </w:r>
-      <w:r>
-        <w:rPr>
-          <w:rFonts w:hint="eastAsia" w:ascii="Times New Roman" w:hAnsi="Times New Roman" w:eastAsia="SimHei" w:cs="Times New Roman"/>
-        </w:rPr>
-        <w:t>题</w:t>
-      </w:r>
-      <w:r>
-        <w:rPr>
-          <w:rFonts w:ascii="Times New Roman" w:hAnsi="Times New Roman" w:eastAsia="Times New Roman" w:cs="Times New Roman"/>
-        </w:rPr>
-        <w:t xml:space="preserve"> ⭐⭐⭐</w:t>
-      </w:r>
-    </w:p>
-    <w:p>
-      <w:pPr>
-        <w:pStyle w:val="FirstParagraph"/>
-      </w:pPr>
-      <w:r>
-        <w:rPr>
-          <w:rFonts w:hint="eastAsia" w:ascii="Times New Roman" w:hAnsi="Times New Roman" w:eastAsia="Times New Roman" w:cs="Times New Roman"/>
-        </w:rPr>
-        <w:t>PCl</w:t>
-      </w:r>
-      <w:r>
-        <w:rPr>
-          <w:rFonts w:hint="eastAsia" w:ascii="Times New Roman" w:hAnsi="Times New Roman" w:eastAsia="Times New Roman" w:cs="Times New Roman"/>
-          <w:vertAlign w:val="subscript"/>
-        </w:rPr>
-        <w:t>5</w:t>
-      </w:r>
-      <w:r>
-        <w:rPr>
-          <w:rFonts w:hint="eastAsia" w:ascii="Times New Roman" w:hAnsi="Times New Roman" w:eastAsia="FangSong" w:cs="Times New Roman"/>
-        </w:rPr>
-        <w:t>在气态时为三角双锥结构</w:t>
-      </w:r>
-      <w:r>
-        <w:rPr>
-          <w:rFonts w:hint="eastAsia" w:ascii="Times New Roman" w:hAnsi="Times New Roman" w:eastAsia="Times New Roman" w:cs="Times New Roman"/>
-        </w:rPr>
-        <w:t>，</w:t>
-      </w:r>
-      <w:r>
-        <w:rPr>
-          <w:rFonts w:hint="eastAsia" w:ascii="Times New Roman" w:hAnsi="Times New Roman" w:eastAsia="FangSong" w:cs="Times New Roman"/>
-        </w:rPr>
-        <w:t>但在液态时能导电</w:t>
-      </w:r>
-      <w:r>
-        <w:rPr>
-          <w:rFonts w:hint="eastAsia" w:ascii="Times New Roman" w:hAnsi="Times New Roman" w:eastAsia="Times New Roman" w:cs="Times New Roman"/>
-        </w:rPr>
-        <w:t>。</w:t>
-      </w:r>
-      <w:r>
-        <w:rPr>
-          <w:rFonts w:hint="eastAsia" w:ascii="Times New Roman" w:hAnsi="Times New Roman" w:eastAsia="FangSong" w:cs="Times New Roman"/>
-        </w:rPr>
-        <w:t>请解释原因</w:t>
-      </w:r>
-      <w:r>
-        <w:rPr>
-          <w:rFonts w:hint="eastAsia" w:ascii="Times New Roman" w:hAnsi="Times New Roman" w:eastAsia="Times New Roman" w:cs="Times New Roman"/>
-        </w:rPr>
-        <w:t>，</w:t>
-      </w:r>
-      <w:r>
-        <w:rPr>
-          <w:rFonts w:hint="eastAsia" w:ascii="Times New Roman" w:hAnsi="Times New Roman" w:eastAsia="FangSong" w:cs="Times New Roman"/>
-        </w:rPr>
-        <w:t>并说明</w:t>
-      </w:r>
-      <w:r>
-        <w:rPr>
-          <w:rFonts w:hint="eastAsia" w:ascii="Times New Roman" w:hAnsi="Times New Roman" w:eastAsia="Times New Roman" w:cs="Times New Roman"/>
-        </w:rPr>
-        <w:t>PBr</w:t>
-      </w:r>
-      <w:r>
-        <w:rPr>
-          <w:rFonts w:hint="eastAsia" w:ascii="Times New Roman" w:hAnsi="Times New Roman" w:eastAsia="Times New Roman" w:cs="Times New Roman"/>
-          <w:vertAlign w:val="subscript"/>
-        </w:rPr>
-        <w:t>5</w:t>
-      </w:r>
-      <w:r>
-        <w:rPr>
-          <w:rFonts w:hint="eastAsia" w:ascii="Times New Roman" w:hAnsi="Times New Roman" w:eastAsia="FangSong" w:cs="Times New Roman"/>
-        </w:rPr>
-        <w:t>的气态结构特点</w:t>
-      </w:r>
-      <w:r>
-        <w:rPr>
-          <w:rFonts w:hint="eastAsia" w:ascii="Times New Roman" w:hAnsi="Times New Roman" w:eastAsia="Times New Roman" w:cs="Times New Roman"/>
-        </w:rPr>
-        <w:t>。</w:t>
-      </w:r>
-    </w:p>
-    <w:p>
-      <w:pPr>
-        <w:spacing w:before="160" w:after="80"/>
-      </w:pPr>
-      <w:r>
-        <w:pict>
-          <v:rect style="width:0;height:1.5pt" o:hralign="center" o:hrstd="t" o:hr="t"/>
-        </w:pict>
-      </w:r>
-    </w:p>
-    <w:bookmarkEnd w:id="114"/>
-    <w:bookmarkStart w:id="115" w:name="赵-2题"/>
-    <w:p>
-      <w:pPr>
-        <w:pStyle w:val="Heading3"/>
-        <w:spacing w:before="280" w:after="120"/>
-      </w:pPr>
-      <w:r>
-        <w:rPr>
-          <w:rFonts w:hint="eastAsia" w:ascii="Times New Roman" w:hAnsi="Times New Roman" w:eastAsia="SimHei" w:cs="Times New Roman"/>
-        </w:rPr>
-        <w:t>赵</w:t>
-      </w:r>
-      <w:r>
-        <w:rPr>
-          <w:rFonts w:hint="eastAsia" w:ascii="Times New Roman" w:hAnsi="Times New Roman" w:eastAsia="Times New Roman" w:cs="Times New Roman"/>
-        </w:rPr>
-        <w:t>-2</w:t>
-      </w:r>
-      <w:r>
-        <w:rPr>
-          <w:rFonts w:hint="eastAsia" w:ascii="Times New Roman" w:hAnsi="Times New Roman" w:eastAsia="SimHei" w:cs="Times New Roman"/>
-        </w:rPr>
-        <w:t>题</w:t>
-      </w:r>
-      <w:r>
-        <w:rPr>
-          <w:rFonts w:ascii="Times New Roman" w:hAnsi="Times New Roman" w:eastAsia="Times New Roman" w:cs="Times New Roman"/>
-        </w:rPr>
-        <w:t xml:space="preserve"> ⭐⭐⭐</w:t>
-      </w:r>
-    </w:p>
-    <w:p>
-      <w:pPr>
-        <w:pStyle w:val="FirstParagraph"/>
-      </w:pPr>
-      <w:r>
-        <w:rPr>
-          <w:rFonts w:hint="eastAsia" w:ascii="Times New Roman" w:hAnsi="Times New Roman" w:eastAsia="FangSong" w:cs="Times New Roman"/>
-        </w:rPr>
-        <w:t>将以下物种按</w:t>
-      </w:r>
-      <w:r>
-        <w:rPr>
-          <w:rFonts w:hint="eastAsia" w:ascii="Times New Roman" w:hAnsi="Times New Roman" w:eastAsia="Times New Roman" w:cs="Times New Roman"/>
-        </w:rPr>
-        <w:t>N-O</w:t>
-      </w:r>
-      <w:r>
-        <w:rPr>
-          <w:rFonts w:hint="eastAsia" w:ascii="Times New Roman" w:hAnsi="Times New Roman" w:eastAsia="FangSong" w:cs="Times New Roman"/>
-        </w:rPr>
-        <w:t>键级从高到低排列</w:t>
-      </w:r>
-      <w:r>
-        <w:rPr>
-          <w:rFonts w:hint="eastAsia" w:ascii="Times New Roman" w:hAnsi="Times New Roman" w:eastAsia="Times New Roman" w:cs="Times New Roman"/>
-        </w:rPr>
-        <w:t>，</w:t>
-      </w:r>
-      <w:r>
-        <w:rPr>
-          <w:rFonts w:hint="eastAsia" w:ascii="Times New Roman" w:hAnsi="Times New Roman" w:eastAsia="FangSong" w:cs="Times New Roman"/>
-        </w:rPr>
-        <w:t>并匹配对应的</w:t>
-      </w:r>
-      <w:r>
-        <w:rPr>
-          <w:rFonts w:hint="eastAsia" w:ascii="Times New Roman" w:hAnsi="Times New Roman" w:eastAsia="Times New Roman" w:cs="Times New Roman"/>
-        </w:rPr>
-        <w:t>N-O</w:t>
-      </w:r>
-      <w:r>
-        <w:rPr>
-          <w:rFonts w:hint="eastAsia" w:ascii="Times New Roman" w:hAnsi="Times New Roman" w:eastAsia="FangSong" w:cs="Times New Roman"/>
-        </w:rPr>
-        <w:t>键长</w:t>
-      </w:r>
-      <w:r>
-        <w:rPr>
-          <w:rFonts w:hint="eastAsia" w:ascii="Times New Roman" w:hAnsi="Times New Roman" w:eastAsia="Times New Roman" w:cs="Times New Roman"/>
-        </w:rPr>
-        <w:t>（106、115、119、124、146</w:t>
-      </w:r>
-      <w:r>
-        <w:rPr>
-          <w:rFonts w:ascii="Times New Roman" w:hAnsi="Times New Roman" w:eastAsia="Times New Roman" w:cs="Times New Roman"/>
-        </w:rPr>
-        <w:t xml:space="preserve"> </w:t>
-      </w:r>
-      <w:r>
-        <w:rPr>
-          <w:rFonts w:hint="eastAsia" w:ascii="Times New Roman" w:hAnsi="Times New Roman" w:eastAsia="Times New Roman" w:cs="Times New Roman"/>
-        </w:rPr>
-        <w:t>pm）：NO</w:t>
-      </w:r>
-      <w:r>
-        <w:rPr>
-          <w:rFonts w:hint="eastAsia" w:ascii="Times New Roman" w:hAnsi="Times New Roman" w:eastAsia="Times New Roman" w:cs="Times New Roman"/>
-          <w:vertAlign w:val="superscript"/>
-        </w:rPr>
-        <w:t>+</w:t>
-      </w:r>
-      <w:r>
-        <w:rPr>
-          <w:rFonts w:hint="eastAsia" w:ascii="Times New Roman" w:hAnsi="Times New Roman" w:eastAsia="Times New Roman" w:cs="Times New Roman"/>
-        </w:rPr>
-        <w:t>、NO、N</w:t>
-      </w:r>
-      <w:r>
-        <w:rPr>
-          <w:rFonts w:hint="eastAsia" w:ascii="Times New Roman" w:hAnsi="Times New Roman" w:eastAsia="Times New Roman" w:cs="Times New Roman"/>
-          <w:vertAlign w:val="subscript"/>
-        </w:rPr>
-        <w:t>2</w:t>
-      </w:r>
-      <w:r>
-        <w:rPr>
-          <w:rFonts w:hint="eastAsia" w:ascii="Times New Roman" w:hAnsi="Times New Roman" w:eastAsia="Times New Roman" w:cs="Times New Roman"/>
-        </w:rPr>
-        <w:t>O（</w:t>
-      </w:r>
-      <w:r>
-        <w:rPr>
-          <w:rFonts w:hint="eastAsia" w:ascii="Times New Roman" w:hAnsi="Times New Roman" w:eastAsia="FangSong" w:cs="Times New Roman"/>
-        </w:rPr>
-        <w:t>端基</w:t>
-      </w:r>
-      <w:r>
-        <w:rPr>
-          <w:rFonts w:hint="eastAsia" w:ascii="Times New Roman" w:hAnsi="Times New Roman" w:eastAsia="Times New Roman" w:cs="Times New Roman"/>
-        </w:rPr>
-        <w:t>N-O）、NO</w:t>
-      </w:r>
-      <w:r>
-        <w:rPr>
-          <w:rFonts w:hint="eastAsia" w:ascii="Times New Roman" w:hAnsi="Times New Roman" w:eastAsia="Times New Roman" w:cs="Times New Roman"/>
-          <w:vertAlign w:val="subscript"/>
-        </w:rPr>
-        <w:t>3</w:t>
-      </w:r>
-      <w:r>
-        <w:rPr>
-          <w:rFonts w:hint="eastAsia" w:ascii="Times New Roman" w:hAnsi="Times New Roman" w:eastAsia="Times New Roman" w:cs="Times New Roman"/>
-          <w:vertAlign w:val="superscript"/>
-        </w:rPr>
-        <w:t>-</w:t>
-      </w:r>
-      <w:r>
-        <w:rPr>
-          <w:rFonts w:hint="eastAsia" w:ascii="Times New Roman" w:hAnsi="Times New Roman" w:eastAsia="Times New Roman" w:cs="Times New Roman"/>
-        </w:rPr>
-        <w:t>、NH</w:t>
-      </w:r>
-      <w:r>
-        <w:rPr>
-          <w:rFonts w:hint="eastAsia" w:ascii="Times New Roman" w:hAnsi="Times New Roman" w:eastAsia="Times New Roman" w:cs="Times New Roman"/>
-          <w:vertAlign w:val="subscript"/>
-        </w:rPr>
-        <w:t>3</w:t>
-      </w:r>
-      <w:r>
-        <w:rPr>
-          <w:rFonts w:hint="eastAsia" w:ascii="Times New Roman" w:hAnsi="Times New Roman" w:eastAsia="Times New Roman" w:cs="Times New Roman"/>
-        </w:rPr>
-        <w:t>OH</w:t>
-      </w:r>
-      <w:r>
-        <w:rPr>
-          <w:rFonts w:hint="eastAsia" w:ascii="Times New Roman" w:hAnsi="Times New Roman" w:eastAsia="Times New Roman" w:cs="Times New Roman"/>
-          <w:vertAlign w:val="superscript"/>
-        </w:rPr>
-        <w:t>+</w:t>
-      </w:r>
-      <w:r>
-        <w:rPr>
-          <w:rFonts w:hint="eastAsia" w:ascii="Times New Roman" w:hAnsi="Times New Roman" w:eastAsia="Times New Roman" w:cs="Times New Roman"/>
-        </w:rPr>
-        <w:t>。</w:t>
-      </w:r>
-    </w:p>
-    <w:p>
-      <w:pPr>
-        <w:spacing w:before="160" w:after="80"/>
-      </w:pPr>
-      <w:r>
-        <w:pict>
-          <v:rect style="width:0;height:1.5pt" o:hralign="center" o:hrstd="t" o:hr="t"/>
-        </w:pict>
-      </w:r>
-    </w:p>
-    <w:bookmarkEnd w:id="115"/>
-    <w:bookmarkStart w:id="116" w:name="赵-3题"/>
+    <w:bookmarkStart w:id="110" w:name="赵-3题"/>
     <w:p>
       <w:pPr>
         <w:pStyle w:val="Heading3"/>
@@ -22794,8 +20944,8 @@
         </w:pict>
       </w:r>
     </w:p>
-    <w:bookmarkEnd w:id="116"/>
-    <w:bookmarkStart w:id="117" w:name="赵-4题"/>
+    <w:bookmarkEnd w:id="110"/>
+    <w:bookmarkStart w:id="111" w:name="赵-4题"/>
     <w:p>
       <w:pPr>
         <w:pStyle w:val="Heading3"/>
@@ -23335,8 +21485,8 @@
         </w:pict>
       </w:r>
     </w:p>
-    <w:bookmarkEnd w:id="117"/>
-    <w:bookmarkStart w:id="118" w:name="赵-5题"/>
+    <w:bookmarkEnd w:id="111"/>
+    <w:bookmarkStart w:id="112" w:name="赵-5题"/>
     <w:p>
       <w:pPr>
         <w:pStyle w:val="Heading3"/>
@@ -23552,9 +21702,9 @@
         </w:pict>
       </w:r>
     </w:p>
-    <w:bookmarkEnd w:id="118"/>
-    <w:bookmarkEnd w:id="119"/>
-    <w:bookmarkStart w:id="127" w:name="综合扩展b4题"/>
+    <w:bookmarkEnd w:id="112"/>
+    <w:bookmarkEnd w:id="113"/>
+    <w:bookmarkStart w:id="121" w:name="综合扩展b4题"/>
     <w:p>
       <w:pPr>
         <w:pStyle w:val="Heading2"/>
@@ -23585,7 +21735,7 @@
         <w:t>）</w:t>
       </w:r>
     </w:p>
-    <w:bookmarkStart w:id="120" w:name="汇-1题"/>
+    <w:bookmarkStart w:id="114" w:name="汇-1题"/>
     <w:p>
       <w:pPr>
         <w:pStyle w:val="Heading3"/>
@@ -23745,8 +21895,8 @@
         </w:pict>
       </w:r>
     </w:p>
-    <w:bookmarkEnd w:id="120"/>
-    <w:bookmarkStart w:id="124" w:name="汇-2题"/>
+    <w:bookmarkEnd w:id="114"/>
+    <w:bookmarkStart w:id="118" w:name="汇-2题"/>
     <w:p>
       <w:pPr>
         <w:pStyle w:val="Heading3"/>
@@ -23927,18 +22077,18 @@
           <wp:inline>
             <wp:extent cx="2374900" cy="2032000"/>
             <wp:effectExtent b="0" l="0" r="0" t="0"/>
-            <wp:docPr descr="" title="" id="122" name="Picture"/>
+            <wp:docPr descr="" title="" id="116" name="Picture"/>
             <a:graphic>
               <a:graphicData uri="http://schemas.openxmlformats.org/drawingml/2006/picture">
                 <pic:pic>
                   <pic:nvPicPr>
-                    <pic:cNvPr descr="06-外部资料导入/汇智竞赛题目/结构化学专题课答案.docx_images/d90314c1dbba773e31b207fe7522ca3587572bbb2e7d323dd60225fc78551c07.jpg" id="123" name="Picture"/>
+                    <pic:cNvPr descr="06-外部资料导入/汇智竞赛题目/结构化学专题课答案.docx_images/d90314c1dbba773e31b207fe7522ca3587572bbb2e7d323dd60225fc78551c07.jpg" id="117" name="Picture"/>
                     <pic:cNvPicPr>
                       <a:picLocks noChangeArrowheads="1" noChangeAspect="1"/>
                     </pic:cNvPicPr>
                   </pic:nvPicPr>
                   <pic:blipFill>
-                    <a:blip r:embed="rId121"/>
+                    <a:blip r:embed="rId115"/>
                     <a:stretch>
                       <a:fillRect/>
                     </a:stretch>
@@ -23975,8 +22125,8 @@
         </w:pict>
       </w:r>
     </w:p>
-    <w:bookmarkEnd w:id="124"/>
-    <w:bookmarkStart w:id="125" w:name="汇-3题"/>
+    <w:bookmarkEnd w:id="118"/>
+    <w:bookmarkStart w:id="119" w:name="汇-3题"/>
     <w:p>
       <w:pPr>
         <w:pStyle w:val="Heading3"/>
@@ -24226,8 +22376,8 @@
         </w:pict>
       </w:r>
     </w:p>
-    <w:bookmarkEnd w:id="125"/>
-    <w:bookmarkStart w:id="126" w:name="汇-4题"/>
+    <w:bookmarkEnd w:id="119"/>
+    <w:bookmarkStart w:id="120" w:name="汇-4题"/>
     <w:p>
       <w:pPr>
         <w:pStyle w:val="Heading3"/>
@@ -24622,10 +22772,10 @@
         </w:pict>
       </w:r>
     </w:p>
-    <w:bookmarkEnd w:id="126"/>
-    <w:bookmarkEnd w:id="127"/>
-    <w:bookmarkEnd w:id="128"/>
-    <w:bookmarkStart w:id="139" w:name="第五部分专题补充7题"/>
+    <w:bookmarkEnd w:id="120"/>
+    <w:bookmarkEnd w:id="121"/>
+    <w:bookmarkEnd w:id="122"/>
+    <w:bookmarkStart w:id="133" w:name="第五部分专题补充7题"/>
     <w:p>
       <w:pPr>
         <w:pStyle w:val="Heading1"/>
@@ -24719,7 +22869,7 @@
         </w:pict>
       </w:r>
     </w:p>
-    <w:bookmarkStart w:id="132" w:name="偶极矩与对称性判断3题"/>
+    <w:bookmarkStart w:id="126" w:name="偶极矩与对称性判断3题"/>
     <w:p>
       <w:pPr>
         <w:pStyle w:val="Heading2"/>
@@ -24750,7 +22900,7 @@
         <w:t>）</w:t>
       </w:r>
     </w:p>
-    <w:bookmarkStart w:id="129" w:name="第75题"/>
+    <w:bookmarkStart w:id="123" w:name="第75题"/>
     <w:p>
       <w:pPr>
         <w:pStyle w:val="Heading3"/>
@@ -24918,8 +23068,8 @@
         </w:pict>
       </w:r>
     </w:p>
-    <w:bookmarkEnd w:id="129"/>
-    <w:bookmarkStart w:id="130" w:name="第76题"/>
+    <w:bookmarkEnd w:id="123"/>
+    <w:bookmarkStart w:id="124" w:name="第76题"/>
     <w:p>
       <w:pPr>
         <w:pStyle w:val="Heading3"/>
@@ -25183,8 +23333,8 @@
         </w:pict>
       </w:r>
     </w:p>
-    <w:bookmarkEnd w:id="130"/>
-    <w:bookmarkStart w:id="131" w:name="第77题"/>
+    <w:bookmarkEnd w:id="124"/>
+    <w:bookmarkStart w:id="125" w:name="第77题"/>
     <w:p>
       <w:pPr>
         <w:pStyle w:val="Heading3"/>
@@ -25500,9 +23650,9 @@
         </w:pict>
       </w:r>
     </w:p>
-    <w:bookmarkEnd w:id="131"/>
-    <w:bookmarkEnd w:id="132"/>
-    <w:bookmarkStart w:id="135" w:name="bent规则与键角2题"/>
+    <w:bookmarkEnd w:id="125"/>
+    <w:bookmarkEnd w:id="126"/>
+    <w:bookmarkStart w:id="129" w:name="bent规则与键角2题"/>
     <w:p>
       <w:pPr>
         <w:pStyle w:val="Heading2"/>
@@ -25539,7 +23689,7 @@
         <w:t>）</w:t>
       </w:r>
     </w:p>
-    <w:bookmarkStart w:id="133" w:name="第78题"/>
+    <w:bookmarkStart w:id="127" w:name="第78题"/>
     <w:p>
       <w:pPr>
         <w:pStyle w:val="Heading3"/>
@@ -25988,8 +24138,8 @@
         </w:pict>
       </w:r>
     </w:p>
-    <w:bookmarkEnd w:id="133"/>
-    <w:bookmarkStart w:id="134" w:name="第79题"/>
+    <w:bookmarkEnd w:id="127"/>
+    <w:bookmarkStart w:id="128" w:name="第79题"/>
     <w:p>
       <w:pPr>
         <w:pStyle w:val="Heading3"/>
@@ -26306,9 +24456,9 @@
         </w:pict>
       </w:r>
     </w:p>
-    <w:bookmarkEnd w:id="134"/>
-    <w:bookmarkEnd w:id="135"/>
-    <w:bookmarkStart w:id="138" w:name="多中心键2题"/>
+    <w:bookmarkEnd w:id="128"/>
+    <w:bookmarkEnd w:id="129"/>
+    <w:bookmarkStart w:id="132" w:name="多中心键2题"/>
     <w:p>
       <w:pPr>
         <w:pStyle w:val="Heading2"/>
@@ -26339,7 +24489,7 @@
         <w:t>）</w:t>
       </w:r>
     </w:p>
-    <w:bookmarkStart w:id="136" w:name="第80题"/>
+    <w:bookmarkStart w:id="130" w:name="第80题"/>
     <w:p>
       <w:pPr>
         <w:pStyle w:val="Heading3"/>
@@ -26774,8 +24924,8 @@
         </w:pict>
       </w:r>
     </w:p>
-    <w:bookmarkEnd w:id="136"/>
-    <w:bookmarkStart w:id="137" w:name="第81题"/>
+    <w:bookmarkEnd w:id="130"/>
+    <w:bookmarkStart w:id="131" w:name="第81题"/>
     <w:p>
       <w:pPr>
         <w:pStyle w:val="Heading3"/>
@@ -27429,9 +25579,9 @@
         </w:pict>
       </w:r>
     </w:p>
-    <w:bookmarkEnd w:id="137"/>
-    <w:bookmarkEnd w:id="138"/>
-    <w:bookmarkEnd w:id="139"/>
+    <w:bookmarkEnd w:id="131"/>
+    <w:bookmarkEnd w:id="132"/>
+    <w:bookmarkEnd w:id="133"/>
     <w:sectPr>
       <w:footerReference w:type="default" r:id="rId9"/>
       <w:footnotePr>
@@ -29400,7 +27550,7 @@
     <ns0:name ns0:val="Verbatim Char"/>
     <ns0:basedOn ns0:val="BodyTextChar"/>
     <ns0:rPr>
-      <ns0:rFonts ns0:ascii="Times New Roman" ns0:cs="Times New Roman" ns0:eastAsia="FangSong" ns0:hAnsi="Times New Roman"/>
+      <ns0:rFonts ns0:ascii="SimSun" ns0:cs="SimSun" ns0:eastAsia="SimSun" ns0:hAnsi="SimSun"/>
       <ns0:b ns0:val="0"/>
       <ns0:sz ns0:val="20"/>
     </ns0:rPr>
@@ -29454,7 +27604,7 @@
       <w:wordWrap w:val="off"/>
     </w:pPr>
     <ns0:rPr>
-      <w:rFonts ns0:ascii="Times New Roman" ns0:hAnsi="Times New Roman" ns0:eastAsia="FangSong" ns0:cs="Times New Roman"/>
+      <w:rFonts ns0:ascii="SimSun" ns0:hAnsi="SimSun" ns0:eastAsia="SimSun" ns0:cs="SimSun"/>
     </ns0:rPr>
   </w:style>
   <w:style w:type="character" w:customStyle="1" w:styleId="KeywordTok">

--- a/00-首页/题组Word/第一轮习题集/结构化学/分子结构练习题组-学生版.docx
+++ b/00-首页/题组Word/第一轮习题集/结构化学/分子结构练习题组-学生版.docx
@@ -145,7 +145,7 @@
               <w:rPr>
                 <w:rFonts w:ascii="Times New Roman" w:hAnsi="Times New Roman" w:eastAsia="Times New Roman" w:cs="Times New Roman"/>
               </w:rPr>
-              <w:t xml:space="preserve">⭐⭐ </w:t>
+              <w:t xml:space="preserve">⭐⭐~⭐⭐⭐⭐ </w:t>
             </w:r>
             <w:r>
               <w:rPr>
@@ -166,7 +166,7 @@
               <w:rPr>
                 <w:rFonts w:ascii="Times New Roman" w:hAnsi="Times New Roman" w:eastAsia="Times New Roman" w:cs="Times New Roman"/>
               </w:rPr>
-              <w:t xml:space="preserve">1, 3-11, 13</w:t>
+              <w:t xml:space="preserve">1-15</w:t>
             </w:r>
           </w:p>
         </w:tc>
@@ -181,7 +181,7 @@
               <w:rPr>
                 <w:rFonts w:ascii="Times New Roman" w:hAnsi="Times New Roman" w:eastAsia="Times New Roman" w:cs="Times New Roman"/>
               </w:rPr>
-              <w:t xml:space="preserve">11</w:t>
+              <w:t xml:space="preserve">15</w:t>
             </w:r>
           </w:p>
         </w:tc>
@@ -225,13 +225,13 @@
               <w:rPr>
                 <w:rFonts w:ascii="Times New Roman" w:hAnsi="Times New Roman" w:eastAsia="Times New Roman" w:cs="Times New Roman"/>
               </w:rPr>
-              <w:t xml:space="preserve">⭐⭐⭐ </w:t>
+              <w:t xml:space="preserve">⭐⭐~⭐⭐⭐⭐ </w:t>
             </w:r>
             <w:r>
               <w:rPr>
                 <w:rFonts w:hint="eastAsia" w:ascii="Times New Roman" w:hAnsi="Times New Roman" w:eastAsia="FangSong" w:cs="Times New Roman"/>
               </w:rPr>
-              <w:t xml:space="preserve">提升综合</w:t>
+              <w:t xml:space="preserve">提升训练</w:t>
             </w:r>
           </w:p>
         </w:tc>
@@ -244,9 +244,27 @@
             </w:pPr>
             <w:r>
               <w:rPr>
+                <w:rFonts w:hint="eastAsia" w:ascii="Times New Roman" w:hAnsi="Times New Roman" w:eastAsia="Times New Roman" w:cs="Times New Roman"/>
+              </w:rPr>
+              <w:t>20-45（</w:t>
+            </w:r>
+            <w:r>
+              <w:rPr>
+                <w:rFonts w:hint="eastAsia" w:ascii="Times New Roman" w:hAnsi="Times New Roman" w:eastAsia="FangSong" w:cs="Times New Roman"/>
+              </w:rPr>
+              <w:t>去重缺号</w:t>
+            </w:r>
+            <w:r>
+              <w:rPr>
                 <w:rFonts w:ascii="Times New Roman" w:hAnsi="Times New Roman" w:eastAsia="Times New Roman" w:cs="Times New Roman"/>
               </w:rPr>
-              <w:t xml:space="preserve">2, 12, 14-15, 20-22, 25, 27, 29-35, 56-58</w:t>
+              <w:t xml:space="preserve"> </w:t>
+            </w:r>
+            <w:r>
+              <w:rPr>
+                <w:rFonts w:hint="eastAsia" w:ascii="Times New Roman" w:hAnsi="Times New Roman" w:eastAsia="Times New Roman" w:cs="Times New Roman"/>
+              </w:rPr>
+              <w:t xml:space="preserve">23、24、26、28）</w:t>
             </w:r>
           </w:p>
         </w:tc>
@@ -305,7 +323,7 @@
               <w:rPr>
                 <w:rFonts w:ascii="Times New Roman" w:hAnsi="Times New Roman" w:eastAsia="Times New Roman" w:cs="Times New Roman"/>
               </w:rPr>
-              <w:t xml:space="preserve">⭐⭐⭐⭐ </w:t>
+              <w:t xml:space="preserve">⭐⭐⭐~⭐⭐⭐⭐ </w:t>
             </w:r>
             <w:r>
               <w:rPr>
@@ -326,7 +344,7 @@
               <w:rPr>
                 <w:rFonts w:ascii="Times New Roman" w:hAnsi="Times New Roman" w:eastAsia="Times New Roman" w:cs="Times New Roman"/>
               </w:rPr>
-              <w:t xml:space="preserve">42, 45-55</w:t>
+              <w:t xml:space="preserve">46-55</w:t>
             </w:r>
           </w:p>
         </w:tc>
@@ -341,7 +359,7 @@
               <w:rPr>
                 <w:rFonts w:ascii="Times New Roman" w:hAnsi="Times New Roman" w:eastAsia="Times New Roman" w:cs="Times New Roman"/>
               </w:rPr>
-              <w:t xml:space="preserve">12</w:t>
+              <w:t xml:space="preserve">10</w:t>
             </w:r>
           </w:p>
         </w:tc>
@@ -404,9 +422,27 @@
             </w:pPr>
             <w:r>
               <w:rPr>
+                <w:rFonts w:hint="eastAsia" w:ascii="Times New Roman" w:hAnsi="Times New Roman" w:eastAsia="Times New Roman" w:cs="Times New Roman"/>
+              </w:rPr>
+              <w:t>56-74（</w:t>
+            </w:r>
+            <w:r>
+              <w:rPr>
+                <w:rFonts w:hint="eastAsia" w:ascii="Times New Roman" w:hAnsi="Times New Roman" w:eastAsia="FangSong" w:cs="Times New Roman"/>
+              </w:rPr>
+              <w:t>去重缺号</w:t>
+            </w:r>
+            <w:r>
+              <w:rPr>
                 <w:rFonts w:ascii="Times New Roman" w:hAnsi="Times New Roman" w:eastAsia="Times New Roman" w:cs="Times New Roman"/>
               </w:rPr>
-              <w:t xml:space="preserve">36-41, 59-74</w:t>
+              <w:t xml:space="preserve"> </w:t>
+            </w:r>
+            <w:r>
+              <w:rPr>
+                <w:rFonts w:hint="eastAsia" w:ascii="Times New Roman" w:hAnsi="Times New Roman" w:eastAsia="Times New Roman" w:cs="Times New Roman"/>
+              </w:rPr>
+              <w:t xml:space="preserve">59）</w:t>
             </w:r>
           </w:p>
         </w:tc>
@@ -421,7 +457,7 @@
               <w:rPr>
                 <w:rFonts w:ascii="Times New Roman" w:hAnsi="Times New Roman" w:eastAsia="Times New Roman" w:cs="Times New Roman"/>
               </w:rPr>
-              <w:t xml:space="preserve">17</w:t>
+              <w:t xml:space="preserve">18</w:t>
             </w:r>
           </w:p>
         </w:tc>
@@ -4137,7 +4173,7 @@
     <w:bookmarkEnd w:id="24"/>
     <w:bookmarkEnd w:id="25"/>
     <w:bookmarkEnd w:id="26"/>
-    <w:bookmarkStart w:id="51" w:name="第二部分提升训练30题"/>
+    <w:bookmarkStart w:id="51" w:name="第二部分提升训练21题"/>
     <w:p>
       <w:pPr>
         <w:pStyle w:val="Heading1"/>
@@ -4165,7 +4201,7 @@
         <w:rPr>
           <w:rFonts w:hint="eastAsia" w:ascii="Times New Roman" w:hAnsi="Times New Roman" w:eastAsia="Times New Roman" w:cs="Times New Roman"/>
         </w:rPr>
-        <w:t>（30</w:t>
+        <w:t>（21</w:t>
       </w:r>
       <w:r>
         <w:rPr>
@@ -12227,7 +12263,7 @@
     <w:bookmarkEnd w:id="63"/>
     <w:bookmarkEnd w:id="64"/>
     <w:bookmarkEnd w:id="65"/>
-    <w:bookmarkStart w:id="93" w:name="第四部分补充拓展19题"/>
+    <w:bookmarkStart w:id="93" w:name="第四部分补充拓展18题"/>
     <w:p>
       <w:pPr>
         <w:pStyle w:val="Heading1"/>
@@ -12255,7 +12291,7 @@
         <w:rPr>
           <w:rFonts w:hint="eastAsia" w:ascii="Times New Roman" w:hAnsi="Times New Roman" w:eastAsia="Times New Roman" w:cs="Times New Roman"/>
         </w:rPr>
-        <w:t>（19</w:t>
+        <w:t>（18</w:t>
       </w:r>
       <w:r>
         <w:rPr>
@@ -13862,7 +13898,7 @@
     </w:p>
     <w:bookmarkEnd w:id="68"/>
     <w:bookmarkEnd w:id="69"/>
-    <w:bookmarkStart w:id="86" w:name="补充提升原子结构11题"/>
+    <w:bookmarkStart w:id="86" w:name="补充提升原子结构10题"/>
     <w:p>
       <w:pPr>
         <w:pStyle w:val="Heading2"/>
@@ -13890,7 +13926,7 @@
         <w:rPr>
           <w:rFonts w:hint="eastAsia" w:ascii="Times New Roman" w:hAnsi="Times New Roman" w:eastAsia="Times New Roman" w:cs="Times New Roman"/>
         </w:rPr>
-        <w:t>（11</w:t>
+        <w:t>（10</w:t>
       </w:r>
       <w:r>
         <w:rPr>
@@ -16298,7 +16334,7 @@
     </w:p>
     <w:bookmarkEnd w:id="85"/>
     <w:bookmarkEnd w:id="86"/>
-    <w:bookmarkStart w:id="92" w:name="补充挑战3题"/>
+    <w:bookmarkStart w:id="92" w:name="补充挑战5题"/>
     <w:p>
       <w:pPr>
         <w:pStyle w:val="Heading2"/>
@@ -16314,7 +16350,7 @@
         <w:rPr>
           <w:rFonts w:hint="eastAsia" w:ascii="Times New Roman" w:hAnsi="Times New Roman" w:eastAsia="Times New Roman" w:cs="Times New Roman"/>
         </w:rPr>
-        <w:t>（3</w:t>
+        <w:t>（5</w:t>
       </w:r>
       <w:r>
         <w:rPr>

--- a/00-首页/题组Word/第一轮习题集/结构化学/分子结构练习题组-学生版.docx
+++ b/00-首页/题组Word/第一轮习题集/结构化学/分子结构练习题组-学生版.docx
@@ -1110,6 +1110,21 @@
     </w:p>
     <w:p>
       <w:pPr>
+        <w:spacing w:before="0" w:after="0"/>
+      </w:pPr>
+    </w:p>
+    <w:p>
+      <w:pPr>
+        <w:spacing w:before="0" w:after="0"/>
+      </w:pPr>
+    </w:p>
+    <w:p>
+      <w:pPr>
+        <w:spacing w:before="0" w:after="0"/>
+      </w:pPr>
+    </w:p>
+    <w:p>
+      <w:pPr>
         <w:spacing w:before="160" w:after="80"/>
       </w:pPr>
       <w:r>
@@ -1318,6 +1333,31 @@
     </w:p>
     <w:p>
       <w:pPr>
+        <w:spacing w:before="0" w:after="0"/>
+      </w:pPr>
+    </w:p>
+    <w:p>
+      <w:pPr>
+        <w:spacing w:before="0" w:after="0"/>
+      </w:pPr>
+    </w:p>
+    <w:p>
+      <w:pPr>
+        <w:spacing w:before="0" w:after="0"/>
+      </w:pPr>
+    </w:p>
+    <w:p>
+      <w:pPr>
+        <w:spacing w:before="0" w:after="0"/>
+      </w:pPr>
+    </w:p>
+    <w:p>
+      <w:pPr>
+        <w:spacing w:before="0" w:after="0"/>
+      </w:pPr>
+    </w:p>
+    <w:p>
+      <w:pPr>
         <w:spacing w:before="160" w:after="80"/>
       </w:pPr>
       <w:r>
@@ -1545,6 +1585,31 @@
     </w:p>
     <w:p>
       <w:pPr>
+        <w:spacing w:before="0" w:after="0"/>
+      </w:pPr>
+    </w:p>
+    <w:p>
+      <w:pPr>
+        <w:spacing w:before="0" w:after="0"/>
+      </w:pPr>
+    </w:p>
+    <w:p>
+      <w:pPr>
+        <w:spacing w:before="0" w:after="0"/>
+      </w:pPr>
+    </w:p>
+    <w:p>
+      <w:pPr>
+        <w:spacing w:before="0" w:after="0"/>
+      </w:pPr>
+    </w:p>
+    <w:p>
+      <w:pPr>
+        <w:spacing w:before="0" w:after="0"/>
+      </w:pPr>
+    </w:p>
+    <w:p>
+      <w:pPr>
         <w:spacing w:before="160" w:after="80"/>
       </w:pPr>
       <w:r>
@@ -1690,6 +1755,21 @@
     </w:p>
     <w:p>
       <w:pPr>
+        <w:spacing w:before="0" w:after="0"/>
+      </w:pPr>
+    </w:p>
+    <w:p>
+      <w:pPr>
+        <w:spacing w:before="0" w:after="0"/>
+      </w:pPr>
+    </w:p>
+    <w:p>
+      <w:pPr>
+        <w:spacing w:before="0" w:after="0"/>
+      </w:pPr>
+    </w:p>
+    <w:p>
+      <w:pPr>
         <w:spacing w:before="160" w:after="80"/>
       </w:pPr>
       <w:r>
@@ -1877,6 +1957,21 @@
     </w:p>
     <w:p>
       <w:pPr>
+        <w:spacing w:before="0" w:after="0"/>
+      </w:pPr>
+    </w:p>
+    <w:p>
+      <w:pPr>
+        <w:spacing w:before="0" w:after="0"/>
+      </w:pPr>
+    </w:p>
+    <w:p>
+      <w:pPr>
+        <w:spacing w:before="0" w:after="0"/>
+      </w:pPr>
+    </w:p>
+    <w:p>
+      <w:pPr>
         <w:spacing w:before="160" w:after="80"/>
       </w:pPr>
       <w:r>
@@ -2060,6 +2155,21 @@
     </w:p>
     <w:p>
       <w:pPr>
+        <w:spacing w:before="0" w:after="0"/>
+      </w:pPr>
+    </w:p>
+    <w:p>
+      <w:pPr>
+        <w:spacing w:before="0" w:after="0"/>
+      </w:pPr>
+    </w:p>
+    <w:p>
+      <w:pPr>
+        <w:spacing w:before="0" w:after="0"/>
+      </w:pPr>
+    </w:p>
+    <w:p>
+      <w:pPr>
         <w:spacing w:before="160" w:after="80"/>
       </w:pPr>
       <w:r>
@@ -2210,6 +2320,21 @@
     </w:p>
     <w:p>
       <w:pPr>
+        <w:spacing w:before="0" w:after="0"/>
+      </w:pPr>
+    </w:p>
+    <w:p>
+      <w:pPr>
+        <w:spacing w:before="0" w:after="0"/>
+      </w:pPr>
+    </w:p>
+    <w:p>
+      <w:pPr>
+        <w:spacing w:before="0" w:after="0"/>
+      </w:pPr>
+    </w:p>
+    <w:p>
+      <w:pPr>
         <w:spacing w:before="160" w:after="80"/>
       </w:pPr>
       <w:r>
@@ -2409,6 +2534,31 @@
     </w:p>
     <w:p>
       <w:pPr>
+        <w:spacing w:before="0" w:after="0"/>
+      </w:pPr>
+    </w:p>
+    <w:p>
+      <w:pPr>
+        <w:spacing w:before="0" w:after="0"/>
+      </w:pPr>
+    </w:p>
+    <w:p>
+      <w:pPr>
+        <w:spacing w:before="0" w:after="0"/>
+      </w:pPr>
+    </w:p>
+    <w:p>
+      <w:pPr>
+        <w:spacing w:before="0" w:after="0"/>
+      </w:pPr>
+    </w:p>
+    <w:p>
+      <w:pPr>
+        <w:spacing w:before="0" w:after="0"/>
+      </w:pPr>
+    </w:p>
+    <w:p>
+      <w:pPr>
         <w:spacing w:before="160" w:after="80"/>
       </w:pPr>
       <w:r>
@@ -2555,6 +2705,21 @@
     </w:p>
     <w:p>
       <w:pPr>
+        <w:spacing w:before="0" w:after="0"/>
+      </w:pPr>
+    </w:p>
+    <w:p>
+      <w:pPr>
+        <w:spacing w:before="0" w:after="0"/>
+      </w:pPr>
+    </w:p>
+    <w:p>
+      <w:pPr>
+        <w:spacing w:before="0" w:after="0"/>
+      </w:pPr>
+    </w:p>
+    <w:p>
+      <w:pPr>
         <w:spacing w:before="160" w:after="80"/>
       </w:pPr>
       <w:r>
@@ -2834,6 +2999,31 @@
     </w:p>
     <w:p>
       <w:pPr>
+        <w:spacing w:before="0" w:after="0"/>
+      </w:pPr>
+    </w:p>
+    <w:p>
+      <w:pPr>
+        <w:spacing w:before="0" w:after="0"/>
+      </w:pPr>
+    </w:p>
+    <w:p>
+      <w:pPr>
+        <w:spacing w:before="0" w:after="0"/>
+      </w:pPr>
+    </w:p>
+    <w:p>
+      <w:pPr>
+        <w:spacing w:before="0" w:after="0"/>
+      </w:pPr>
+    </w:p>
+    <w:p>
+      <w:pPr>
+        <w:spacing w:before="0" w:after="0"/>
+      </w:pPr>
+    </w:p>
+    <w:p>
+      <w:pPr>
         <w:spacing w:before="160" w:after="80"/>
       </w:pPr>
       <w:r>
@@ -3005,6 +3195,21 @@
         </w:rPr>
         <w:t>。</w:t>
       </w:r>
+    </w:p>
+    <w:p>
+      <w:pPr>
+        <w:spacing w:before="0" w:after="0"/>
+      </w:pPr>
+    </w:p>
+    <w:p>
+      <w:pPr>
+        <w:spacing w:before="0" w:after="0"/>
+      </w:pPr>
+    </w:p>
+    <w:p>
+      <w:pPr>
+        <w:spacing w:before="0" w:after="0"/>
+      </w:pPr>
     </w:p>
     <w:p>
       <w:pPr>
@@ -3297,6 +3502,31 @@
     </w:p>
     <w:p>
       <w:pPr>
+        <w:spacing w:before="0" w:after="0"/>
+      </w:pPr>
+    </w:p>
+    <w:p>
+      <w:pPr>
+        <w:spacing w:before="0" w:after="0"/>
+      </w:pPr>
+    </w:p>
+    <w:p>
+      <w:pPr>
+        <w:spacing w:before="0" w:after="0"/>
+      </w:pPr>
+    </w:p>
+    <w:p>
+      <w:pPr>
+        <w:spacing w:before="0" w:after="0"/>
+      </w:pPr>
+    </w:p>
+    <w:p>
+      <w:pPr>
+        <w:spacing w:before="0" w:after="0"/>
+      </w:pPr>
+    </w:p>
+    <w:p>
+      <w:pPr>
         <w:spacing w:before="160" w:after="80"/>
       </w:pPr>
       <w:r>
@@ -3377,6 +3607,21 @@
         </w:rPr>
         <w:t>。</w:t>
       </w:r>
+    </w:p>
+    <w:p>
+      <w:pPr>
+        <w:spacing w:before="0" w:after="0"/>
+      </w:pPr>
+    </w:p>
+    <w:p>
+      <w:pPr>
+        <w:spacing w:before="0" w:after="0"/>
+      </w:pPr>
+    </w:p>
+    <w:p>
+      <w:pPr>
+        <w:spacing w:before="0" w:after="0"/>
+      </w:pPr>
     </w:p>
     <w:p>
       <w:pPr>
@@ -3719,6 +3964,46 @@
     </w:p>
     <w:p>
       <w:pPr>
+        <w:spacing w:before="0" w:after="0"/>
+      </w:pPr>
+    </w:p>
+    <w:p>
+      <w:pPr>
+        <w:spacing w:before="0" w:after="0"/>
+      </w:pPr>
+    </w:p>
+    <w:p>
+      <w:pPr>
+        <w:spacing w:before="0" w:after="0"/>
+      </w:pPr>
+    </w:p>
+    <w:p>
+      <w:pPr>
+        <w:spacing w:before="0" w:after="0"/>
+      </w:pPr>
+    </w:p>
+    <w:p>
+      <w:pPr>
+        <w:spacing w:before="0" w:after="0"/>
+      </w:pPr>
+    </w:p>
+    <w:p>
+      <w:pPr>
+        <w:spacing w:before="0" w:after="0"/>
+      </w:pPr>
+    </w:p>
+    <w:p>
+      <w:pPr>
+        <w:spacing w:before="0" w:after="0"/>
+      </w:pPr>
+    </w:p>
+    <w:p>
+      <w:pPr>
+        <w:spacing w:before="0" w:after="0"/>
+      </w:pPr>
+    </w:p>
+    <w:p>
+      <w:pPr>
         <w:spacing w:before="160" w:after="80"/>
       </w:pPr>
       <w:r>
@@ -4247,6 +4532,46 @@
     </w:p>
     <w:p>
       <w:pPr>
+        <w:spacing w:before="0" w:after="0"/>
+      </w:pPr>
+    </w:p>
+    <w:p>
+      <w:pPr>
+        <w:spacing w:before="0" w:after="0"/>
+      </w:pPr>
+    </w:p>
+    <w:p>
+      <w:pPr>
+        <w:spacing w:before="0" w:after="0"/>
+      </w:pPr>
+    </w:p>
+    <w:p>
+      <w:pPr>
+        <w:spacing w:before="0" w:after="0"/>
+      </w:pPr>
+    </w:p>
+    <w:p>
+      <w:pPr>
+        <w:spacing w:before="0" w:after="0"/>
+      </w:pPr>
+    </w:p>
+    <w:p>
+      <w:pPr>
+        <w:spacing w:before="0" w:after="0"/>
+      </w:pPr>
+    </w:p>
+    <w:p>
+      <w:pPr>
+        <w:spacing w:before="0" w:after="0"/>
+      </w:pPr>
+    </w:p>
+    <w:p>
+      <w:pPr>
+        <w:spacing w:before="0" w:after="0"/>
+      </w:pPr>
+    </w:p>
+    <w:p>
+      <w:pPr>
         <w:spacing w:before="160" w:after="80"/>
       </w:pPr>
       <w:r>
@@ -4371,6 +4696,21 @@
     </w:p>
     <w:p>
       <w:pPr>
+        <w:spacing w:before="0" w:after="0"/>
+      </w:pPr>
+    </w:p>
+    <w:p>
+      <w:pPr>
+        <w:spacing w:before="0" w:after="0"/>
+      </w:pPr>
+    </w:p>
+    <w:p>
+      <w:pPr>
+        <w:spacing w:before="0" w:after="0"/>
+      </w:pPr>
+    </w:p>
+    <w:p>
+      <w:pPr>
         <w:spacing w:before="160" w:after="80"/>
       </w:pPr>
       <w:r>
@@ -4630,6 +4970,31 @@
     </w:p>
     <w:p>
       <w:pPr>
+        <w:spacing w:before="0" w:after="0"/>
+      </w:pPr>
+    </w:p>
+    <w:p>
+      <w:pPr>
+        <w:spacing w:before="0" w:after="0"/>
+      </w:pPr>
+    </w:p>
+    <w:p>
+      <w:pPr>
+        <w:spacing w:before="0" w:after="0"/>
+      </w:pPr>
+    </w:p>
+    <w:p>
+      <w:pPr>
+        <w:spacing w:before="0" w:after="0"/>
+      </w:pPr>
+    </w:p>
+    <w:p>
+      <w:pPr>
+        <w:spacing w:before="0" w:after="0"/>
+      </w:pPr>
+    </w:p>
+    <w:p>
+      <w:pPr>
         <w:spacing w:before="160" w:after="80"/>
       </w:pPr>
       <w:r>
@@ -4805,6 +5170,21 @@
     </w:p>
     <w:p>
       <w:pPr>
+        <w:spacing w:before="0" w:after="0"/>
+      </w:pPr>
+    </w:p>
+    <w:p>
+      <w:pPr>
+        <w:spacing w:before="0" w:after="0"/>
+      </w:pPr>
+    </w:p>
+    <w:p>
+      <w:pPr>
+        <w:spacing w:before="0" w:after="0"/>
+      </w:pPr>
+    </w:p>
+    <w:p>
+      <w:pPr>
         <w:spacing w:before="160" w:after="80"/>
       </w:pPr>
       <w:r>
@@ -4961,6 +5341,21 @@
     </w:p>
     <w:p>
       <w:pPr>
+        <w:spacing w:before="0" w:after="0"/>
+      </w:pPr>
+    </w:p>
+    <w:p>
+      <w:pPr>
+        <w:spacing w:before="0" w:after="0"/>
+      </w:pPr>
+    </w:p>
+    <w:p>
+      <w:pPr>
+        <w:spacing w:before="0" w:after="0"/>
+      </w:pPr>
+    </w:p>
+    <w:p>
+      <w:pPr>
         <w:spacing w:before="160" w:after="80"/>
       </w:pPr>
       <w:r>
@@ -5211,6 +5606,31 @@
     </w:p>
     <w:p>
       <w:pPr>
+        <w:spacing w:before="0" w:after="0"/>
+      </w:pPr>
+    </w:p>
+    <w:p>
+      <w:pPr>
+        <w:spacing w:before="0" w:after="0"/>
+      </w:pPr>
+    </w:p>
+    <w:p>
+      <w:pPr>
+        <w:spacing w:before="0" w:after="0"/>
+      </w:pPr>
+    </w:p>
+    <w:p>
+      <w:pPr>
+        <w:spacing w:before="0" w:after="0"/>
+      </w:pPr>
+    </w:p>
+    <w:p>
+      <w:pPr>
+        <w:spacing w:before="0" w:after="0"/>
+      </w:pPr>
+    </w:p>
+    <w:p>
+      <w:pPr>
         <w:spacing w:before="160" w:after="80"/>
       </w:pPr>
       <w:r>
@@ -5401,6 +5821,21 @@
     </w:p>
     <w:p>
       <w:pPr>
+        <w:spacing w:before="0" w:after="0"/>
+      </w:pPr>
+    </w:p>
+    <w:p>
+      <w:pPr>
+        <w:spacing w:before="0" w:after="0"/>
+      </w:pPr>
+    </w:p>
+    <w:p>
+      <w:pPr>
+        <w:spacing w:before="0" w:after="0"/>
+      </w:pPr>
+    </w:p>
+    <w:p>
+      <w:pPr>
         <w:spacing w:before="160" w:after="80"/>
       </w:pPr>
       <w:r>
@@ -5584,6 +6019,21 @@
     </w:p>
     <w:p>
       <w:pPr>
+        <w:spacing w:before="0" w:after="0"/>
+      </w:pPr>
+    </w:p>
+    <w:p>
+      <w:pPr>
+        <w:spacing w:before="0" w:after="0"/>
+      </w:pPr>
+    </w:p>
+    <w:p>
+      <w:pPr>
+        <w:spacing w:before="0" w:after="0"/>
+      </w:pPr>
+    </w:p>
+    <w:p>
+      <w:pPr>
         <w:spacing w:before="160" w:after="80"/>
       </w:pPr>
       <w:r>
@@ -5627,6 +6077,8 @@
     <w:p>
       <w:pPr>
         <w:pStyle w:val="FirstParagraph"/>
+        <w:ind w:left="480" w:hanging="480"/>
+        <w:spacing w:after="0"/>
       </w:pPr>
       <w:r>
         <w:rPr>
@@ -5650,7 +6102,20 @@
         <w:rPr>
           <w:rFonts w:hint="eastAsia" w:ascii="Times New Roman" w:hAnsi="Times New Roman" w:eastAsia="Times New Roman" w:cs="Times New Roman"/>
         </w:rPr>
-        <w:t>：A.</w:t>
+        <w:t>：</w:t>
+      </w:r>
+    </w:p>
+    <w:p>
+      <w:pPr>
+        <w:pStyle w:val="FirstParagraph"/>
+        <w:ind w:left="480" w:hanging="480"/>
+        <w:spacing w:before="0" w:after="0"/>
+      </w:pPr>
+      <w:r>
+        <w:rPr>
+          <w:rFonts w:hint="eastAsia" w:ascii="Times New Roman" w:hAnsi="Times New Roman" w:eastAsia="Times New Roman" w:cs="Times New Roman"/>
+        </w:rPr>
+        <w:t>A.</w:t>
       </w:r>
       <w:r>
         <w:rPr>
@@ -5669,7 +6134,20 @@
         <w:rPr>
           <w:rFonts w:ascii="Times New Roman" w:hAnsi="Times New Roman" w:eastAsia="Times New Roman" w:cs="Times New Roman"/>
         </w:rPr>
-        <w:t xml:space="preserve"> B. B</w:t>
+        <w:t xml:space="preserve"> </w:t>
+      </w:r>
+    </w:p>
+    <w:p>
+      <w:pPr>
+        <w:pStyle w:val="FirstParagraph"/>
+        <w:ind w:left="480" w:hanging="480"/>
+        <w:spacing w:before="0" w:after="0"/>
+      </w:pPr>
+      <w:r>
+        <w:rPr>
+          <w:rFonts w:ascii="Times New Roman" w:hAnsi="Times New Roman" w:eastAsia="Times New Roman" w:cs="Times New Roman"/>
+        </w:rPr>
+        <w:t xml:space="preserve">B. B</w:t>
       </w:r>
       <w:r>
         <w:rPr>
@@ -5682,7 +6160,20 @@
         <w:rPr>
           <w:rFonts w:ascii="Times New Roman" w:hAnsi="Times New Roman" w:eastAsia="Times New Roman" w:cs="Times New Roman"/>
         </w:rPr>
-        <w:t xml:space="preserve"> C. O</w:t>
+        <w:t xml:space="preserve"> </w:t>
+      </w:r>
+    </w:p>
+    <w:p>
+      <w:pPr>
+        <w:pStyle w:val="FirstParagraph"/>
+        <w:ind w:left="480" w:hanging="480"/>
+        <w:spacing w:before="0" w:after="0"/>
+      </w:pPr>
+      <w:r>
+        <w:rPr>
+          <w:rFonts w:ascii="Times New Roman" w:hAnsi="Times New Roman" w:eastAsia="Times New Roman" w:cs="Times New Roman"/>
+        </w:rPr>
+        <w:t xml:space="preserve">C. O</w:t>
       </w:r>
       <w:r>
         <w:rPr>
@@ -5702,7 +6193,20 @@
         <w:rPr>
           <w:rFonts w:ascii="Times New Roman" w:hAnsi="Times New Roman" w:eastAsia="Times New Roman" w:cs="Times New Roman"/>
         </w:rPr>
-        <w:t xml:space="preserve"> D. C</w:t>
+        <w:t xml:space="preserve"> </w:t>
+      </w:r>
+    </w:p>
+    <w:p>
+      <w:pPr>
+        <w:pStyle w:val="FirstParagraph"/>
+        <w:ind w:left="480" w:hanging="480"/>
+        <w:spacing w:before="0" w:after="180"/>
+      </w:pPr>
+      <w:r>
+        <w:rPr>
+          <w:rFonts w:ascii="Times New Roman" w:hAnsi="Times New Roman" w:eastAsia="Times New Roman" w:cs="Times New Roman"/>
+        </w:rPr>
+        <w:t xml:space="preserve">D. C</w:t>
       </w:r>
       <w:r>
         <w:rPr>
@@ -5711,6 +6215,16 @@
         </w:rPr>
         <w:t>2</w:t>
       </w:r>
+    </w:p>
+    <w:p>
+      <w:pPr>
+        <w:spacing w:before="0" w:after="0"/>
+      </w:pPr>
+    </w:p>
+    <w:p>
+      <w:pPr>
+        <w:spacing w:before="0" w:after="0"/>
+      </w:pPr>
     </w:p>
     <w:p>
       <w:pPr>
@@ -5757,6 +6271,8 @@
     <w:p>
       <w:pPr>
         <w:pStyle w:val="FirstParagraph"/>
+        <w:ind w:left="480" w:hanging="480"/>
+        <w:spacing w:after="0"/>
       </w:pPr>
       <w:r>
         <w:rPr>
@@ -5811,7 +6327,20 @@
         <w:rPr>
           <w:rFonts w:hint="eastAsia" w:ascii="Times New Roman" w:hAnsi="Times New Roman" w:eastAsia="Times New Roman" w:cs="Times New Roman"/>
         </w:rPr>
-        <w:t>：A.</w:t>
+        <w:t>：</w:t>
+      </w:r>
+    </w:p>
+    <w:p>
+      <w:pPr>
+        <w:pStyle w:val="FirstParagraph"/>
+        <w:ind w:left="480" w:hanging="480"/>
+        <w:spacing w:before="0" w:after="0"/>
+      </w:pPr>
+      <w:r>
+        <w:rPr>
+          <w:rFonts w:hint="eastAsia" w:ascii="Times New Roman" w:hAnsi="Times New Roman" w:eastAsia="Times New Roman" w:cs="Times New Roman"/>
+        </w:rPr>
+        <w:t>A.</w:t>
       </w:r>
       <w:r>
         <w:rPr>
@@ -5872,7 +6401,20 @@
         <w:rPr>
           <w:rFonts w:ascii="Times New Roman" w:hAnsi="Times New Roman" w:eastAsia="Times New Roman" w:cs="Times New Roman"/>
         </w:rPr>
-        <w:t xml:space="preserve"> B. </w:t>
+        <w:t xml:space="preserve"> </w:t>
+      </w:r>
+    </w:p>
+    <w:p>
+      <w:pPr>
+        <w:pStyle w:val="FirstParagraph"/>
+        <w:ind w:left="480" w:hanging="480"/>
+        <w:spacing w:before="0" w:after="0"/>
+      </w:pPr>
+      <w:r>
+        <w:rPr>
+          <w:rFonts w:ascii="Times New Roman" w:hAnsi="Times New Roman" w:eastAsia="Times New Roman" w:cs="Times New Roman"/>
+        </w:rPr>
+        <w:t xml:space="preserve">B. </w:t>
       </w:r>
       <w:r>
         <w:rPr>
@@ -5927,7 +6469,20 @@
         <w:rPr>
           <w:rFonts w:ascii="Times New Roman" w:hAnsi="Times New Roman" w:eastAsia="Times New Roman" w:cs="Times New Roman"/>
         </w:rPr>
-        <w:t xml:space="preserve"> C. </w:t>
+        <w:t xml:space="preserve"> </w:t>
+      </w:r>
+    </w:p>
+    <w:p>
+      <w:pPr>
+        <w:pStyle w:val="FirstParagraph"/>
+        <w:ind w:left="480" w:hanging="480"/>
+        <w:spacing w:before="0" w:after="0"/>
+      </w:pPr>
+      <w:r>
+        <w:rPr>
+          <w:rFonts w:ascii="Times New Roman" w:hAnsi="Times New Roman" w:eastAsia="Times New Roman" w:cs="Times New Roman"/>
+        </w:rPr>
+        <w:t xml:space="preserve">C. </w:t>
       </w:r>
       <w:r>
         <w:rPr>
@@ -6001,7 +6556,20 @@
         <w:rPr>
           <w:rFonts w:ascii="Times New Roman" w:hAnsi="Times New Roman" w:eastAsia="Times New Roman" w:cs="Times New Roman"/>
         </w:rPr>
-        <w:t xml:space="preserve"> D. </w:t>
+        <w:t xml:space="preserve"> </w:t>
+      </w:r>
+    </w:p>
+    <w:p>
+      <w:pPr>
+        <w:pStyle w:val="FirstParagraph"/>
+        <w:ind w:left="480" w:hanging="480"/>
+        <w:spacing w:before="0" w:after="180"/>
+      </w:pPr>
+      <w:r>
+        <w:rPr>
+          <w:rFonts w:ascii="Times New Roman" w:hAnsi="Times New Roman" w:eastAsia="Times New Roman" w:cs="Times New Roman"/>
+        </w:rPr>
+        <w:t xml:space="preserve">D. </w:t>
       </w:r>
       <w:r>
         <w:rPr>
@@ -6045,6 +6613,16 @@
         </w:rPr>
         <w:t>键</w:t>
       </w:r>
+    </w:p>
+    <w:p>
+      <w:pPr>
+        <w:spacing w:before="0" w:after="0"/>
+      </w:pPr>
+    </w:p>
+    <w:p>
+      <w:pPr>
+        <w:spacing w:before="0" w:after="0"/>
+      </w:pPr>
     </w:p>
     <w:p>
       <w:pPr>
@@ -6468,6 +7046,31 @@
     </w:p>
     <w:p>
       <w:pPr>
+        <w:spacing w:before="0" w:after="0"/>
+      </w:pPr>
+    </w:p>
+    <w:p>
+      <w:pPr>
+        <w:spacing w:before="0" w:after="0"/>
+      </w:pPr>
+    </w:p>
+    <w:p>
+      <w:pPr>
+        <w:spacing w:before="0" w:after="0"/>
+      </w:pPr>
+    </w:p>
+    <w:p>
+      <w:pPr>
+        <w:spacing w:before="0" w:after="0"/>
+      </w:pPr>
+    </w:p>
+    <w:p>
+      <w:pPr>
+        <w:spacing w:before="0" w:after="0"/>
+      </w:pPr>
+    </w:p>
+    <w:p>
+      <w:pPr>
         <w:spacing w:before="160" w:after="80"/>
       </w:pPr>
       <w:r>
@@ -6800,6 +7403,46 @@
     </w:p>
     <w:p>
       <w:pPr>
+        <w:spacing w:before="0" w:after="0"/>
+      </w:pPr>
+    </w:p>
+    <w:p>
+      <w:pPr>
+        <w:spacing w:before="0" w:after="0"/>
+      </w:pPr>
+    </w:p>
+    <w:p>
+      <w:pPr>
+        <w:spacing w:before="0" w:after="0"/>
+      </w:pPr>
+    </w:p>
+    <w:p>
+      <w:pPr>
+        <w:spacing w:before="0" w:after="0"/>
+      </w:pPr>
+    </w:p>
+    <w:p>
+      <w:pPr>
+        <w:spacing w:before="0" w:after="0"/>
+      </w:pPr>
+    </w:p>
+    <w:p>
+      <w:pPr>
+        <w:spacing w:before="0" w:after="0"/>
+      </w:pPr>
+    </w:p>
+    <w:p>
+      <w:pPr>
+        <w:spacing w:before="0" w:after="0"/>
+      </w:pPr>
+    </w:p>
+    <w:p>
+      <w:pPr>
+        <w:spacing w:before="0" w:after="0"/>
+      </w:pPr>
+    </w:p>
+    <w:p>
+      <w:pPr>
         <w:spacing w:before="160" w:after="80"/>
       </w:pPr>
       <w:r>
@@ -7285,6 +7928,31 @@
     </w:p>
     <w:p>
       <w:pPr>
+        <w:spacing w:before="0" w:after="0"/>
+      </w:pPr>
+    </w:p>
+    <w:p>
+      <w:pPr>
+        <w:spacing w:before="0" w:after="0"/>
+      </w:pPr>
+    </w:p>
+    <w:p>
+      <w:pPr>
+        <w:spacing w:before="0" w:after="0"/>
+      </w:pPr>
+    </w:p>
+    <w:p>
+      <w:pPr>
+        <w:spacing w:before="0" w:after="0"/>
+      </w:pPr>
+    </w:p>
+    <w:p>
+      <w:pPr>
+        <w:spacing w:before="0" w:after="0"/>
+      </w:pPr>
+    </w:p>
+    <w:p>
+      <w:pPr>
         <w:spacing w:before="160" w:after="80"/>
       </w:pPr>
       <w:r>
@@ -7463,6 +8131,31 @@
     </w:p>
     <w:p>
       <w:pPr>
+        <w:spacing w:before="0" w:after="0"/>
+      </w:pPr>
+    </w:p>
+    <w:p>
+      <w:pPr>
+        <w:spacing w:before="0" w:after="0"/>
+      </w:pPr>
+    </w:p>
+    <w:p>
+      <w:pPr>
+        <w:spacing w:before="0" w:after="0"/>
+      </w:pPr>
+    </w:p>
+    <w:p>
+      <w:pPr>
+        <w:spacing w:before="0" w:after="0"/>
+      </w:pPr>
+    </w:p>
+    <w:p>
+      <w:pPr>
+        <w:spacing w:before="0" w:after="0"/>
+      </w:pPr>
+    </w:p>
+    <w:p>
+      <w:pPr>
         <w:spacing w:before="160" w:after="80"/>
       </w:pPr>
       <w:r>
@@ -7620,6 +8313,21 @@
     </w:p>
     <w:p>
       <w:pPr>
+        <w:spacing w:before="0" w:after="0"/>
+      </w:pPr>
+    </w:p>
+    <w:p>
+      <w:pPr>
+        <w:spacing w:before="0" w:after="0"/>
+      </w:pPr>
+    </w:p>
+    <w:p>
+      <w:pPr>
+        <w:spacing w:before="0" w:after="0"/>
+      </w:pPr>
+    </w:p>
+    <w:p>
+      <w:pPr>
         <w:spacing w:before="160" w:after="80"/>
       </w:pPr>
       <w:r>
@@ -7812,6 +8520,21 @@
     </w:p>
     <w:p>
       <w:pPr>
+        <w:spacing w:before="0" w:after="0"/>
+      </w:pPr>
+    </w:p>
+    <w:p>
+      <w:pPr>
+        <w:spacing w:before="0" w:after="0"/>
+      </w:pPr>
+    </w:p>
+    <w:p>
+      <w:pPr>
+        <w:spacing w:before="0" w:after="0"/>
+      </w:pPr>
+    </w:p>
+    <w:p>
+      <w:pPr>
         <w:spacing w:before="160" w:after="80"/>
       </w:pPr>
       <w:r>
@@ -8059,6 +8782,31 @@
     </w:p>
     <w:p>
       <w:pPr>
+        <w:spacing w:before="0" w:after="0"/>
+      </w:pPr>
+    </w:p>
+    <w:p>
+      <w:pPr>
+        <w:spacing w:before="0" w:after="0"/>
+      </w:pPr>
+    </w:p>
+    <w:p>
+      <w:pPr>
+        <w:spacing w:before="0" w:after="0"/>
+      </w:pPr>
+    </w:p>
+    <w:p>
+      <w:pPr>
+        <w:spacing w:before="0" w:after="0"/>
+      </w:pPr>
+    </w:p>
+    <w:p>
+      <w:pPr>
+        <w:spacing w:before="0" w:after="0"/>
+      </w:pPr>
+    </w:p>
+    <w:p>
+      <w:pPr>
         <w:spacing w:before="160" w:after="80"/>
       </w:pPr>
       <w:r>
@@ -8558,6 +9306,31 @@
     </w:p>
     <w:p>
       <w:pPr>
+        <w:spacing w:before="0" w:after="0"/>
+      </w:pPr>
+    </w:p>
+    <w:p>
+      <w:pPr>
+        <w:spacing w:before="0" w:after="0"/>
+      </w:pPr>
+    </w:p>
+    <w:p>
+      <w:pPr>
+        <w:spacing w:before="0" w:after="0"/>
+      </w:pPr>
+    </w:p>
+    <w:p>
+      <w:pPr>
+        <w:spacing w:before="0" w:after="0"/>
+      </w:pPr>
+    </w:p>
+    <w:p>
+      <w:pPr>
+        <w:spacing w:before="0" w:after="0"/>
+      </w:pPr>
+    </w:p>
+    <w:p>
+      <w:pPr>
         <w:spacing w:before="160" w:after="80"/>
       </w:pPr>
       <w:r>
@@ -8790,6 +9563,31 @@
     </w:p>
     <w:p>
       <w:pPr>
+        <w:spacing w:before="0" w:after="0"/>
+      </w:pPr>
+    </w:p>
+    <w:p>
+      <w:pPr>
+        <w:spacing w:before="0" w:after="0"/>
+      </w:pPr>
+    </w:p>
+    <w:p>
+      <w:pPr>
+        <w:spacing w:before="0" w:after="0"/>
+      </w:pPr>
+    </w:p>
+    <w:p>
+      <w:pPr>
+        <w:spacing w:before="0" w:after="0"/>
+      </w:pPr>
+    </w:p>
+    <w:p>
+      <w:pPr>
+        <w:spacing w:before="0" w:after="0"/>
+      </w:pPr>
+    </w:p>
+    <w:p>
+      <w:pPr>
         <w:spacing w:before="160" w:after="80"/>
       </w:pPr>
       <w:r>
@@ -9152,7 +9950,7 @@
         </w:rPr>
         <w:drawing>
           <wp:inline>
-            <wp:extent cx="2552700" cy="2832100"/>
+            <wp:extent cx="2552700" cy="2552700"/>
             <wp:effectExtent b="0" l="0" r="0" t="0"/>
             <wp:docPr descr="" title="" id="45" name="Picture"/>
             <a:graphic>
@@ -9173,7 +9971,7 @@
                   <pic:spPr bwMode="auto">
                     <a:xfrm>
                       <a:off x="0" y="0"/>
-                      <a:ext cx="2552700" cy="2832100"/>
+                      <a:ext cx="2552700" cy="2552700"/>
                     </a:xfrm>
                     <a:prstGeom prst="rect">
                       <a:avLst/>
@@ -9194,6 +9992,31 @@
     </w:p>
     <w:p>
       <w:pPr>
+        <w:spacing w:before="0" w:after="0"/>
+      </w:pPr>
+    </w:p>
+    <w:p>
+      <w:pPr>
+        <w:spacing w:before="0" w:after="0"/>
+      </w:pPr>
+    </w:p>
+    <w:p>
+      <w:pPr>
+        <w:spacing w:before="0" w:after="0"/>
+      </w:pPr>
+    </w:p>
+    <w:p>
+      <w:pPr>
+        <w:spacing w:before="0" w:after="0"/>
+      </w:pPr>
+    </w:p>
+    <w:p>
+      <w:pPr>
+        <w:spacing w:before="0" w:after="0"/>
+      </w:pPr>
+    </w:p>
+    <w:p>
+      <w:pPr>
         <w:spacing w:before="160" w:after="80"/>
       </w:pPr>
       <w:r>
@@ -9436,6 +10259,31 @@
         </w:rPr>
         <w:t>。</w:t>
       </w:r>
+    </w:p>
+    <w:p>
+      <w:pPr>
+        <w:spacing w:before="0" w:after="0"/>
+      </w:pPr>
+    </w:p>
+    <w:p>
+      <w:pPr>
+        <w:spacing w:before="0" w:after="0"/>
+      </w:pPr>
+    </w:p>
+    <w:p>
+      <w:pPr>
+        <w:spacing w:before="0" w:after="0"/>
+      </w:pPr>
+    </w:p>
+    <w:p>
+      <w:pPr>
+        <w:spacing w:before="0" w:after="0"/>
+      </w:pPr>
+    </w:p>
+    <w:p>
+      <w:pPr>
+        <w:spacing w:before="0" w:after="0"/>
+      </w:pPr>
     </w:p>
     <w:p>
       <w:pPr>
@@ -9699,6 +10547,31 @@
     </w:p>
     <w:p>
       <w:pPr>
+        <w:spacing w:before="0" w:after="0"/>
+      </w:pPr>
+    </w:p>
+    <w:p>
+      <w:pPr>
+        <w:spacing w:before="0" w:after="0"/>
+      </w:pPr>
+    </w:p>
+    <w:p>
+      <w:pPr>
+        <w:spacing w:before="0" w:after="0"/>
+      </w:pPr>
+    </w:p>
+    <w:p>
+      <w:pPr>
+        <w:spacing w:before="0" w:after="0"/>
+      </w:pPr>
+    </w:p>
+    <w:p>
+      <w:pPr>
+        <w:spacing w:before="0" w:after="0"/>
+      </w:pPr>
+    </w:p>
+    <w:p>
+      <w:pPr>
         <w:spacing w:before="160" w:after="80"/>
       </w:pPr>
       <w:r>
@@ -10296,6 +11169,46 @@
     </w:p>
     <w:p>
       <w:pPr>
+        <w:spacing w:before="0" w:after="0"/>
+      </w:pPr>
+    </w:p>
+    <w:p>
+      <w:pPr>
+        <w:spacing w:before="0" w:after="0"/>
+      </w:pPr>
+    </w:p>
+    <w:p>
+      <w:pPr>
+        <w:spacing w:before="0" w:after="0"/>
+      </w:pPr>
+    </w:p>
+    <w:p>
+      <w:pPr>
+        <w:spacing w:before="0" w:after="0"/>
+      </w:pPr>
+    </w:p>
+    <w:p>
+      <w:pPr>
+        <w:spacing w:before="0" w:after="0"/>
+      </w:pPr>
+    </w:p>
+    <w:p>
+      <w:pPr>
+        <w:spacing w:before="0" w:after="0"/>
+      </w:pPr>
+    </w:p>
+    <w:p>
+      <w:pPr>
+        <w:spacing w:before="0" w:after="0"/>
+      </w:pPr>
+    </w:p>
+    <w:p>
+      <w:pPr>
+        <w:spacing w:before="0" w:after="0"/>
+      </w:pPr>
+    </w:p>
+    <w:p>
+      <w:pPr>
         <w:spacing w:before="160" w:after="80"/>
       </w:pPr>
       <w:r>
@@ -10551,6 +11464,31 @@
     </w:p>
     <w:p>
       <w:pPr>
+        <w:spacing w:before="0" w:after="0"/>
+      </w:pPr>
+    </w:p>
+    <w:p>
+      <w:pPr>
+        <w:spacing w:before="0" w:after="0"/>
+      </w:pPr>
+    </w:p>
+    <w:p>
+      <w:pPr>
+        <w:spacing w:before="0" w:after="0"/>
+      </w:pPr>
+    </w:p>
+    <w:p>
+      <w:pPr>
+        <w:spacing w:before="0" w:after="0"/>
+      </w:pPr>
+    </w:p>
+    <w:p>
+      <w:pPr>
+        <w:spacing w:before="0" w:after="0"/>
+      </w:pPr>
+    </w:p>
+    <w:p>
+      <w:pPr>
         <w:spacing w:before="160" w:after="80"/>
       </w:pPr>
       <w:r>
@@ -10685,6 +11623,21 @@
     </w:p>
     <w:p>
       <w:pPr>
+        <w:spacing w:before="0" w:after="0"/>
+      </w:pPr>
+    </w:p>
+    <w:p>
+      <w:pPr>
+        <w:spacing w:before="0" w:after="0"/>
+      </w:pPr>
+    </w:p>
+    <w:p>
+      <w:pPr>
+        <w:spacing w:before="0" w:after="0"/>
+      </w:pPr>
+    </w:p>
+    <w:p>
+      <w:pPr>
         <w:spacing w:before="160" w:after="80"/>
       </w:pPr>
       <w:r>
@@ -10945,7 +11898,7 @@
         </w:rPr>
         <w:drawing>
           <wp:inline>
-            <wp:extent cx="1800000" cy="2304672"/>
+            <wp:extent cx="1759292" cy="2304672"/>
             <wp:effectExtent b="0" l="0" r="0" t="0"/>
             <wp:docPr descr="" title="" id="55" name="Picture"/>
             <a:graphic>
@@ -10966,7 +11919,7 @@
                   <pic:spPr bwMode="auto">
                     <a:xfrm>
                       <a:off x="0" y="0"/>
-                      <a:ext cx="1800000" cy="2304672"/>
+                      <a:ext cx="1759292" cy="2304672"/>
                     </a:xfrm>
                     <a:prstGeom prst="rect">
                       <a:avLst/>
@@ -10987,6 +11940,31 @@
     </w:p>
     <w:p>
       <w:pPr>
+        <w:spacing w:before="0" w:after="0"/>
+      </w:pPr>
+    </w:p>
+    <w:p>
+      <w:pPr>
+        <w:spacing w:before="0" w:after="0"/>
+      </w:pPr>
+    </w:p>
+    <w:p>
+      <w:pPr>
+        <w:spacing w:before="0" w:after="0"/>
+      </w:pPr>
+    </w:p>
+    <w:p>
+      <w:pPr>
+        <w:spacing w:before="0" w:after="0"/>
+      </w:pPr>
+    </w:p>
+    <w:p>
+      <w:pPr>
+        <w:spacing w:before="0" w:after="0"/>
+      </w:pPr>
+    </w:p>
+    <w:p>
+      <w:pPr>
         <w:spacing w:before="160" w:after="80"/>
       </w:pPr>
       <w:r>
@@ -11249,6 +12227,31 @@
     </w:p>
     <w:p>
       <w:pPr>
+        <w:spacing w:before="0" w:after="0"/>
+      </w:pPr>
+    </w:p>
+    <w:p>
+      <w:pPr>
+        <w:spacing w:before="0" w:after="0"/>
+      </w:pPr>
+    </w:p>
+    <w:p>
+      <w:pPr>
+        <w:spacing w:before="0" w:after="0"/>
+      </w:pPr>
+    </w:p>
+    <w:p>
+      <w:pPr>
+        <w:spacing w:before="0" w:after="0"/>
+      </w:pPr>
+    </w:p>
+    <w:p>
+      <w:pPr>
+        <w:spacing w:before="0" w:after="0"/>
+      </w:pPr>
+    </w:p>
+    <w:p>
+      <w:pPr>
         <w:spacing w:before="160" w:after="80"/>
       </w:pPr>
       <w:r>
@@ -11578,6 +12581,31 @@
     </w:p>
     <w:p>
       <w:pPr>
+        <w:spacing w:before="0" w:after="0"/>
+      </w:pPr>
+    </w:p>
+    <w:p>
+      <w:pPr>
+        <w:spacing w:before="0" w:after="0"/>
+      </w:pPr>
+    </w:p>
+    <w:p>
+      <w:pPr>
+        <w:spacing w:before="0" w:after="0"/>
+      </w:pPr>
+    </w:p>
+    <w:p>
+      <w:pPr>
+        <w:spacing w:before="0" w:after="0"/>
+      </w:pPr>
+    </w:p>
+    <w:p>
+      <w:pPr>
+        <w:spacing w:before="0" w:after="0"/>
+      </w:pPr>
+    </w:p>
+    <w:p>
+      <w:pPr>
         <w:spacing w:before="160" w:after="80"/>
       </w:pPr>
       <w:r>
@@ -11735,6 +12763,21 @@
     </w:p>
     <w:p>
       <w:pPr>
+        <w:spacing w:before="0" w:after="0"/>
+      </w:pPr>
+    </w:p>
+    <w:p>
+      <w:pPr>
+        <w:spacing w:before="0" w:after="0"/>
+      </w:pPr>
+    </w:p>
+    <w:p>
+      <w:pPr>
+        <w:spacing w:before="0" w:after="0"/>
+      </w:pPr>
+    </w:p>
+    <w:p>
+      <w:pPr>
         <w:spacing w:before="160" w:after="80"/>
       </w:pPr>
       <w:r>
@@ -11936,6 +12979,31 @@
     </w:p>
     <w:p>
       <w:pPr>
+        <w:spacing w:before="0" w:after="0"/>
+      </w:pPr>
+    </w:p>
+    <w:p>
+      <w:pPr>
+        <w:spacing w:before="0" w:after="0"/>
+      </w:pPr>
+    </w:p>
+    <w:p>
+      <w:pPr>
+        <w:spacing w:before="0" w:after="0"/>
+      </w:pPr>
+    </w:p>
+    <w:p>
+      <w:pPr>
+        <w:spacing w:before="0" w:after="0"/>
+      </w:pPr>
+    </w:p>
+    <w:p>
+      <w:pPr>
+        <w:spacing w:before="0" w:after="0"/>
+      </w:pPr>
+    </w:p>
+    <w:p>
+      <w:pPr>
         <w:spacing w:before="160" w:after="80"/>
       </w:pPr>
       <w:r>
@@ -12047,6 +13115,21 @@
         </w:rPr>
         <w:t>。</w:t>
       </w:r>
+    </w:p>
+    <w:p>
+      <w:pPr>
+        <w:spacing w:before="0" w:after="0"/>
+      </w:pPr>
+    </w:p>
+    <w:p>
+      <w:pPr>
+        <w:spacing w:before="0" w:after="0"/>
+      </w:pPr>
+    </w:p>
+    <w:p>
+      <w:pPr>
+        <w:spacing w:before="0" w:after="0"/>
+      </w:pPr>
     </w:p>
     <w:p>
       <w:pPr>
@@ -12334,6 +13417,31 @@
         </w:rPr>
         <w:t>。</w:t>
       </w:r>
+    </w:p>
+    <w:p>
+      <w:pPr>
+        <w:spacing w:before="0" w:after="0"/>
+      </w:pPr>
+    </w:p>
+    <w:p>
+      <w:pPr>
+        <w:spacing w:before="0" w:after="0"/>
+      </w:pPr>
+    </w:p>
+    <w:p>
+      <w:pPr>
+        <w:spacing w:before="0" w:after="0"/>
+      </w:pPr>
+    </w:p>
+    <w:p>
+      <w:pPr>
+        <w:spacing w:before="0" w:after="0"/>
+      </w:pPr>
+    </w:p>
+    <w:p>
+      <w:pPr>
+        <w:spacing w:before="0" w:after="0"/>
+      </w:pPr>
     </w:p>
     <w:p>
       <w:pPr>
@@ -12776,6 +13884,31 @@
     </w:p>
     <w:p>
       <w:pPr>
+        <w:spacing w:before="0" w:after="0"/>
+      </w:pPr>
+    </w:p>
+    <w:p>
+      <w:pPr>
+        <w:spacing w:before="0" w:after="0"/>
+      </w:pPr>
+    </w:p>
+    <w:p>
+      <w:pPr>
+        <w:spacing w:before="0" w:after="0"/>
+      </w:pPr>
+    </w:p>
+    <w:p>
+      <w:pPr>
+        <w:spacing w:before="0" w:after="0"/>
+      </w:pPr>
+    </w:p>
+    <w:p>
+      <w:pPr>
+        <w:spacing w:before="0" w:after="0"/>
+      </w:pPr>
+    </w:p>
+    <w:p>
+      <w:pPr>
         <w:spacing w:before="160" w:after="80"/>
       </w:pPr>
       <w:r>
@@ -13263,6 +14396,31 @@
         </w:rPr>
         <w:t xml:space="preserve">解释为什么吡啶的碱性强于吡咯</w:t>
       </w:r>
+    </w:p>
+    <w:p>
+      <w:pPr>
+        <w:spacing w:before="0" w:after="0"/>
+      </w:pPr>
+    </w:p>
+    <w:p>
+      <w:pPr>
+        <w:spacing w:before="0" w:after="0"/>
+      </w:pPr>
+    </w:p>
+    <w:p>
+      <w:pPr>
+        <w:spacing w:before="0" w:after="0"/>
+      </w:pPr>
+    </w:p>
+    <w:p>
+      <w:pPr>
+        <w:spacing w:before="0" w:after="0"/>
+      </w:pPr>
+    </w:p>
+    <w:p>
+      <w:pPr>
+        <w:spacing w:before="0" w:after="0"/>
+      </w:pPr>
     </w:p>
     <w:p>
       <w:pPr>
@@ -13888,6 +15046,46 @@
     </w:p>
     <w:p>
       <w:pPr>
+        <w:spacing w:before="0" w:after="0"/>
+      </w:pPr>
+    </w:p>
+    <w:p>
+      <w:pPr>
+        <w:spacing w:before="0" w:after="0"/>
+      </w:pPr>
+    </w:p>
+    <w:p>
+      <w:pPr>
+        <w:spacing w:before="0" w:after="0"/>
+      </w:pPr>
+    </w:p>
+    <w:p>
+      <w:pPr>
+        <w:spacing w:before="0" w:after="0"/>
+      </w:pPr>
+    </w:p>
+    <w:p>
+      <w:pPr>
+        <w:spacing w:before="0" w:after="0"/>
+      </w:pPr>
+    </w:p>
+    <w:p>
+      <w:pPr>
+        <w:spacing w:before="0" w:after="0"/>
+      </w:pPr>
+    </w:p>
+    <w:p>
+      <w:pPr>
+        <w:spacing w:before="0" w:after="0"/>
+      </w:pPr>
+    </w:p>
+    <w:p>
+      <w:pPr>
+        <w:spacing w:before="0" w:after="0"/>
+      </w:pPr>
+    </w:p>
+    <w:p>
+      <w:pPr>
         <w:spacing w:before="160" w:after="80"/>
       </w:pPr>
       <w:r>
@@ -14150,6 +15348,21 @@
     </w:p>
     <w:p>
       <w:pPr>
+        <w:spacing w:before="0" w:after="0"/>
+      </w:pPr>
+    </w:p>
+    <w:p>
+      <w:pPr>
+        <w:spacing w:before="0" w:after="0"/>
+      </w:pPr>
+    </w:p>
+    <w:p>
+      <w:pPr>
+        <w:spacing w:before="0" w:after="0"/>
+      </w:pPr>
+    </w:p>
+    <w:p>
+      <w:pPr>
         <w:spacing w:before="160" w:after="80"/>
       </w:pPr>
       <w:r>
@@ -14412,6 +15625,21 @@
     </w:p>
     <w:p>
       <w:pPr>
+        <w:spacing w:before="0" w:after="0"/>
+      </w:pPr>
+    </w:p>
+    <w:p>
+      <w:pPr>
+        <w:spacing w:before="0" w:after="0"/>
+      </w:pPr>
+    </w:p>
+    <w:p>
+      <w:pPr>
+        <w:spacing w:before="0" w:after="0"/>
+      </w:pPr>
+    </w:p>
+    <w:p>
+      <w:pPr>
         <w:spacing w:before="160" w:after="80"/>
       </w:pPr>
       <w:r>
@@ -14662,6 +15890,31 @@
     </w:p>
     <w:p>
       <w:pPr>
+        <w:spacing w:before="0" w:after="0"/>
+      </w:pPr>
+    </w:p>
+    <w:p>
+      <w:pPr>
+        <w:spacing w:before="0" w:after="0"/>
+      </w:pPr>
+    </w:p>
+    <w:p>
+      <w:pPr>
+        <w:spacing w:before="0" w:after="0"/>
+      </w:pPr>
+    </w:p>
+    <w:p>
+      <w:pPr>
+        <w:spacing w:before="0" w:after="0"/>
+      </w:pPr>
+    </w:p>
+    <w:p>
+      <w:pPr>
+        <w:spacing w:before="0" w:after="0"/>
+      </w:pPr>
+    </w:p>
+    <w:p>
+      <w:pPr>
         <w:spacing w:before="160" w:after="80"/>
       </w:pPr>
       <w:r>
@@ -14815,6 +16068,21 @@
     </w:p>
     <w:p>
       <w:pPr>
+        <w:spacing w:before="0" w:after="0"/>
+      </w:pPr>
+    </w:p>
+    <w:p>
+      <w:pPr>
+        <w:spacing w:before="0" w:after="0"/>
+      </w:pPr>
+    </w:p>
+    <w:p>
+      <w:pPr>
+        <w:spacing w:before="0" w:after="0"/>
+      </w:pPr>
+    </w:p>
+    <w:p>
+      <w:pPr>
         <w:spacing w:before="160" w:after="80"/>
       </w:pPr>
       <w:r>
@@ -15103,7 +16371,7 @@
         </w:rPr>
         <w:drawing>
           <wp:inline>
-            <wp:extent cx="3600000" cy="1173259"/>
+            <wp:extent cx="3600000" cy="1145915"/>
             <wp:effectExtent b="0" l="0" r="0" t="0"/>
             <wp:docPr descr="" title="" id="75" name="Picture"/>
             <a:graphic>
@@ -15124,7 +16392,7 @@
                   <pic:spPr bwMode="auto">
                     <a:xfrm>
                       <a:off x="0" y="0"/>
-                      <a:ext cx="3600000" cy="1173259"/>
+                      <a:ext cx="3600000" cy="1145915"/>
                     </a:xfrm>
                     <a:prstGeom prst="rect">
                       <a:avLst/>
@@ -15166,7 +16434,7 @@
         </w:rPr>
         <w:drawing>
           <wp:inline>
-            <wp:extent cx="3600000" cy="1162921"/>
+            <wp:extent cx="3600000" cy="1114773"/>
             <wp:effectExtent b="0" l="0" r="0" t="0"/>
             <wp:docPr descr="" title="" id="78" name="Picture"/>
             <a:graphic>
@@ -15187,7 +16455,7 @@
                   <pic:spPr bwMode="auto">
                     <a:xfrm>
                       <a:off x="0" y="0"/>
-                      <a:ext cx="3600000" cy="1162921"/>
+                      <a:ext cx="3600000" cy="1114773"/>
                     </a:xfrm>
                     <a:prstGeom prst="rect">
                       <a:avLst/>
@@ -15208,6 +16476,31 @@
     </w:p>
     <w:p>
       <w:pPr>
+        <w:spacing w:before="0" w:after="0"/>
+      </w:pPr>
+    </w:p>
+    <w:p>
+      <w:pPr>
+        <w:spacing w:before="0" w:after="0"/>
+      </w:pPr>
+    </w:p>
+    <w:p>
+      <w:pPr>
+        <w:spacing w:before="0" w:after="0"/>
+      </w:pPr>
+    </w:p>
+    <w:p>
+      <w:pPr>
+        <w:spacing w:before="0" w:after="0"/>
+      </w:pPr>
+    </w:p>
+    <w:p>
+      <w:pPr>
+        <w:spacing w:before="0" w:after="0"/>
+      </w:pPr>
+    </w:p>
+    <w:p>
+      <w:pPr>
         <w:spacing w:before="160" w:after="80"/>
       </w:pPr>
       <w:r>
@@ -15458,6 +16751,31 @@
     </w:p>
     <w:p>
       <w:pPr>
+        <w:spacing w:before="0" w:after="0"/>
+      </w:pPr>
+    </w:p>
+    <w:p>
+      <w:pPr>
+        <w:spacing w:before="0" w:after="0"/>
+      </w:pPr>
+    </w:p>
+    <w:p>
+      <w:pPr>
+        <w:spacing w:before="0" w:after="0"/>
+      </w:pPr>
+    </w:p>
+    <w:p>
+      <w:pPr>
+        <w:spacing w:before="0" w:after="0"/>
+      </w:pPr>
+    </w:p>
+    <w:p>
+      <w:pPr>
+        <w:spacing w:before="0" w:after="0"/>
+      </w:pPr>
+    </w:p>
+    <w:p>
+      <w:pPr>
         <w:spacing w:before="160" w:after="80"/>
       </w:pPr>
       <w:r>
@@ -15671,6 +16989,21 @@
     </w:p>
     <w:p>
       <w:pPr>
+        <w:spacing w:before="0" w:after="0"/>
+      </w:pPr>
+    </w:p>
+    <w:p>
+      <w:pPr>
+        <w:spacing w:before="0" w:after="0"/>
+      </w:pPr>
+    </w:p>
+    <w:p>
+      <w:pPr>
+        <w:spacing w:before="0" w:after="0"/>
+      </w:pPr>
+    </w:p>
+    <w:p>
+      <w:pPr>
         <w:spacing w:before="160" w:after="80"/>
       </w:pPr>
       <w:r>
@@ -15857,6 +17190,31 @@
     </w:p>
     <w:p>
       <w:pPr>
+        <w:spacing w:before="0" w:after="0"/>
+      </w:pPr>
+    </w:p>
+    <w:p>
+      <w:pPr>
+        <w:spacing w:before="0" w:after="0"/>
+      </w:pPr>
+    </w:p>
+    <w:p>
+      <w:pPr>
+        <w:spacing w:before="0" w:after="0"/>
+      </w:pPr>
+    </w:p>
+    <w:p>
+      <w:pPr>
+        <w:spacing w:before="0" w:after="0"/>
+      </w:pPr>
+    </w:p>
+    <w:p>
+      <w:pPr>
+        <w:spacing w:before="0" w:after="0"/>
+      </w:pPr>
+    </w:p>
+    <w:p>
+      <w:pPr>
         <w:spacing w:before="160" w:after="80"/>
       </w:pPr>
       <w:r>
@@ -16037,6 +17395,31 @@
     </w:p>
     <w:p>
       <w:pPr>
+        <w:spacing w:before="0" w:after="0"/>
+      </w:pPr>
+    </w:p>
+    <w:p>
+      <w:pPr>
+        <w:spacing w:before="0" w:after="0"/>
+      </w:pPr>
+    </w:p>
+    <w:p>
+      <w:pPr>
+        <w:spacing w:before="0" w:after="0"/>
+      </w:pPr>
+    </w:p>
+    <w:p>
+      <w:pPr>
+        <w:spacing w:before="0" w:after="0"/>
+      </w:pPr>
+    </w:p>
+    <w:p>
+      <w:pPr>
+        <w:spacing w:before="0" w:after="0"/>
+      </w:pPr>
+    </w:p>
+    <w:p>
+      <w:pPr>
         <w:spacing w:before="160" w:after="80"/>
       </w:pPr>
       <w:r>
@@ -16324,6 +17707,31 @@
     </w:p>
     <w:p>
       <w:pPr>
+        <w:spacing w:before="0" w:after="0"/>
+      </w:pPr>
+    </w:p>
+    <w:p>
+      <w:pPr>
+        <w:spacing w:before="0" w:after="0"/>
+      </w:pPr>
+    </w:p>
+    <w:p>
+      <w:pPr>
+        <w:spacing w:before="0" w:after="0"/>
+      </w:pPr>
+    </w:p>
+    <w:p>
+      <w:pPr>
+        <w:spacing w:before="0" w:after="0"/>
+      </w:pPr>
+    </w:p>
+    <w:p>
+      <w:pPr>
+        <w:spacing w:before="0" w:after="0"/>
+      </w:pPr>
+    </w:p>
+    <w:p>
+      <w:pPr>
         <w:spacing w:before="160" w:after="80"/>
       </w:pPr>
       <w:r>
@@ -16528,6 +17936,31 @@
     </w:p>
     <w:p>
       <w:pPr>
+        <w:spacing w:before="0" w:after="0"/>
+      </w:pPr>
+    </w:p>
+    <w:p>
+      <w:pPr>
+        <w:spacing w:before="0" w:after="0"/>
+      </w:pPr>
+    </w:p>
+    <w:p>
+      <w:pPr>
+        <w:spacing w:before="0" w:after="0"/>
+      </w:pPr>
+    </w:p>
+    <w:p>
+      <w:pPr>
+        <w:spacing w:before="0" w:after="0"/>
+      </w:pPr>
+    </w:p>
+    <w:p>
+      <w:pPr>
+        <w:spacing w:before="0" w:after="0"/>
+      </w:pPr>
+    </w:p>
+    <w:p>
+      <w:pPr>
         <w:spacing w:before="160" w:after="80"/>
       </w:pPr>
       <w:r>
@@ -16762,6 +18195,31 @@
     </w:p>
     <w:p>
       <w:pPr>
+        <w:spacing w:before="0" w:after="0"/>
+      </w:pPr>
+    </w:p>
+    <w:p>
+      <w:pPr>
+        <w:spacing w:before="0" w:after="0"/>
+      </w:pPr>
+    </w:p>
+    <w:p>
+      <w:pPr>
+        <w:spacing w:before="0" w:after="0"/>
+      </w:pPr>
+    </w:p>
+    <w:p>
+      <w:pPr>
+        <w:spacing w:before="0" w:after="0"/>
+      </w:pPr>
+    </w:p>
+    <w:p>
+      <w:pPr>
+        <w:spacing w:before="0" w:after="0"/>
+      </w:pPr>
+    </w:p>
+    <w:p>
+      <w:pPr>
         <w:spacing w:before="160" w:after="80"/>
       </w:pPr>
       <w:r>
@@ -16949,6 +18407,21 @@
     </w:p>
     <w:p>
       <w:pPr>
+        <w:spacing w:before="0" w:after="0"/>
+      </w:pPr>
+    </w:p>
+    <w:p>
+      <w:pPr>
+        <w:spacing w:before="0" w:after="0"/>
+      </w:pPr>
+    </w:p>
+    <w:p>
+      <w:pPr>
+        <w:spacing w:before="0" w:after="0"/>
+      </w:pPr>
+    </w:p>
+    <w:p>
+      <w:pPr>
         <w:spacing w:before="160" w:after="80"/>
       </w:pPr>
       <w:r>
@@ -17023,6 +18496,31 @@
         </w:rPr>
         <w:t xml:space="preserve"> 3,2,2,+½ (2) 3,0,-1,+½ (3) 2,2,2,2 (4) 1,0,0,0 (5) 2,-1,0,+½ (6) 2,0,-2,+½</w:t>
       </w:r>
+    </w:p>
+    <w:p>
+      <w:pPr>
+        <w:spacing w:before="0" w:after="0"/>
+      </w:pPr>
+    </w:p>
+    <w:p>
+      <w:pPr>
+        <w:spacing w:before="0" w:after="0"/>
+      </w:pPr>
+    </w:p>
+    <w:p>
+      <w:pPr>
+        <w:spacing w:before="0" w:after="0"/>
+      </w:pPr>
+    </w:p>
+    <w:p>
+      <w:pPr>
+        <w:spacing w:before="0" w:after="0"/>
+      </w:pPr>
+    </w:p>
+    <w:p>
+      <w:pPr>
+        <w:spacing w:before="0" w:after="0"/>
+      </w:pPr>
     </w:p>
     <w:p>
       <w:pPr>
@@ -22111,7 +23609,7 @@
         </w:rPr>
         <w:drawing>
           <wp:inline>
-            <wp:extent cx="2374900" cy="2032000"/>
+            <wp:extent cx="2374900" cy="2018665"/>
             <wp:effectExtent b="0" l="0" r="0" t="0"/>
             <wp:docPr descr="" title="" id="116" name="Picture"/>
             <a:graphic>
@@ -22132,7 +23630,7 @@
                   <pic:spPr bwMode="auto">
                     <a:xfrm>
                       <a:off x="0" y="0"/>
-                      <a:ext cx="2374900" cy="2032000"/>
+                      <a:ext cx="2374900" cy="2018665"/>
                     </a:xfrm>
                     <a:prstGeom prst="rect">
                       <a:avLst/>
@@ -22897,6 +24395,46 @@
     </w:p>
     <w:p>
       <w:pPr>
+        <w:spacing w:before="0" w:after="0"/>
+      </w:pPr>
+    </w:p>
+    <w:p>
+      <w:pPr>
+        <w:spacing w:before="0" w:after="0"/>
+      </w:pPr>
+    </w:p>
+    <w:p>
+      <w:pPr>
+        <w:spacing w:before="0" w:after="0"/>
+      </w:pPr>
+    </w:p>
+    <w:p>
+      <w:pPr>
+        <w:spacing w:before="0" w:after="0"/>
+      </w:pPr>
+    </w:p>
+    <w:p>
+      <w:pPr>
+        <w:spacing w:before="0" w:after="0"/>
+      </w:pPr>
+    </w:p>
+    <w:p>
+      <w:pPr>
+        <w:spacing w:before="0" w:after="0"/>
+      </w:pPr>
+    </w:p>
+    <w:p>
+      <w:pPr>
+        <w:spacing w:before="0" w:after="0"/>
+      </w:pPr>
+    </w:p>
+    <w:p>
+      <w:pPr>
+        <w:spacing w:before="0" w:after="0"/>
+      </w:pPr>
+    </w:p>
+    <w:p>
+      <w:pPr>
         <w:spacing w:before="160" w:after="80"/>
       </w:pPr>
       <w:r>
@@ -23093,6 +24631,31 @@
         </w:rPr>
         <w:t>2</w:t>
       </w:r>
+    </w:p>
+    <w:p>
+      <w:pPr>
+        <w:spacing w:before="0" w:after="0"/>
+      </w:pPr>
+    </w:p>
+    <w:p>
+      <w:pPr>
+        <w:spacing w:before="0" w:after="0"/>
+      </w:pPr>
+    </w:p>
+    <w:p>
+      <w:pPr>
+        <w:spacing w:before="0" w:after="0"/>
+      </w:pPr>
+    </w:p>
+    <w:p>
+      <w:pPr>
+        <w:spacing w:before="0" w:after="0"/>
+      </w:pPr>
+    </w:p>
+    <w:p>
+      <w:pPr>
+        <w:spacing w:before="0" w:after="0"/>
+      </w:pPr>
     </w:p>
     <w:p>
       <w:pPr>
@@ -23361,6 +24924,31 @@
     </w:p>
     <w:p>
       <w:pPr>
+        <w:spacing w:before="0" w:after="0"/>
+      </w:pPr>
+    </w:p>
+    <w:p>
+      <w:pPr>
+        <w:spacing w:before="0" w:after="0"/>
+      </w:pPr>
+    </w:p>
+    <w:p>
+      <w:pPr>
+        <w:spacing w:before="0" w:after="0"/>
+      </w:pPr>
+    </w:p>
+    <w:p>
+      <w:pPr>
+        <w:spacing w:before="0" w:after="0"/>
+      </w:pPr>
+    </w:p>
+    <w:p>
+      <w:pPr>
+        <w:spacing w:before="0" w:after="0"/>
+      </w:pPr>
+    </w:p>
+    <w:p>
+      <w:pPr>
         <w:spacing w:before="160" w:after="80"/>
       </w:pPr>
       <w:r>
@@ -23678,6 +25266,31 @@
     </w:p>
     <w:p>
       <w:pPr>
+        <w:spacing w:before="0" w:after="0"/>
+      </w:pPr>
+    </w:p>
+    <w:p>
+      <w:pPr>
+        <w:spacing w:before="0" w:after="0"/>
+      </w:pPr>
+    </w:p>
+    <w:p>
+      <w:pPr>
+        <w:spacing w:before="0" w:after="0"/>
+      </w:pPr>
+    </w:p>
+    <w:p>
+      <w:pPr>
+        <w:spacing w:before="0" w:after="0"/>
+      </w:pPr>
+    </w:p>
+    <w:p>
+      <w:pPr>
+        <w:spacing w:before="0" w:after="0"/>
+      </w:pPr>
+    </w:p>
+    <w:p>
+      <w:pPr>
         <w:spacing w:before="160" w:after="80"/>
       </w:pPr>
       <w:r>
@@ -24166,6 +25779,46 @@
     </w:p>
     <w:p>
       <w:pPr>
+        <w:spacing w:before="0" w:after="0"/>
+      </w:pPr>
+    </w:p>
+    <w:p>
+      <w:pPr>
+        <w:spacing w:before="0" w:after="0"/>
+      </w:pPr>
+    </w:p>
+    <w:p>
+      <w:pPr>
+        <w:spacing w:before="0" w:after="0"/>
+      </w:pPr>
+    </w:p>
+    <w:p>
+      <w:pPr>
+        <w:spacing w:before="0" w:after="0"/>
+      </w:pPr>
+    </w:p>
+    <w:p>
+      <w:pPr>
+        <w:spacing w:before="0" w:after="0"/>
+      </w:pPr>
+    </w:p>
+    <w:p>
+      <w:pPr>
+        <w:spacing w:before="0" w:after="0"/>
+      </w:pPr>
+    </w:p>
+    <w:p>
+      <w:pPr>
+        <w:spacing w:before="0" w:after="0"/>
+      </w:pPr>
+    </w:p>
+    <w:p>
+      <w:pPr>
+        <w:spacing w:before="0" w:after="0"/>
+      </w:pPr>
+    </w:p>
+    <w:p>
+      <w:pPr>
         <w:spacing w:before="160" w:after="80"/>
       </w:pPr>
       <w:r>
@@ -24484,6 +26137,31 @@
     </w:p>
     <w:p>
       <w:pPr>
+        <w:spacing w:before="0" w:after="0"/>
+      </w:pPr>
+    </w:p>
+    <w:p>
+      <w:pPr>
+        <w:spacing w:before="0" w:after="0"/>
+      </w:pPr>
+    </w:p>
+    <w:p>
+      <w:pPr>
+        <w:spacing w:before="0" w:after="0"/>
+      </w:pPr>
+    </w:p>
+    <w:p>
+      <w:pPr>
+        <w:spacing w:before="0" w:after="0"/>
+      </w:pPr>
+    </w:p>
+    <w:p>
+      <w:pPr>
+        <w:spacing w:before="0" w:after="0"/>
+      </w:pPr>
+    </w:p>
+    <w:p>
+      <w:pPr>
         <w:spacing w:before="160" w:after="80"/>
       </w:pPr>
       <w:r>
@@ -24952,6 +26630,31 @@
     </w:p>
     <w:p>
       <w:pPr>
+        <w:spacing w:before="0" w:after="0"/>
+      </w:pPr>
+    </w:p>
+    <w:p>
+      <w:pPr>
+        <w:spacing w:before="0" w:after="0"/>
+      </w:pPr>
+    </w:p>
+    <w:p>
+      <w:pPr>
+        <w:spacing w:before="0" w:after="0"/>
+      </w:pPr>
+    </w:p>
+    <w:p>
+      <w:pPr>
+        <w:spacing w:before="0" w:after="0"/>
+      </w:pPr>
+    </w:p>
+    <w:p>
+      <w:pPr>
+        <w:spacing w:before="0" w:after="0"/>
+      </w:pPr>
+    </w:p>
+    <w:p>
+      <w:pPr>
         <w:spacing w:before="160" w:after="80"/>
       </w:pPr>
       <w:r>
@@ -25604,6 +27307,46 @@
         </w:rPr>
         <w:t>。</w:t>
       </w:r>
+    </w:p>
+    <w:p>
+      <w:pPr>
+        <w:spacing w:before="0" w:after="0"/>
+      </w:pPr>
+    </w:p>
+    <w:p>
+      <w:pPr>
+        <w:spacing w:before="0" w:after="0"/>
+      </w:pPr>
+    </w:p>
+    <w:p>
+      <w:pPr>
+        <w:spacing w:before="0" w:after="0"/>
+      </w:pPr>
+    </w:p>
+    <w:p>
+      <w:pPr>
+        <w:spacing w:before="0" w:after="0"/>
+      </w:pPr>
+    </w:p>
+    <w:p>
+      <w:pPr>
+        <w:spacing w:before="0" w:after="0"/>
+      </w:pPr>
+    </w:p>
+    <w:p>
+      <w:pPr>
+        <w:spacing w:before="0" w:after="0"/>
+      </w:pPr>
+    </w:p>
+    <w:p>
+      <w:pPr>
+        <w:spacing w:before="0" w:after="0"/>
+      </w:pPr>
+    </w:p>
+    <w:p>
+      <w:pPr>
+        <w:spacing w:before="0" w:after="0"/>
+      </w:pPr>
     </w:p>
     <w:p>
       <w:pPr>

--- a/00-首页/题组Word/第一轮习题集/结构化学/分子结构练习题组-学生版.docx
+++ b/00-首页/题组Word/第一轮习题集/结构化学/分子结构练习题组-学生版.docx
@@ -56,6 +56,14 @@
         <w:tblStyle w:val="Table"/>
         <w:tblW w:type="pct" w:w="5000"/>
         <w:tblLayout w:type="fixed"/>
+        <w:tblBorders>
+          <w:top w:val="single" w:sz="12" w:space="0" w:color="000000"/>
+          <w:left w:val="none" w:sz="0" w:space="0" w:color="auto"/>
+          <w:bottom w:val="single" w:sz="12" w:space="0" w:color="000000"/>
+          <w:right w:val="none" w:sz="0" w:space="0" w:color="auto"/>
+          <w:insideH w:val="none" w:sz="0" w:space="0" w:color="auto"/>
+          <w:insideV w:val="none" w:sz="0" w:space="0" w:color="auto"/>
+        </w:tblBorders>
         <w:tblLook w:firstRow="1" w:lastRow="0" w:firstColumn="0" w:lastColumn="0" w:noHBand="0" w:noVBand="0" w:val="0020"/>
       </w:tblPr>
       <w:tblGrid>
@@ -69,7 +77,11 @@
           <w:tblHeader w:val="on"/>
         </w:trPr>
         <w:tc>
-          <w:tcPr/>
+          <w:tcPr>
+            <w:tcBorders>
+              <w:bottom w:val="single" w:sz="8" w:space="0" w:color="000000"/>
+            </w:tcBorders>
+          </w:tcPr>
           <w:p>
             <w:pPr>
               <w:pStyle w:val="Compact"/>
@@ -85,7 +97,11 @@
           </w:p>
         </w:tc>
         <w:tc>
-          <w:tcPr/>
+          <w:tcPr>
+            <w:tcBorders>
+              <w:bottom w:val="single" w:sz="8" w:space="0" w:color="000000"/>
+            </w:tcBorders>
+          </w:tcPr>
           <w:p>
             <w:pPr>
               <w:pStyle w:val="Compact"/>
@@ -101,7 +117,11 @@
           </w:p>
         </w:tc>
         <w:tc>
-          <w:tcPr/>
+          <w:tcPr>
+            <w:tcBorders>
+              <w:bottom w:val="single" w:sz="8" w:space="0" w:color="000000"/>
+            </w:tcBorders>
+          </w:tcPr>
           <w:p>
             <w:pPr>
               <w:pStyle w:val="Compact"/>
@@ -117,7 +137,11 @@
           </w:p>
         </w:tc>
         <w:tc>
-          <w:tcPr/>
+          <w:tcPr>
+            <w:tcBorders>
+              <w:bottom w:val="single" w:sz="8" w:space="0" w:color="000000"/>
+            </w:tcBorders>
+          </w:tcPr>
           <w:p>
             <w:pPr>
               <w:pStyle w:val="Compact"/>
@@ -6077,8 +6101,8 @@
     <w:p>
       <w:pPr>
         <w:pStyle w:val="FirstParagraph"/>
+        <w:spacing w:before="0" w:after="0"/>
         <w:ind w:left="480" w:hanging="480"/>
-        <w:spacing w:after="0"/>
       </w:pPr>
       <w:r>
         <w:rPr>
@@ -6108,8 +6132,8 @@
     <w:p>
       <w:pPr>
         <w:pStyle w:val="FirstParagraph"/>
+        <w:spacing w:before="0" w:after="0"/>
         <w:ind w:left="480" w:hanging="480"/>
-        <w:spacing w:before="0" w:after="0"/>
       </w:pPr>
       <w:r>
         <w:rPr>
@@ -6140,8 +6164,8 @@
     <w:p>
       <w:pPr>
         <w:pStyle w:val="FirstParagraph"/>
+        <w:spacing w:before="0" w:after="0"/>
         <w:ind w:left="480" w:hanging="480"/>
-        <w:spacing w:before="0" w:after="0"/>
       </w:pPr>
       <w:r>
         <w:rPr>
@@ -6166,8 +6190,8 @@
     <w:p>
       <w:pPr>
         <w:pStyle w:val="FirstParagraph"/>
+        <w:spacing w:before="0" w:after="0"/>
         <w:ind w:left="480" w:hanging="480"/>
-        <w:spacing w:before="0" w:after="0"/>
       </w:pPr>
       <w:r>
         <w:rPr>
@@ -6199,8 +6223,8 @@
     <w:p>
       <w:pPr>
         <w:pStyle w:val="FirstParagraph"/>
+        <w:spacing w:before="0" w:after="0"/>
         <w:ind w:left="480" w:hanging="480"/>
-        <w:spacing w:before="0" w:after="180"/>
       </w:pPr>
       <w:r>
         <w:rPr>
@@ -6271,8 +6295,8 @@
     <w:p>
       <w:pPr>
         <w:pStyle w:val="FirstParagraph"/>
+        <w:spacing w:before="0" w:after="0"/>
         <w:ind w:left="480" w:hanging="480"/>
-        <w:spacing w:after="0"/>
       </w:pPr>
       <w:r>
         <w:rPr>
@@ -6333,8 +6357,8 @@
     <w:p>
       <w:pPr>
         <w:pStyle w:val="FirstParagraph"/>
+        <w:spacing w:before="0" w:after="0"/>
         <w:ind w:left="480" w:hanging="480"/>
-        <w:spacing w:before="0" w:after="0"/>
       </w:pPr>
       <w:r>
         <w:rPr>
@@ -6407,8 +6431,8 @@
     <w:p>
       <w:pPr>
         <w:pStyle w:val="FirstParagraph"/>
+        <w:spacing w:before="0" w:after="0"/>
         <w:ind w:left="480" w:hanging="480"/>
-        <w:spacing w:before="0" w:after="0"/>
       </w:pPr>
       <w:r>
         <w:rPr>
@@ -6475,8 +6499,8 @@
     <w:p>
       <w:pPr>
         <w:pStyle w:val="FirstParagraph"/>
+        <w:spacing w:before="0" w:after="0"/>
         <w:ind w:left="480" w:hanging="480"/>
-        <w:spacing w:before="0" w:after="0"/>
       </w:pPr>
       <w:r>
         <w:rPr>
@@ -6562,8 +6586,8 @@
     <w:p>
       <w:pPr>
         <w:pStyle w:val="FirstParagraph"/>
+        <w:spacing w:before="0" w:after="0"/>
         <w:ind w:left="480" w:hanging="480"/>
-        <w:spacing w:before="0" w:after="180"/>
       </w:pPr>
       <w:r>
         <w:rPr>
@@ -14486,6 +14510,14 @@
       <w:tblPr>
         <w:tblStyle w:val="Table"/>
         <w:tblW w:type="auto" w:w="0"/>
+        <w:tblBorders>
+          <w:top w:val="single" w:sz="12" w:space="0" w:color="000000"/>
+          <w:left w:val="none" w:sz="0" w:space="0" w:color="auto"/>
+          <w:bottom w:val="single" w:sz="12" w:space="0" w:color="000000"/>
+          <w:right w:val="none" w:sz="0" w:space="0" w:color="auto"/>
+          <w:insideH w:val="none" w:sz="0" w:space="0" w:color="auto"/>
+          <w:insideV w:val="none" w:sz="0" w:space="0" w:color="auto"/>
+        </w:tblBorders>
         <w:tblLook w:firstRow="1" w:lastRow="0" w:firstColumn="0" w:lastColumn="0" w:noHBand="0" w:noVBand="0" w:val="0020"/>
       </w:tblPr>
       <w:tblGrid>
@@ -14498,7 +14530,11 @@
           <w:tblHeader w:val="on"/>
         </w:trPr>
         <w:tc>
-          <w:tcPr/>
+          <w:tcPr>
+            <w:tcBorders>
+              <w:bottom w:val="single" w:sz="8" w:space="0" w:color="000000"/>
+            </w:tcBorders>
+          </w:tcPr>
           <w:p>
             <w:pPr>
               <w:pStyle w:val="Compact"/>
@@ -14514,7 +14550,11 @@
           </w:p>
         </w:tc>
         <w:tc>
-          <w:tcPr/>
+          <w:tcPr>
+            <w:tcBorders>
+              <w:bottom w:val="single" w:sz="8" w:space="0" w:color="000000"/>
+            </w:tcBorders>
+          </w:tcPr>
           <w:p>
             <w:pPr>
               <w:pStyle w:val="Compact"/>
@@ -14537,7 +14577,11 @@
           </w:p>
         </w:tc>
         <w:tc>
-          <w:tcPr/>
+          <w:tcPr>
+            <w:tcBorders>
+              <w:bottom w:val="single" w:sz="8" w:space="0" w:color="000000"/>
+            </w:tcBorders>
+          </w:tcPr>
           <w:p>
             <w:pPr>
               <w:pStyle w:val="Compact"/>
@@ -28726,7 +28770,7 @@
     <ns0:rPr>
       <ns0:rFonts ns0:ascii="Times New Roman" ns0:cs="Times New Roman" ns0:eastAsia="SimHei" ns0:hAnsi="Times New Roman"/>
       <ns0:b/>
-      <ns0:color ns0:val="17324D"/>
+      <ns0:color ns0:val="000000"/>
       <ns0:sz ns0:val="44"/>
       <ns0:szCs ns0:val="56"/>
     </ns0:rPr>
@@ -28868,7 +28912,7 @@
     <ns0:rPr>
       <ns0:rFonts ns0:ascii="Times New Roman" ns0:cs="Times New Roman" ns0:eastAsia="SimHei" ns0:hAnsi="Times New Roman"/>
       <ns0:b/>
-      <ns0:color ns0:val="17324D"/>
+      <ns0:color ns0:val="000000"/>
       <ns0:sz ns0:val="32"/>
       <ns0:szCs ns0:val="40"/>
     </ns0:rPr>
@@ -28892,7 +28936,7 @@
     <ns0:rPr>
       <ns0:rFonts ns0:ascii="Times New Roman" ns0:cs="Times New Roman" ns0:eastAsia="SimHei" ns0:hAnsi="Times New Roman"/>
       <ns0:b/>
-      <ns0:color ns0:val="17324D"/>
+      <ns0:color ns0:val="000000"/>
       <ns0:sz ns0:val="28"/>
       <ns0:szCs ns0:val="32"/>
     </ns0:rPr>
@@ -28916,7 +28960,7 @@
     <ns0:rPr>
       <ns0:rFonts ns0:ascii="Times New Roman" ns0:cs="Times New Roman" ns0:eastAsia="SimHei" ns0:hAnsi="Times New Roman"/>
       <ns0:b/>
-      <ns0:color ns0:val="17324D"/>
+      <ns0:color ns0:val="000000"/>
       <ns0:sz ns0:val="25"/>
       <ns0:szCs ns0:val="28"/>
     </ns0:rPr>
